--- a/Slot1/Exercise1.docx
+++ b/Slot1/Exercise1.docx
@@ -33,7 +33,7 @@
       <w:r>
         <w:fldChar w:fldCharType="separate"/>
       </w:r>
-      <w:hyperlink w:anchor="_Toc229486940" w:history="1">
+      <w:hyperlink w:anchor="_Toc229491246" w:history="1">
         <w:r>
           <w:rPr>
             <w:rStyle w:val="Hyperlink"/>
@@ -75,7 +75,7 @@
             <w:noProof/>
             <w:webHidden/>
           </w:rPr>
-          <w:instrText xml:space="preserve"> PAGEREF _Toc229486940 \h </w:instrText>
+          <w:instrText xml:space="preserve"> PAGEREF _Toc229491246 \h </w:instrText>
         </w:r>
         <w:r>
           <w:rPr>
@@ -95,7 +95,7 @@
             <w:noProof/>
             <w:webHidden/>
           </w:rPr>
-          <w:t>2</w:t>
+          <w:t>3</w:t>
         </w:r>
         <w:r>
           <w:rPr>
@@ -119,7 +119,7 @@
           <w:sz w:val="22"/>
         </w:rPr>
       </w:pPr>
-      <w:hyperlink w:anchor="_Toc229486941" w:history="1">
+      <w:hyperlink w:anchor="_Toc229491247" w:history="1">
         <w:r>
           <w:rPr>
             <w:rStyle w:val="Hyperlink"/>
@@ -161,7 +161,7 @@
             <w:noProof/>
             <w:webHidden/>
           </w:rPr>
-          <w:instrText xml:space="preserve"> PAGEREF _Toc229486941 \h </w:instrText>
+          <w:instrText xml:space="preserve"> PAGEREF _Toc229491247 \h </w:instrText>
         </w:r>
         <w:r>
           <w:rPr>
@@ -181,7 +181,7 @@
             <w:noProof/>
             <w:webHidden/>
           </w:rPr>
-          <w:t>2</w:t>
+          <w:t>3</w:t>
         </w:r>
         <w:r>
           <w:rPr>
@@ -205,7 +205,7 @@
           <w:sz w:val="22"/>
         </w:rPr>
       </w:pPr>
-      <w:hyperlink w:anchor="_Toc229486942" w:history="1">
+      <w:hyperlink w:anchor="_Toc229491248" w:history="1">
         <w:r>
           <w:rPr>
             <w:rStyle w:val="Hyperlink"/>
@@ -247,7 +247,7 @@
             <w:noProof/>
             <w:webHidden/>
           </w:rPr>
-          <w:instrText xml:space="preserve"> PAGEREF _Toc229486942 \h </w:instrText>
+          <w:instrText xml:space="preserve"> PAGEREF _Toc229491248 \h </w:instrText>
         </w:r>
         <w:r>
           <w:rPr>
@@ -267,7 +267,7 @@
             <w:noProof/>
             <w:webHidden/>
           </w:rPr>
-          <w:t>2</w:t>
+          <w:t>3</w:t>
         </w:r>
         <w:r>
           <w:rPr>
@@ -291,7 +291,7 @@
           <w:sz w:val="22"/>
         </w:rPr>
       </w:pPr>
-      <w:hyperlink w:anchor="_Toc229486943" w:history="1">
+      <w:hyperlink w:anchor="_Toc229491249" w:history="1">
         <w:r>
           <w:rPr>
             <w:rStyle w:val="Hyperlink"/>
@@ -333,7 +333,7 @@
             <w:noProof/>
             <w:webHidden/>
           </w:rPr>
-          <w:instrText xml:space="preserve"> PAGEREF _Toc229486943 \h </w:instrText>
+          <w:instrText xml:space="preserve"> PAGEREF _Toc229491249 \h </w:instrText>
         </w:r>
         <w:r>
           <w:rPr>
@@ -353,7 +353,7 @@
             <w:noProof/>
             <w:webHidden/>
           </w:rPr>
-          <w:t>3</w:t>
+          <w:t>4</w:t>
         </w:r>
         <w:r>
           <w:rPr>
@@ -377,7 +377,7 @@
           <w:sz w:val="22"/>
         </w:rPr>
       </w:pPr>
-      <w:hyperlink w:anchor="_Toc229486944" w:history="1">
+      <w:hyperlink w:anchor="_Toc229491250" w:history="1">
         <w:r>
           <w:rPr>
             <w:rStyle w:val="Hyperlink"/>
@@ -419,7 +419,7 @@
             <w:noProof/>
             <w:webHidden/>
           </w:rPr>
-          <w:instrText xml:space="preserve"> PAGEREF _Toc229486944 \h </w:instrText>
+          <w:instrText xml:space="preserve"> PAGEREF _Toc229491250 \h </w:instrText>
         </w:r>
         <w:r>
           <w:rPr>
@@ -439,7 +439,7 @@
             <w:noProof/>
             <w:webHidden/>
           </w:rPr>
-          <w:t>3</w:t>
+          <w:t>5</w:t>
         </w:r>
         <w:r>
           <w:rPr>
@@ -454,7 +454,7 @@
       <w:pPr>
         <w:pStyle w:val="TOC1"/>
         <w:tabs>
-          <w:tab w:val="left" w:pos="522"/>
+          <w:tab w:val="left" w:pos="660"/>
           <w:tab w:val="right" w:leader="dot" w:pos="9350"/>
         </w:tabs>
         <w:rPr>
@@ -463,13 +463,13 @@
           <w:sz w:val="22"/>
         </w:rPr>
       </w:pPr>
-      <w:hyperlink w:anchor="_Toc229486945" w:history="1">
+      <w:hyperlink w:anchor="_Toc229491251" w:history="1">
         <w:r>
           <w:rPr>
             <w:rStyle w:val="Hyperlink"/>
             <w:noProof/>
           </w:rPr>
-          <w:t>3.</w:t>
+          <w:t>2.1.</w:t>
         </w:r>
         <w:r>
           <w:rPr>
@@ -484,7 +484,7 @@
             <w:rStyle w:val="Hyperlink"/>
             <w:noProof/>
           </w:rPr>
-          <w:t>Git là gì và các lệnh cơ bản</w:t>
+          <w:t>Spring Beans</w:t>
         </w:r>
         <w:r>
           <w:rPr>
@@ -505,7 +505,7 @@
             <w:noProof/>
             <w:webHidden/>
           </w:rPr>
-          <w:instrText xml:space="preserve"> PAGEREF _Toc229486945 \h </w:instrText>
+          <w:instrText xml:space="preserve"> PAGEREF _Toc229491251 \h </w:instrText>
         </w:r>
         <w:r>
           <w:rPr>
@@ -525,7 +525,7 @@
             <w:noProof/>
             <w:webHidden/>
           </w:rPr>
-          <w:t>4</w:t>
+          <w:t>5</w:t>
         </w:r>
         <w:r>
           <w:rPr>
@@ -549,13 +549,13 @@
           <w:sz w:val="22"/>
         </w:rPr>
       </w:pPr>
-      <w:hyperlink w:anchor="_Toc229486946" w:history="1">
+      <w:hyperlink w:anchor="_Toc229491252" w:history="1">
         <w:r>
           <w:rPr>
             <w:rStyle w:val="Hyperlink"/>
             <w:noProof/>
           </w:rPr>
-          <w:t>3.1.</w:t>
+          <w:t>2.2.</w:t>
         </w:r>
         <w:r>
           <w:rPr>
@@ -570,7 +570,7 @@
             <w:rStyle w:val="Hyperlink"/>
             <w:noProof/>
           </w:rPr>
-          <w:t>Git là gì?</w:t>
+          <w:t>IoC Container (Inversion of Control)</w:t>
         </w:r>
         <w:r>
           <w:rPr>
@@ -591,7 +591,7 @@
             <w:noProof/>
             <w:webHidden/>
           </w:rPr>
-          <w:instrText xml:space="preserve"> PAGEREF _Toc229486946 \h </w:instrText>
+          <w:instrText xml:space="preserve"> PAGEREF _Toc229491252 \h </w:instrText>
         </w:r>
         <w:r>
           <w:rPr>
@@ -611,7 +611,7 @@
             <w:noProof/>
             <w:webHidden/>
           </w:rPr>
-          <w:t>4</w:t>
+          <w:t>5</w:t>
         </w:r>
         <w:r>
           <w:rPr>
@@ -635,13 +635,13 @@
           <w:sz w:val="22"/>
         </w:rPr>
       </w:pPr>
-      <w:hyperlink w:anchor="_Toc229486947" w:history="1">
+      <w:hyperlink w:anchor="_Toc229491253" w:history="1">
         <w:r>
           <w:rPr>
             <w:rStyle w:val="Hyperlink"/>
             <w:noProof/>
           </w:rPr>
-          <w:t>3.2.</w:t>
+          <w:t>2.3.</w:t>
         </w:r>
         <w:r>
           <w:rPr>
@@ -656,7 +656,7 @@
             <w:rStyle w:val="Hyperlink"/>
             <w:noProof/>
           </w:rPr>
-          <w:t>Các lệnh cơ bản step-by-step:</w:t>
+          <w:t>Dependency Injection (DI)</w:t>
         </w:r>
         <w:r>
           <w:rPr>
@@ -677,7 +677,7 @@
             <w:noProof/>
             <w:webHidden/>
           </w:rPr>
-          <w:instrText xml:space="preserve"> PAGEREF _Toc229486947 \h </w:instrText>
+          <w:instrText xml:space="preserve"> PAGEREF _Toc229491253 \h </w:instrText>
         </w:r>
         <w:r>
           <w:rPr>
@@ -697,7 +697,7 @@
             <w:noProof/>
             <w:webHidden/>
           </w:rPr>
-          <w:t>4</w:t>
+          <w:t>5</w:t>
         </w:r>
         <w:r>
           <w:rPr>
@@ -709,29 +709,10 @@
       </w:hyperlink>
     </w:p>
     <w:p>
-      <w:r>
-        <w:fldChar w:fldCharType="end"/>
-      </w:r>
-    </w:p>
-    <w:p>
-      <w:r>
-        <w:br w:type="page"/>
-      </w:r>
-    </w:p>
-    <w:p>
-      <w:pPr>
-        <w:pStyle w:val="0NoiDung"/>
-        <w:ind w:firstLine="0"/>
-      </w:pPr>
-      <w:r>
-        <w:lastRenderedPageBreak/>
-        <w:t>Mục lục hình</w:t>
-      </w:r>
-    </w:p>
-    <w:p>
-      <w:pPr>
-        <w:pStyle w:val="TableofFigures"/>
-        <w:tabs>
+      <w:pPr>
+        <w:pStyle w:val="TOC1"/>
+        <w:tabs>
+          <w:tab w:val="left" w:pos="660"/>
           <w:tab w:val="right" w:leader="dot" w:pos="9350"/>
         </w:tabs>
         <w:rPr>
@@ -740,36 +721,28 @@
           <w:sz w:val="22"/>
         </w:rPr>
       </w:pPr>
-      <w:r>
-        <w:fldChar w:fldCharType="begin"/>
-      </w:r>
-      <w:r>
-        <w:instrText xml:space="preserve"> TOC \h \z \t "TieuDeHinh" \c </w:instrText>
-      </w:r>
-      <w:r>
-        <w:fldChar w:fldCharType="separate"/>
-      </w:r>
-      <w:hyperlink w:anchor="_Toc229487647" w:history="1">
+      <w:hyperlink w:anchor="_Toc229491254" w:history="1">
         <w:r>
           <w:rPr>
             <w:rStyle w:val="Hyperlink"/>
             <w:noProof/>
           </w:rPr>
-          <w:t>Hình 1: H</w:t>
+          <w:t>2.4.</w:t>
+        </w:r>
+        <w:r>
+          <w:rPr>
+            <w:rFonts w:asciiTheme="minorHAnsi" w:hAnsiTheme="minorHAnsi"/>
+            <w:noProof/>
+            <w:sz w:val="22"/>
+          </w:rPr>
+          <w:tab/>
         </w:r>
         <w:r>
           <w:rPr>
             <w:rStyle w:val="Hyperlink"/>
             <w:noProof/>
           </w:rPr>
-          <w:t>à</w:t>
-        </w:r>
-        <w:r>
-          <w:rPr>
-            <w:rStyle w:val="Hyperlink"/>
-            <w:noProof/>
-          </w:rPr>
-          <w:t>m login</w:t>
+          <w:t>Spring Boot Starters</w:t>
         </w:r>
         <w:r>
           <w:rPr>
@@ -790,7 +763,7 @@
             <w:noProof/>
             <w:webHidden/>
           </w:rPr>
-          <w:instrText xml:space="preserve"> PAGEREF _Toc229487647 \h </w:instrText>
+          <w:instrText xml:space="preserve"> PAGEREF _Toc229491254 \h </w:instrText>
         </w:r>
         <w:r>
           <w:rPr>
@@ -810,7 +783,7 @@
             <w:noProof/>
             <w:webHidden/>
           </w:rPr>
-          <w:t>4</w:t>
+          <w:t>6</w:t>
         </w:r>
         <w:r>
           <w:rPr>
@@ -823,8 +796,9 @@
     </w:p>
     <w:p>
       <w:pPr>
-        <w:pStyle w:val="TableofFigures"/>
-        <w:tabs>
+        <w:pStyle w:val="TOC1"/>
+        <w:tabs>
+          <w:tab w:val="left" w:pos="660"/>
           <w:tab w:val="right" w:leader="dot" w:pos="9350"/>
         </w:tabs>
         <w:rPr>
@@ -833,6 +807,799 @@
           <w:sz w:val="22"/>
         </w:rPr>
       </w:pPr>
+      <w:hyperlink w:anchor="_Toc229491255" w:history="1">
+        <w:r>
+          <w:rPr>
+            <w:rStyle w:val="Hyperlink"/>
+            <w:noProof/>
+          </w:rPr>
+          <w:t>2.5.</w:t>
+        </w:r>
+        <w:r>
+          <w:rPr>
+            <w:rFonts w:asciiTheme="minorHAnsi" w:hAnsiTheme="minorHAnsi"/>
+            <w:noProof/>
+            <w:sz w:val="22"/>
+          </w:rPr>
+          <w:tab/>
+        </w:r>
+        <w:r>
+          <w:rPr>
+            <w:rStyle w:val="Hyperlink"/>
+            <w:noProof/>
+          </w:rPr>
+          <w:t>Auto Configuration</w:t>
+        </w:r>
+        <w:r>
+          <w:rPr>
+            <w:noProof/>
+            <w:webHidden/>
+          </w:rPr>
+          <w:tab/>
+        </w:r>
+        <w:r>
+          <w:rPr>
+            <w:noProof/>
+            <w:webHidden/>
+          </w:rPr>
+          <w:fldChar w:fldCharType="begin"/>
+        </w:r>
+        <w:r>
+          <w:rPr>
+            <w:noProof/>
+            <w:webHidden/>
+          </w:rPr>
+          <w:instrText xml:space="preserve"> PAGEREF _Toc229491255 \h </w:instrText>
+        </w:r>
+        <w:r>
+          <w:rPr>
+            <w:noProof/>
+            <w:webHidden/>
+          </w:rPr>
+        </w:r>
+        <w:r>
+          <w:rPr>
+            <w:noProof/>
+            <w:webHidden/>
+          </w:rPr>
+          <w:fldChar w:fldCharType="separate"/>
+        </w:r>
+        <w:r>
+          <w:rPr>
+            <w:noProof/>
+            <w:webHidden/>
+          </w:rPr>
+          <w:t>6</w:t>
+        </w:r>
+        <w:r>
+          <w:rPr>
+            <w:noProof/>
+            <w:webHidden/>
+          </w:rPr>
+          <w:fldChar w:fldCharType="end"/>
+        </w:r>
+      </w:hyperlink>
+    </w:p>
+    <w:p>
+      <w:pPr>
+        <w:pStyle w:val="TOC1"/>
+        <w:tabs>
+          <w:tab w:val="left" w:pos="660"/>
+          <w:tab w:val="right" w:leader="dot" w:pos="9350"/>
+        </w:tabs>
+        <w:rPr>
+          <w:rFonts w:asciiTheme="minorHAnsi" w:hAnsiTheme="minorHAnsi"/>
+          <w:noProof/>
+          <w:sz w:val="22"/>
+        </w:rPr>
+      </w:pPr>
+      <w:hyperlink w:anchor="_Toc229491256" w:history="1">
+        <w:r>
+          <w:rPr>
+            <w:rStyle w:val="Hyperlink"/>
+            <w:noProof/>
+          </w:rPr>
+          <w:t>2.6.</w:t>
+        </w:r>
+        <w:r>
+          <w:rPr>
+            <w:rFonts w:asciiTheme="minorHAnsi" w:hAnsiTheme="minorHAnsi"/>
+            <w:noProof/>
+            <w:sz w:val="22"/>
+          </w:rPr>
+          <w:tab/>
+        </w:r>
+        <w:r>
+          <w:rPr>
+            <w:rStyle w:val="Hyperlink"/>
+            <w:noProof/>
+          </w:rPr>
+          <w:t>Embedded Server</w:t>
+        </w:r>
+        <w:r>
+          <w:rPr>
+            <w:noProof/>
+            <w:webHidden/>
+          </w:rPr>
+          <w:tab/>
+        </w:r>
+        <w:r>
+          <w:rPr>
+            <w:noProof/>
+            <w:webHidden/>
+          </w:rPr>
+          <w:fldChar w:fldCharType="begin"/>
+        </w:r>
+        <w:r>
+          <w:rPr>
+            <w:noProof/>
+            <w:webHidden/>
+          </w:rPr>
+          <w:instrText xml:space="preserve"> PAGEREF _Toc229491256 \h </w:instrText>
+        </w:r>
+        <w:r>
+          <w:rPr>
+            <w:noProof/>
+            <w:webHidden/>
+          </w:rPr>
+        </w:r>
+        <w:r>
+          <w:rPr>
+            <w:noProof/>
+            <w:webHidden/>
+          </w:rPr>
+          <w:fldChar w:fldCharType="separate"/>
+        </w:r>
+        <w:r>
+          <w:rPr>
+            <w:noProof/>
+            <w:webHidden/>
+          </w:rPr>
+          <w:t>6</w:t>
+        </w:r>
+        <w:r>
+          <w:rPr>
+            <w:noProof/>
+            <w:webHidden/>
+          </w:rPr>
+          <w:fldChar w:fldCharType="end"/>
+        </w:r>
+      </w:hyperlink>
+    </w:p>
+    <w:p>
+      <w:pPr>
+        <w:pStyle w:val="TOC1"/>
+        <w:tabs>
+          <w:tab w:val="left" w:pos="660"/>
+          <w:tab w:val="right" w:leader="dot" w:pos="9350"/>
+        </w:tabs>
+        <w:rPr>
+          <w:rFonts w:asciiTheme="minorHAnsi" w:hAnsiTheme="minorHAnsi"/>
+          <w:noProof/>
+          <w:sz w:val="22"/>
+        </w:rPr>
+      </w:pPr>
+      <w:hyperlink w:anchor="_Toc229491257" w:history="1">
+        <w:r>
+          <w:rPr>
+            <w:rStyle w:val="Hyperlink"/>
+            <w:noProof/>
+          </w:rPr>
+          <w:t>2.7.</w:t>
+        </w:r>
+        <w:r>
+          <w:rPr>
+            <w:rFonts w:asciiTheme="minorHAnsi" w:hAnsiTheme="minorHAnsi"/>
+            <w:noProof/>
+            <w:sz w:val="22"/>
+          </w:rPr>
+          <w:tab/>
+        </w:r>
+        <w:r>
+          <w:rPr>
+            <w:rStyle w:val="Hyperlink"/>
+            <w:noProof/>
+          </w:rPr>
+          <w:t>Spring MVC</w:t>
+        </w:r>
+        <w:r>
+          <w:rPr>
+            <w:noProof/>
+            <w:webHidden/>
+          </w:rPr>
+          <w:tab/>
+        </w:r>
+        <w:r>
+          <w:rPr>
+            <w:noProof/>
+            <w:webHidden/>
+          </w:rPr>
+          <w:fldChar w:fldCharType="begin"/>
+        </w:r>
+        <w:r>
+          <w:rPr>
+            <w:noProof/>
+            <w:webHidden/>
+          </w:rPr>
+          <w:instrText xml:space="preserve"> PAGEREF _Toc229491257 \h </w:instrText>
+        </w:r>
+        <w:r>
+          <w:rPr>
+            <w:noProof/>
+            <w:webHidden/>
+          </w:rPr>
+        </w:r>
+        <w:r>
+          <w:rPr>
+            <w:noProof/>
+            <w:webHidden/>
+          </w:rPr>
+          <w:fldChar w:fldCharType="separate"/>
+        </w:r>
+        <w:r>
+          <w:rPr>
+            <w:noProof/>
+            <w:webHidden/>
+          </w:rPr>
+          <w:t>7</w:t>
+        </w:r>
+        <w:r>
+          <w:rPr>
+            <w:noProof/>
+            <w:webHidden/>
+          </w:rPr>
+          <w:fldChar w:fldCharType="end"/>
+        </w:r>
+      </w:hyperlink>
+    </w:p>
+    <w:p>
+      <w:pPr>
+        <w:pStyle w:val="TOC1"/>
+        <w:tabs>
+          <w:tab w:val="left" w:pos="660"/>
+          <w:tab w:val="right" w:leader="dot" w:pos="9350"/>
+        </w:tabs>
+        <w:rPr>
+          <w:rFonts w:asciiTheme="minorHAnsi" w:hAnsiTheme="minorHAnsi"/>
+          <w:noProof/>
+          <w:sz w:val="22"/>
+        </w:rPr>
+      </w:pPr>
+      <w:hyperlink w:anchor="_Toc229491258" w:history="1">
+        <w:r>
+          <w:rPr>
+            <w:rStyle w:val="Hyperlink"/>
+            <w:noProof/>
+          </w:rPr>
+          <w:t>2.8.</w:t>
+        </w:r>
+        <w:r>
+          <w:rPr>
+            <w:rFonts w:asciiTheme="minorHAnsi" w:hAnsiTheme="minorHAnsi"/>
+            <w:noProof/>
+            <w:sz w:val="22"/>
+          </w:rPr>
+          <w:tab/>
+        </w:r>
+        <w:r>
+          <w:rPr>
+            <w:rStyle w:val="Hyperlink"/>
+            <w:noProof/>
+          </w:rPr>
+          <w:t>Spring Data JP</w:t>
+        </w:r>
+        <w:r>
+          <w:rPr>
+            <w:rStyle w:val="Hyperlink"/>
+            <w:noProof/>
+          </w:rPr>
+          <w:t>A</w:t>
+        </w:r>
+        <w:r>
+          <w:rPr>
+            <w:noProof/>
+            <w:webHidden/>
+          </w:rPr>
+          <w:tab/>
+        </w:r>
+        <w:r>
+          <w:rPr>
+            <w:noProof/>
+            <w:webHidden/>
+          </w:rPr>
+          <w:fldChar w:fldCharType="begin"/>
+        </w:r>
+        <w:r>
+          <w:rPr>
+            <w:noProof/>
+            <w:webHidden/>
+          </w:rPr>
+          <w:instrText xml:space="preserve"> PAGEREF _Toc229491258 \h </w:instrText>
+        </w:r>
+        <w:r>
+          <w:rPr>
+            <w:noProof/>
+            <w:webHidden/>
+          </w:rPr>
+        </w:r>
+        <w:r>
+          <w:rPr>
+            <w:noProof/>
+            <w:webHidden/>
+          </w:rPr>
+          <w:fldChar w:fldCharType="separate"/>
+        </w:r>
+        <w:r>
+          <w:rPr>
+            <w:noProof/>
+            <w:webHidden/>
+          </w:rPr>
+          <w:t>7</w:t>
+        </w:r>
+        <w:r>
+          <w:rPr>
+            <w:noProof/>
+            <w:webHidden/>
+          </w:rPr>
+          <w:fldChar w:fldCharType="end"/>
+        </w:r>
+      </w:hyperlink>
+    </w:p>
+    <w:p>
+      <w:pPr>
+        <w:pStyle w:val="TOC1"/>
+        <w:tabs>
+          <w:tab w:val="left" w:pos="660"/>
+          <w:tab w:val="right" w:leader="dot" w:pos="9350"/>
+        </w:tabs>
+        <w:rPr>
+          <w:rFonts w:asciiTheme="minorHAnsi" w:hAnsiTheme="minorHAnsi"/>
+          <w:noProof/>
+          <w:sz w:val="22"/>
+        </w:rPr>
+      </w:pPr>
+      <w:hyperlink w:anchor="_Toc229491259" w:history="1">
+        <w:r>
+          <w:rPr>
+            <w:rStyle w:val="Hyperlink"/>
+            <w:noProof/>
+          </w:rPr>
+          <w:t>2.9.</w:t>
+        </w:r>
+        <w:r>
+          <w:rPr>
+            <w:rFonts w:asciiTheme="minorHAnsi" w:hAnsiTheme="minorHAnsi"/>
+            <w:noProof/>
+            <w:sz w:val="22"/>
+          </w:rPr>
+          <w:tab/>
+        </w:r>
+        <w:r>
+          <w:rPr>
+            <w:rStyle w:val="Hyperlink"/>
+            <w:noProof/>
+          </w:rPr>
+          <w:t>Annotation</w:t>
+        </w:r>
+        <w:r>
+          <w:rPr>
+            <w:noProof/>
+            <w:webHidden/>
+          </w:rPr>
+          <w:tab/>
+        </w:r>
+        <w:r>
+          <w:rPr>
+            <w:noProof/>
+            <w:webHidden/>
+          </w:rPr>
+          <w:fldChar w:fldCharType="begin"/>
+        </w:r>
+        <w:r>
+          <w:rPr>
+            <w:noProof/>
+            <w:webHidden/>
+          </w:rPr>
+          <w:instrText xml:space="preserve"> PAGEREF _Toc229491259 \h </w:instrText>
+        </w:r>
+        <w:r>
+          <w:rPr>
+            <w:noProof/>
+            <w:webHidden/>
+          </w:rPr>
+        </w:r>
+        <w:r>
+          <w:rPr>
+            <w:noProof/>
+            <w:webHidden/>
+          </w:rPr>
+          <w:fldChar w:fldCharType="separate"/>
+        </w:r>
+        <w:r>
+          <w:rPr>
+            <w:noProof/>
+            <w:webHidden/>
+          </w:rPr>
+          <w:t>7</w:t>
+        </w:r>
+        <w:r>
+          <w:rPr>
+            <w:noProof/>
+            <w:webHidden/>
+          </w:rPr>
+          <w:fldChar w:fldCharType="end"/>
+        </w:r>
+      </w:hyperlink>
+    </w:p>
+    <w:p>
+      <w:pPr>
+        <w:pStyle w:val="TOC1"/>
+        <w:tabs>
+          <w:tab w:val="left" w:pos="522"/>
+          <w:tab w:val="right" w:leader="dot" w:pos="9350"/>
+        </w:tabs>
+        <w:rPr>
+          <w:rFonts w:asciiTheme="minorHAnsi" w:hAnsiTheme="minorHAnsi"/>
+          <w:noProof/>
+          <w:sz w:val="22"/>
+        </w:rPr>
+      </w:pPr>
+      <w:hyperlink w:anchor="_Toc229491260" w:history="1">
+        <w:r>
+          <w:rPr>
+            <w:rStyle w:val="Hyperlink"/>
+            <w:noProof/>
+          </w:rPr>
+          <w:t>3.</w:t>
+        </w:r>
+        <w:r>
+          <w:rPr>
+            <w:rFonts w:asciiTheme="minorHAnsi" w:hAnsiTheme="minorHAnsi"/>
+            <w:noProof/>
+            <w:sz w:val="22"/>
+          </w:rPr>
+          <w:tab/>
+        </w:r>
+        <w:r>
+          <w:rPr>
+            <w:rStyle w:val="Hyperlink"/>
+            <w:noProof/>
+          </w:rPr>
+          <w:t>Git là gì và các lệnh cơ bản</w:t>
+        </w:r>
+        <w:r>
+          <w:rPr>
+            <w:noProof/>
+            <w:webHidden/>
+          </w:rPr>
+          <w:tab/>
+        </w:r>
+        <w:r>
+          <w:rPr>
+            <w:noProof/>
+            <w:webHidden/>
+          </w:rPr>
+          <w:fldChar w:fldCharType="begin"/>
+        </w:r>
+        <w:r>
+          <w:rPr>
+            <w:noProof/>
+            <w:webHidden/>
+          </w:rPr>
+          <w:instrText xml:space="preserve"> PAGEREF _Toc229491260 \h </w:instrText>
+        </w:r>
+        <w:r>
+          <w:rPr>
+            <w:noProof/>
+            <w:webHidden/>
+          </w:rPr>
+        </w:r>
+        <w:r>
+          <w:rPr>
+            <w:noProof/>
+            <w:webHidden/>
+          </w:rPr>
+          <w:fldChar w:fldCharType="separate"/>
+        </w:r>
+        <w:r>
+          <w:rPr>
+            <w:noProof/>
+            <w:webHidden/>
+          </w:rPr>
+          <w:t>7</w:t>
+        </w:r>
+        <w:r>
+          <w:rPr>
+            <w:noProof/>
+            <w:webHidden/>
+          </w:rPr>
+          <w:fldChar w:fldCharType="end"/>
+        </w:r>
+      </w:hyperlink>
+    </w:p>
+    <w:p>
+      <w:pPr>
+        <w:pStyle w:val="TOC1"/>
+        <w:tabs>
+          <w:tab w:val="left" w:pos="660"/>
+          <w:tab w:val="right" w:leader="dot" w:pos="9350"/>
+        </w:tabs>
+        <w:rPr>
+          <w:rFonts w:asciiTheme="minorHAnsi" w:hAnsiTheme="minorHAnsi"/>
+          <w:noProof/>
+          <w:sz w:val="22"/>
+        </w:rPr>
+      </w:pPr>
+      <w:hyperlink w:anchor="_Toc229491261" w:history="1">
+        <w:r>
+          <w:rPr>
+            <w:rStyle w:val="Hyperlink"/>
+            <w:noProof/>
+          </w:rPr>
+          <w:t>3.1.</w:t>
+        </w:r>
+        <w:r>
+          <w:rPr>
+            <w:rFonts w:asciiTheme="minorHAnsi" w:hAnsiTheme="minorHAnsi"/>
+            <w:noProof/>
+            <w:sz w:val="22"/>
+          </w:rPr>
+          <w:tab/>
+        </w:r>
+        <w:r>
+          <w:rPr>
+            <w:rStyle w:val="Hyperlink"/>
+            <w:noProof/>
+          </w:rPr>
+          <w:t>Git là gì?</w:t>
+        </w:r>
+        <w:r>
+          <w:rPr>
+            <w:noProof/>
+            <w:webHidden/>
+          </w:rPr>
+          <w:tab/>
+        </w:r>
+        <w:r>
+          <w:rPr>
+            <w:noProof/>
+            <w:webHidden/>
+          </w:rPr>
+          <w:fldChar w:fldCharType="begin"/>
+        </w:r>
+        <w:r>
+          <w:rPr>
+            <w:noProof/>
+            <w:webHidden/>
+          </w:rPr>
+          <w:instrText xml:space="preserve"> PAGEREF _Toc229491261 \h </w:instrText>
+        </w:r>
+        <w:r>
+          <w:rPr>
+            <w:noProof/>
+            <w:webHidden/>
+          </w:rPr>
+        </w:r>
+        <w:r>
+          <w:rPr>
+            <w:noProof/>
+            <w:webHidden/>
+          </w:rPr>
+          <w:fldChar w:fldCharType="separate"/>
+        </w:r>
+        <w:r>
+          <w:rPr>
+            <w:noProof/>
+            <w:webHidden/>
+          </w:rPr>
+          <w:t>7</w:t>
+        </w:r>
+        <w:r>
+          <w:rPr>
+            <w:noProof/>
+            <w:webHidden/>
+          </w:rPr>
+          <w:fldChar w:fldCharType="end"/>
+        </w:r>
+      </w:hyperlink>
+    </w:p>
+    <w:p>
+      <w:pPr>
+        <w:pStyle w:val="TOC1"/>
+        <w:tabs>
+          <w:tab w:val="left" w:pos="660"/>
+          <w:tab w:val="right" w:leader="dot" w:pos="9350"/>
+        </w:tabs>
+        <w:rPr>
+          <w:rFonts w:asciiTheme="minorHAnsi" w:hAnsiTheme="minorHAnsi"/>
+          <w:noProof/>
+          <w:sz w:val="22"/>
+        </w:rPr>
+      </w:pPr>
+      <w:hyperlink w:anchor="_Toc229491262" w:history="1">
+        <w:r>
+          <w:rPr>
+            <w:rStyle w:val="Hyperlink"/>
+            <w:noProof/>
+          </w:rPr>
+          <w:t>3.2.</w:t>
+        </w:r>
+        <w:r>
+          <w:rPr>
+            <w:rFonts w:asciiTheme="minorHAnsi" w:hAnsiTheme="minorHAnsi"/>
+            <w:noProof/>
+            <w:sz w:val="22"/>
+          </w:rPr>
+          <w:tab/>
+        </w:r>
+        <w:r>
+          <w:rPr>
+            <w:rStyle w:val="Hyperlink"/>
+            <w:noProof/>
+          </w:rPr>
+          <w:t>Các lệnh cơ bản step-by-step:</w:t>
+        </w:r>
+        <w:r>
+          <w:rPr>
+            <w:noProof/>
+            <w:webHidden/>
+          </w:rPr>
+          <w:tab/>
+        </w:r>
+        <w:r>
+          <w:rPr>
+            <w:noProof/>
+            <w:webHidden/>
+          </w:rPr>
+          <w:fldChar w:fldCharType="begin"/>
+        </w:r>
+        <w:r>
+          <w:rPr>
+            <w:noProof/>
+            <w:webHidden/>
+          </w:rPr>
+          <w:instrText xml:space="preserve"> PAGEREF _Toc229491262 \h </w:instrText>
+        </w:r>
+        <w:r>
+          <w:rPr>
+            <w:noProof/>
+            <w:webHidden/>
+          </w:rPr>
+        </w:r>
+        <w:r>
+          <w:rPr>
+            <w:noProof/>
+            <w:webHidden/>
+          </w:rPr>
+          <w:fldChar w:fldCharType="separate"/>
+        </w:r>
+        <w:r>
+          <w:rPr>
+            <w:noProof/>
+            <w:webHidden/>
+          </w:rPr>
+          <w:t>8</w:t>
+        </w:r>
+        <w:r>
+          <w:rPr>
+            <w:noProof/>
+            <w:webHidden/>
+          </w:rPr>
+          <w:fldChar w:fldCharType="end"/>
+        </w:r>
+      </w:hyperlink>
+    </w:p>
+    <w:p>
+      <w:r>
+        <w:fldChar w:fldCharType="end"/>
+      </w:r>
+    </w:p>
+    <w:p>
+      <w:r>
+        <w:br w:type="page"/>
+      </w:r>
+    </w:p>
+    <w:p>
+      <w:pPr>
+        <w:pStyle w:val="0NoiDung"/>
+        <w:ind w:firstLine="0"/>
+      </w:pPr>
+      <w:r>
+        <w:lastRenderedPageBreak/>
+        <w:t>Mục lục hình</w:t>
+      </w:r>
+    </w:p>
+    <w:p>
+      <w:pPr>
+        <w:pStyle w:val="TableofFigures"/>
+        <w:tabs>
+          <w:tab w:val="right" w:leader="dot" w:pos="9350"/>
+        </w:tabs>
+        <w:rPr>
+          <w:rFonts w:asciiTheme="minorHAnsi" w:hAnsiTheme="minorHAnsi"/>
+          <w:noProof/>
+          <w:sz w:val="22"/>
+        </w:rPr>
+      </w:pPr>
+      <w:r>
+        <w:fldChar w:fldCharType="begin"/>
+      </w:r>
+      <w:r>
+        <w:instrText xml:space="preserve"> TOC \h \z \t "TieuDeHinh" \c </w:instrText>
+      </w:r>
+      <w:r>
+        <w:fldChar w:fldCharType="separate"/>
+      </w:r>
+      <w:hyperlink w:anchor="_Toc229487647" w:history="1">
+        <w:r>
+          <w:rPr>
+            <w:rStyle w:val="Hyperlink"/>
+            <w:noProof/>
+          </w:rPr>
+          <w:t>Hình 1: Hàm login</w:t>
+        </w:r>
+        <w:r>
+          <w:rPr>
+            <w:noProof/>
+            <w:webHidden/>
+          </w:rPr>
+          <w:tab/>
+        </w:r>
+        <w:r>
+          <w:rPr>
+            <w:noProof/>
+            <w:webHidden/>
+          </w:rPr>
+          <w:fldChar w:fldCharType="begin"/>
+        </w:r>
+        <w:r>
+          <w:rPr>
+            <w:noProof/>
+            <w:webHidden/>
+          </w:rPr>
+          <w:instrText xml:space="preserve"> PAGEREF _Toc229487647 \h </w:instrText>
+        </w:r>
+        <w:r>
+          <w:rPr>
+            <w:noProof/>
+            <w:webHidden/>
+          </w:rPr>
+        </w:r>
+        <w:r>
+          <w:rPr>
+            <w:noProof/>
+            <w:webHidden/>
+          </w:rPr>
+          <w:fldChar w:fldCharType="separate"/>
+        </w:r>
+        <w:r>
+          <w:rPr>
+            <w:noProof/>
+            <w:webHidden/>
+          </w:rPr>
+          <w:t>4</w:t>
+        </w:r>
+        <w:r>
+          <w:rPr>
+            <w:noProof/>
+            <w:webHidden/>
+          </w:rPr>
+          <w:fldChar w:fldCharType="end"/>
+        </w:r>
+      </w:hyperlink>
+    </w:p>
+    <w:p>
+      <w:pPr>
+        <w:pStyle w:val="TableofFigures"/>
+        <w:tabs>
+          <w:tab w:val="right" w:leader="dot" w:pos="9350"/>
+        </w:tabs>
+        <w:rPr>
+          <w:rFonts w:asciiTheme="minorHAnsi" w:hAnsiTheme="minorHAnsi"/>
+          <w:noProof/>
+          <w:sz w:val="22"/>
+        </w:rPr>
+      </w:pPr>
       <w:hyperlink w:anchor="_Toc229487648" w:history="1">
         <w:r>
           <w:rPr>
@@ -880,7 +1647,7 @@
             <w:noProof/>
             <w:webHidden/>
           </w:rPr>
-          <w:t>5</w:t>
+          <w:t>8</w:t>
         </w:r>
         <w:r>
           <w:rPr>
@@ -913,7 +1680,7 @@
           <w:numId w:val="8"/>
         </w:numPr>
       </w:pPr>
-      <w:bookmarkStart w:id="0" w:name="_Toc229486940"/>
+      <w:bookmarkStart w:id="0" w:name="_Toc229491246"/>
       <w:r>
         <w:t>Spring Framework và Spring Boot là gì?</w:t>
       </w:r>
@@ -927,7 +1694,7 @@
           <w:numId w:val="8"/>
         </w:numPr>
       </w:pPr>
-      <w:bookmarkStart w:id="1" w:name="_Toc229486941"/>
+      <w:bookmarkStart w:id="1" w:name="_Toc229491247"/>
       <w:r>
         <w:t>Spring Framework</w:t>
       </w:r>
@@ -1008,6 +1775,7 @@
     <w:p>
       <w:pPr>
         <w:pStyle w:val="0NoiDung"/>
+        <w:ind w:left="720"/>
       </w:pPr>
       <w:r>
         <w:t>@Service</w:t>
@@ -1016,6 +1784,7 @@
     <w:p>
       <w:pPr>
         <w:pStyle w:val="0NoiDung"/>
+        <w:ind w:left="720"/>
       </w:pPr>
       <w:r>
         <w:t>public class UserService {</w:t>
@@ -1024,6 +1793,7 @@
     <w:p>
       <w:pPr>
         <w:pStyle w:val="0NoiDung"/>
+        <w:ind w:left="720"/>
       </w:pPr>
       <w:r>
         <w:t>}</w:t>
@@ -1032,6 +1802,7 @@
     <w:p>
       <w:pPr>
         <w:pStyle w:val="0NoiDung"/>
+        <w:ind w:left="720"/>
       </w:pPr>
       <w:r>
         <w:t>@RestController</w:t>
@@ -1040,6 +1811,7 @@
     <w:p>
       <w:pPr>
         <w:pStyle w:val="0NoiDung"/>
+        <w:ind w:left="720"/>
       </w:pPr>
       <w:r>
         <w:t>public class UserController {</w:t>
@@ -1048,11 +1820,13 @@
     <w:p>
       <w:pPr>
         <w:pStyle w:val="0NoiDung"/>
+        <w:ind w:left="720"/>
       </w:pPr>
     </w:p>
     <w:p>
       <w:pPr>
         <w:pStyle w:val="0NoiDung"/>
+        <w:ind w:left="720"/>
       </w:pPr>
       <w:r>
         <w:t xml:space="preserve">    @Autowired</w:t>
@@ -1061,6 +1835,7 @@
     <w:p>
       <w:pPr>
         <w:pStyle w:val="0NoiDung"/>
+        <w:ind w:left="720"/>
       </w:pPr>
       <w:r>
         <w:t xml:space="preserve">    private UserService userService;</w:t>
@@ -1069,6 +1844,7 @@
     <w:p>
       <w:pPr>
         <w:pStyle w:val="0NoiDung"/>
+        <w:ind w:left="720"/>
       </w:pPr>
       <w:r>
         <w:t>}</w:t>
@@ -1156,7 +1932,7 @@
           <w:numId w:val="8"/>
         </w:numPr>
       </w:pPr>
-      <w:bookmarkStart w:id="2" w:name="_Toc229486942"/>
+      <w:bookmarkStart w:id="2" w:name="_Toc229491248"/>
       <w:r>
         <w:t>Spring Boot</w:t>
       </w:r>
@@ -1174,10 +1950,13 @@
     <w:p>
       <w:pPr>
         <w:pStyle w:val="0NoiDung"/>
+        <w:numPr>
+          <w:ilvl w:val="0"/>
+          <w:numId w:val="25"/>
+        </w:numPr>
       </w:pPr>
       <w:r>
         <w:rPr>
-          <w:b/>
           <w:bCs/>
         </w:rPr>
         <w:t>Auto-configuration:</w:t>
@@ -1189,10 +1968,13 @@
     <w:p>
       <w:pPr>
         <w:pStyle w:val="0NoiDung"/>
+        <w:numPr>
+          <w:ilvl w:val="0"/>
+          <w:numId w:val="25"/>
+        </w:numPr>
       </w:pPr>
       <w:r>
         <w:rPr>
-          <w:b/>
           <w:bCs/>
         </w:rPr>
         <w:t>Embedded Server:</w:t>
@@ -1204,10 +1986,13 @@
     <w:p>
       <w:pPr>
         <w:pStyle w:val="0NoiDung"/>
+        <w:numPr>
+          <w:ilvl w:val="0"/>
+          <w:numId w:val="25"/>
+        </w:numPr>
       </w:pPr>
       <w:r>
         <w:rPr>
-          <w:b/>
           <w:bCs/>
         </w:rPr>
         <w:t>Opinionated:</w:t>
@@ -1221,6 +2006,9 @@
         <w:pStyle w:val="0NoiDung"/>
       </w:pPr>
       <w:r>
+        <w:rPr>
+          <w:noProof/>
+        </w:rPr>
         <w:drawing>
           <wp:inline distT="0" distB="0" distL="0" distR="0" wp14:anchorId="28D480A7" wp14:editId="3E620C8E">
             <wp:extent cx="5943600" cy="2244090"/>
@@ -1278,111 +2066,431 @@
           <w:numId w:val="8"/>
         </w:numPr>
       </w:pPr>
-      <w:bookmarkStart w:id="5" w:name="_Toc229486943"/>
+      <w:bookmarkStart w:id="5" w:name="_Toc229491249"/>
       <w:r>
         <w:t>Ưu điểm và hạn chế</w:t>
       </w:r>
       <w:bookmarkEnd w:id="5"/>
     </w:p>
-    <w:p>
-      <w:pPr>
-        <w:pStyle w:val="0NoiDung"/>
-        <w:numPr>
-          <w:ilvl w:val="0"/>
-          <w:numId w:val="22"/>
-        </w:numPr>
-      </w:pPr>
-      <w:r>
-        <w:t>Ưu điểm:</w:t>
-      </w:r>
-    </w:p>
-    <w:p>
-      <w:pPr>
-        <w:pStyle w:val="0NoiDung"/>
-        <w:numPr>
-          <w:ilvl w:val="1"/>
-          <w:numId w:val="22"/>
-        </w:numPr>
-      </w:pPr>
-      <w:r>
-        <w:t>Auto-configuration: Tự động cấu hình dựa trên thư viện có trong classpath.</w:t>
-      </w:r>
-    </w:p>
-    <w:p>
-      <w:pPr>
-        <w:pStyle w:val="0NoiDung"/>
-        <w:numPr>
-          <w:ilvl w:val="1"/>
-          <w:numId w:val="22"/>
-        </w:numPr>
-      </w:pPr>
-      <w:r>
-        <w:t>Năng suất cao: Giảm thời gian setup dự án từ vài ngày xuống vài phút.</w:t>
-      </w:r>
-    </w:p>
-    <w:p>
-      <w:pPr>
-        <w:pStyle w:val="0NoiDung"/>
-        <w:numPr>
-          <w:ilvl w:val="1"/>
-          <w:numId w:val="22"/>
-        </w:numPr>
-      </w:pPr>
-      <w:r>
-        <w:t>Cộng đồng: Tài liệu cực kỳ đồ sộ và ổn định.</w:t>
-      </w:r>
-    </w:p>
-    <w:p>
-      <w:pPr>
-        <w:pStyle w:val="0NoiDung"/>
-        <w:numPr>
-          <w:ilvl w:val="0"/>
-          <w:numId w:val="22"/>
-        </w:numPr>
-      </w:pPr>
-      <w:r>
-        <w:t>Hạn chế:</w:t>
-      </w:r>
-    </w:p>
-    <w:p>
-      <w:pPr>
-        <w:pStyle w:val="0NoiDung"/>
-        <w:numPr>
-          <w:ilvl w:val="1"/>
-          <w:numId w:val="22"/>
-        </w:numPr>
-      </w:pPr>
-      <w:r>
-        <w:t xml:space="preserve">Dung lượng: File </w:t>
-      </w:r>
-      <w:r>
-        <w:rPr>
-          <w:rFonts w:ascii="Courier New" w:hAnsi="Courier New" w:cs="Courier New"/>
-          <w:sz w:val="20"/>
-          <w:szCs w:val="20"/>
-        </w:rPr>
-        <w:t>.jar</w:t>
-      </w:r>
-      <w:r>
-        <w:t xml:space="preserve"> nặng do chứa nhiều thư viện ngầm.</w:t>
-      </w:r>
-    </w:p>
-    <w:p>
-      <w:pPr>
-        <w:pStyle w:val="0NoiDung"/>
-        <w:numPr>
-          <w:ilvl w:val="1"/>
-          <w:numId w:val="22"/>
-        </w:numPr>
-      </w:pPr>
-      <w:r>
-        <w:t>Magic: Người mới khó hiểu cơ chế thực sự bên dưới do tính tự động hóa quá cao.</w:t>
-      </w:r>
-    </w:p>
+    <w:tbl>
+      <w:tblPr>
+        <w:tblStyle w:val="TableGrid"/>
+        <w:tblW w:w="0" w:type="auto"/>
+        <w:tblInd w:w="792" w:type="dxa"/>
+        <w:tblLook w:val="04A0" w:firstRow="1" w:lastRow="0" w:firstColumn="1" w:lastColumn="0" w:noHBand="0" w:noVBand="1"/>
+      </w:tblPr>
+      <w:tblGrid>
+        <w:gridCol w:w="2852"/>
+        <w:gridCol w:w="2853"/>
+        <w:gridCol w:w="2853"/>
+      </w:tblGrid>
+      <w:tr>
+        <w:tc>
+          <w:tcPr>
+            <w:tcW w:w="2852" w:type="dxa"/>
+          </w:tcPr>
+          <w:tbl>
+            <w:tblPr>
+              <w:tblW w:w="0" w:type="auto"/>
+              <w:tblCellSpacing w:w="15" w:type="dxa"/>
+              <w:tblCellMar>
+                <w:top w:w="15" w:type="dxa"/>
+                <w:left w:w="15" w:type="dxa"/>
+                <w:bottom w:w="15" w:type="dxa"/>
+                <w:right w:w="15" w:type="dxa"/>
+              </w:tblCellMar>
+              <w:tblLook w:val="04A0" w:firstRow="1" w:lastRow="0" w:firstColumn="1" w:lastColumn="0" w:noHBand="0" w:noVBand="1"/>
+            </w:tblPr>
+            <w:tblGrid>
+              <w:gridCol w:w="1944"/>
+            </w:tblGrid>
+            <w:tr>
+              <w:trPr>
+                <w:tblCellSpacing w:w="15" w:type="dxa"/>
+              </w:trPr>
+              <w:tc>
+                <w:tcPr>
+                  <w:tcW w:w="0" w:type="auto"/>
+                  <w:vAlign w:val="center"/>
+                  <w:hideMark/>
+                </w:tcPr>
+                <w:p>
+                  <w:pPr>
+                    <w:pStyle w:val="0NoiDung"/>
+                  </w:pPr>
+                  <w:r>
+                    <w:t>Công nghệ</w:t>
+                  </w:r>
+                </w:p>
+              </w:tc>
+            </w:tr>
+          </w:tbl>
+          <w:p>
+            <w:pPr>
+              <w:pStyle w:val="0NoiDung"/>
+              <w:rPr>
+                <w:vanish/>
+              </w:rPr>
+            </w:pPr>
+          </w:p>
+        </w:tc>
+        <w:tc>
+          <w:tcPr>
+            <w:tcW w:w="2853" w:type="dxa"/>
+          </w:tcPr>
+          <w:tbl>
+            <w:tblPr>
+              <w:tblW w:w="0" w:type="auto"/>
+              <w:tblCellSpacing w:w="15" w:type="dxa"/>
+              <w:tblCellMar>
+                <w:top w:w="15" w:type="dxa"/>
+                <w:left w:w="15" w:type="dxa"/>
+                <w:bottom w:w="15" w:type="dxa"/>
+                <w:right w:w="15" w:type="dxa"/>
+              </w:tblCellMar>
+              <w:tblLook w:val="04A0" w:firstRow="1" w:lastRow="0" w:firstColumn="1" w:lastColumn="0" w:noHBand="0" w:noVBand="1"/>
+            </w:tblPr>
+            <w:tblGrid>
+              <w:gridCol w:w="1727"/>
+            </w:tblGrid>
+            <w:tr>
+              <w:trPr>
+                <w:tblCellSpacing w:w="15" w:type="dxa"/>
+              </w:trPr>
+              <w:tc>
+                <w:tcPr>
+                  <w:tcW w:w="0" w:type="auto"/>
+                  <w:vAlign w:val="center"/>
+                  <w:hideMark/>
+                </w:tcPr>
+                <w:p>
+                  <w:pPr>
+                    <w:pStyle w:val="0NoiDung"/>
+                  </w:pPr>
+                  <w:r>
+                    <w:t>Ưu điểm</w:t>
+                  </w:r>
+                </w:p>
+              </w:tc>
+            </w:tr>
+          </w:tbl>
+          <w:p>
+            <w:pPr>
+              <w:pStyle w:val="0NoiDung"/>
+              <w:rPr>
+                <w:vanish/>
+              </w:rPr>
+            </w:pPr>
+          </w:p>
+        </w:tc>
+        <w:tc>
+          <w:tcPr>
+            <w:tcW w:w="2853" w:type="dxa"/>
+          </w:tcPr>
+          <w:tbl>
+            <w:tblPr>
+              <w:tblW w:w="0" w:type="auto"/>
+              <w:tblCellSpacing w:w="15" w:type="dxa"/>
+              <w:tblCellMar>
+                <w:top w:w="15" w:type="dxa"/>
+                <w:left w:w="15" w:type="dxa"/>
+                <w:bottom w:w="15" w:type="dxa"/>
+                <w:right w:w="15" w:type="dxa"/>
+              </w:tblCellMar>
+              <w:tblLook w:val="04A0" w:firstRow="1" w:lastRow="0" w:firstColumn="1" w:lastColumn="0" w:noHBand="0" w:noVBand="1"/>
+            </w:tblPr>
+            <w:tblGrid>
+              <w:gridCol w:w="1669"/>
+            </w:tblGrid>
+            <w:tr>
+              <w:trPr>
+                <w:tblCellSpacing w:w="15" w:type="dxa"/>
+              </w:trPr>
+              <w:tc>
+                <w:tcPr>
+                  <w:tcW w:w="0" w:type="auto"/>
+                  <w:vAlign w:val="center"/>
+                  <w:hideMark/>
+                </w:tcPr>
+                <w:p>
+                  <w:pPr>
+                    <w:pStyle w:val="0NoiDung"/>
+                  </w:pPr>
+                  <w:r>
+                    <w:t>Hạn chế</w:t>
+                  </w:r>
+                </w:p>
+              </w:tc>
+            </w:tr>
+          </w:tbl>
+          <w:p>
+            <w:pPr>
+              <w:pStyle w:val="0NoiDung"/>
+              <w:rPr>
+                <w:vanish/>
+              </w:rPr>
+            </w:pPr>
+          </w:p>
+        </w:tc>
+      </w:tr>
+      <w:tr>
+        <w:tc>
+          <w:tcPr>
+            <w:tcW w:w="2852" w:type="dxa"/>
+          </w:tcPr>
+          <w:p>
+            <w:pPr>
+              <w:pStyle w:val="0NoiDung"/>
+              <w:ind w:firstLine="0"/>
+              <w:jc w:val="center"/>
+            </w:pPr>
+            <w:r>
+              <w:t xml:space="preserve">Spring </w:t>
+            </w:r>
+            <w:r>
+              <w:t>F</w:t>
+            </w:r>
+            <w:r>
+              <w:t>ramework</w:t>
+            </w:r>
+          </w:p>
+        </w:tc>
+        <w:tc>
+          <w:tcPr>
+            <w:tcW w:w="2853" w:type="dxa"/>
+          </w:tcPr>
+          <w:p>
+            <w:pPr>
+              <w:pStyle w:val="0NoiDung"/>
+              <w:ind w:firstLine="0"/>
+            </w:pPr>
+            <w:r>
+              <w:t>- IoC &amp; DI mạnh giúp giảm phụ thuộc giữa các class</w:t>
+            </w:r>
+            <w:r>
+              <w:t>.</w:t>
+            </w:r>
+            <w:r>
+              <w:t xml:space="preserve"> </w:t>
+            </w:r>
+            <w:r>
+              <w:br/>
+              <w:t>- Modular, dễ tích hợp nhiều công nghệ (JPA, Security, Redis...)</w:t>
+            </w:r>
+            <w:r>
+              <w:t>.</w:t>
+            </w:r>
+            <w:r>
+              <w:t xml:space="preserve"> </w:t>
+            </w:r>
+            <w:r>
+              <w:br/>
+              <w:t>- Phù hợp hệ thống enterprise lớ</w:t>
+            </w:r>
+            <w:r>
+              <w:t>n.</w:t>
+            </w:r>
+            <w:r>
+              <w:br/>
+              <w:t>- Linh hoạt, custom sâu đượ</w:t>
+            </w:r>
+            <w:r>
+              <w:t>c.</w:t>
+            </w:r>
+            <w:r>
+              <w:br/>
+            </w:r>
+            <w:r>
+              <w:lastRenderedPageBreak/>
+              <w:t>- Cộng đồng lớn, tài liệu nhiều</w:t>
+            </w:r>
+            <w:r>
+              <w:t>.</w:t>
+            </w:r>
+          </w:p>
+        </w:tc>
+        <w:tc>
+          <w:tcPr>
+            <w:tcW w:w="2853" w:type="dxa"/>
+          </w:tcPr>
+          <w:p>
+            <w:pPr>
+              <w:pStyle w:val="0NoiDung"/>
+              <w:ind w:firstLine="0"/>
+            </w:pPr>
+            <w:r>
+              <w:lastRenderedPageBreak/>
+              <w:t>- Cấu hình phức tạp (XML, Bean Config...)</w:t>
+            </w:r>
+            <w:r>
+              <w:t>.</w:t>
+            </w:r>
+            <w:r>
+              <w:t xml:space="preserve"> </w:t>
+            </w:r>
+            <w:r>
+              <w:br/>
+              <w:t>- Khó học với người mớ</w:t>
+            </w:r>
+            <w:r>
+              <w:t>i.</w:t>
+            </w:r>
+            <w:r>
+              <w:br/>
+              <w:t>- Boilerplate code nhiề</w:t>
+            </w:r>
+            <w:r>
+              <w:t xml:space="preserve">u. </w:t>
+            </w:r>
+            <w:r>
+              <w:br/>
+              <w:t>- Debug khó do abstraction cao.</w:t>
+            </w:r>
+            <w:r>
+              <w:br/>
+              <w:t>- Setup project mất nhiều thời gian</w:t>
+            </w:r>
+            <w:r>
+              <w:t>.</w:t>
+            </w:r>
+          </w:p>
+        </w:tc>
+      </w:tr>
+      <w:tr>
+        <w:tc>
+          <w:tcPr>
+            <w:tcW w:w="2852" w:type="dxa"/>
+          </w:tcPr>
+          <w:p>
+            <w:pPr>
+              <w:pStyle w:val="0NoiDung"/>
+            </w:pPr>
+            <w:r>
+              <w:lastRenderedPageBreak/>
+              <w:t>Spring Boot</w:t>
+            </w:r>
+          </w:p>
+        </w:tc>
+        <w:tc>
+          <w:tcPr>
+            <w:tcW w:w="2853" w:type="dxa"/>
+          </w:tcPr>
+          <w:p>
+            <w:pPr>
+              <w:pStyle w:val="0NoiDung"/>
+              <w:ind w:firstLine="0"/>
+            </w:pPr>
+            <w:r>
+              <w:t>- Auto Configuration tự động cấu hình</w:t>
+            </w:r>
+            <w:r>
+              <w:t>.</w:t>
+            </w:r>
+            <w:r>
+              <w:t xml:space="preserve"> </w:t>
+            </w:r>
+            <w:r>
+              <w:br/>
+              <w:t>- Setup cực nhanh</w:t>
+            </w:r>
+            <w:r>
+              <w:t>.</w:t>
+            </w:r>
+            <w:r>
+              <w:t xml:space="preserve"> </w:t>
+            </w:r>
+            <w:r>
+              <w:br/>
+              <w:t xml:space="preserve">- Embedded Tomcat sẵn </w:t>
+            </w:r>
+            <w:r>
+              <w:br/>
+              <w:t>- Starter dependency giúp giảm conflict thư viện</w:t>
+            </w:r>
+            <w:r>
+              <w:t>.</w:t>
+            </w:r>
+            <w:r>
+              <w:t xml:space="preserve"> </w:t>
+            </w:r>
+            <w:r>
+              <w:br/>
+              <w:t>- Productivity cao, phù hợp REST API &amp; Microservice</w:t>
+            </w:r>
+            <w:r>
+              <w:t>.</w:t>
+            </w:r>
+            <w:r>
+              <w:t xml:space="preserve"> </w:t>
+            </w:r>
+            <w:r>
+              <w:br/>
+              <w:t>- Deploy đơn giản bằng file JAR</w:t>
+            </w:r>
+            <w:r>
+              <w:t>.</w:t>
+            </w:r>
+          </w:p>
+        </w:tc>
+        <w:tc>
+          <w:tcPr>
+            <w:tcW w:w="2853" w:type="dxa"/>
+          </w:tcPr>
+          <w:p>
+            <w:pPr>
+              <w:pStyle w:val="0NoiDung"/>
+              <w:ind w:firstLine="0"/>
+            </w:pPr>
+            <w:r>
+              <w:t>- File JAR khá nặ</w:t>
+            </w:r>
+            <w:r>
+              <w:t>ng.</w:t>
+            </w:r>
+            <w:r>
+              <w:br/>
+              <w:t>- Tốn RAM hơn Java thuần</w:t>
+            </w:r>
+            <w:r>
+              <w:t>.</w:t>
+            </w:r>
+            <w:r>
+              <w:t xml:space="preserve"> </w:t>
+            </w:r>
+            <w:r>
+              <w:br/>
+              <w:t>- Người mới khó hiểu cơ chế “magic” bên dưới</w:t>
+            </w:r>
+            <w:r>
+              <w:t>.</w:t>
+            </w:r>
+            <w:r>
+              <w:t xml:space="preserve"> </w:t>
+            </w:r>
+            <w:r>
+              <w:br/>
+              <w:t>- Một số cấu hình bị ẩn nên khó custom sâu</w:t>
+            </w:r>
+            <w:r>
+              <w:t>.</w:t>
+            </w:r>
+            <w:r>
+              <w:t xml:space="preserve"> </w:t>
+            </w:r>
+            <w:r>
+              <w:br/>
+              <w:t>- Startup time chậm hơn ứng dụng Java đơn giản</w:t>
+            </w:r>
+            <w:r>
+              <w:t>.</w:t>
+            </w:r>
+          </w:p>
+        </w:tc>
+      </w:tr>
+    </w:tbl>
     <w:p>
       <w:pPr>
         <w:pStyle w:val="TieuDe1"/>
-        <w:ind w:left="792"/>
       </w:pPr>
     </w:p>
     <w:p>
@@ -1393,7 +2501,7 @@
           <w:numId w:val="8"/>
         </w:numPr>
       </w:pPr>
-      <w:bookmarkStart w:id="6" w:name="_Toc229486944"/>
+      <w:bookmarkStart w:id="6" w:name="_Toc229491250"/>
       <w:r>
         <w:t>Các thành phần chủ chốt của Spring Boot</w:t>
       </w:r>
@@ -1401,30 +2509,28 @@
     </w:p>
     <w:p>
       <w:pPr>
-        <w:pStyle w:val="0NoiDung"/>
-      </w:pPr>
-      <w:r>
-        <w:t>Để làm chủ Spring Boot, bạn cần hiểu rõ các thành phần sau:</w:t>
-      </w:r>
+        <w:pStyle w:val="TieuDe1"/>
+        <w:numPr>
+          <w:ilvl w:val="1"/>
+          <w:numId w:val="8"/>
+        </w:numPr>
+      </w:pPr>
+      <w:bookmarkStart w:id="7" w:name="_Toc229491251"/>
+      <w:r>
+        <w:t>Spring Beans</w:t>
+      </w:r>
+      <w:bookmarkEnd w:id="7"/>
     </w:p>
     <w:p>
       <w:pPr>
         <w:pStyle w:val="0NoiDung"/>
         <w:numPr>
           <w:ilvl w:val="0"/>
-          <w:numId w:val="13"/>
+          <w:numId w:val="25"/>
         </w:numPr>
       </w:pPr>
       <w:r>
-        <w:rPr>
-          <w:b/>
-          <w:bCs/>
-        </w:rPr>
-        <w:lastRenderedPageBreak/>
-        <w:t>Spring Beans:</w:t>
-      </w:r>
-      <w:r>
-        <w:t xml:space="preserve"> Các đối tượng được quản lý bởi Spring IoC Container.</w:t>
+        <w:t xml:space="preserve">Là các object được Spring quản lý bởi IoC Container. </w:t>
       </w:r>
     </w:p>
     <w:p>
@@ -1432,207 +2538,774 @@
         <w:pStyle w:val="0NoiDung"/>
         <w:numPr>
           <w:ilvl w:val="0"/>
-          <w:numId w:val="13"/>
+          <w:numId w:val="25"/>
         </w:numPr>
       </w:pPr>
       <w:r>
+        <w:t>Được tạo thông qua:</w:t>
+      </w:r>
+      <w:r>
+        <w:t xml:space="preserve"> </w:t>
+      </w:r>
+      <w:r>
+        <w:t>@Component</w:t>
+      </w:r>
+      <w:r>
+        <w:t xml:space="preserve">, </w:t>
+      </w:r>
+      <w:r>
+        <w:t>@Service</w:t>
+      </w:r>
+      <w:r>
+        <w:t>, @</w:t>
+      </w:r>
+      <w:r>
+        <w:t>Repository</w:t>
+      </w:r>
+      <w:r>
+        <w:t xml:space="preserve">, </w:t>
+      </w:r>
+      <w:r>
+        <w:t>@Controller</w:t>
+      </w:r>
+      <w:r>
+        <w:t>.</w:t>
+      </w:r>
+    </w:p>
+    <w:p>
+      <w:pPr>
+        <w:pStyle w:val="0NoiDung"/>
+        <w:numPr>
+          <w:ilvl w:val="0"/>
+          <w:numId w:val="41"/>
+        </w:numPr>
+      </w:pPr>
+      <w:r>
+        <w:t>Ví dụ:</w:t>
+      </w:r>
+    </w:p>
+    <w:p>
+      <w:pPr>
+        <w:pStyle w:val="0NoiDung"/>
+        <w:ind w:left="1440" w:firstLine="0"/>
+      </w:pPr>
+      <w:r>
+        <w:t>@Service</w:t>
+      </w:r>
+      <w:r>
+        <w:br/>
+        <w:t>public class UserService {</w:t>
+      </w:r>
+      <w:r>
+        <w:br/>
+        <w:t>}</w:t>
+      </w:r>
+    </w:p>
+    <w:p>
+      <w:pPr>
+        <w:pStyle w:val="TieuDe1"/>
+        <w:numPr>
+          <w:ilvl w:val="1"/>
+          <w:numId w:val="8"/>
+        </w:numPr>
+      </w:pPr>
+      <w:bookmarkStart w:id="8" w:name="_Toc229491252"/>
+      <w:r>
+        <w:t>IoC Container (Inversion of Control)</w:t>
+      </w:r>
+      <w:bookmarkEnd w:id="8"/>
+    </w:p>
+    <w:p>
+      <w:pPr>
+        <w:pStyle w:val="0NoiDung"/>
+        <w:numPr>
+          <w:ilvl w:val="0"/>
+          <w:numId w:val="25"/>
+        </w:numPr>
+      </w:pPr>
+      <w:r>
+        <w:t xml:space="preserve">Là container quản lý toàn bộ Bean trong Spring. </w:t>
+      </w:r>
+    </w:p>
+    <w:p>
+      <w:pPr>
+        <w:pStyle w:val="0NoiDung"/>
+        <w:numPr>
+          <w:ilvl w:val="0"/>
+          <w:numId w:val="25"/>
+        </w:numPr>
+      </w:pPr>
+      <w:r>
+        <w:t xml:space="preserve">Có nhiệm vụ: tạo object, quản lý vòng đời object, inject dependency tự động. </w:t>
+      </w:r>
+    </w:p>
+    <w:p>
+      <w:pPr>
+        <w:pStyle w:val="0NoiDung"/>
+        <w:numPr>
+          <w:ilvl w:val="0"/>
+          <w:numId w:val="25"/>
+        </w:numPr>
+      </w:pPr>
+      <w:r>
+        <w:t>Ví dụ:</w:t>
+      </w:r>
+    </w:p>
+    <w:p>
+      <w:pPr>
+        <w:pStyle w:val="0NoiDung"/>
+        <w:ind w:left="1080" w:firstLine="0"/>
+      </w:pPr>
+      <w:r>
+        <w:t>@Autowired</w:t>
+      </w:r>
+      <w:r>
+        <w:br/>
+        <w:t>private UserService service;</w:t>
+      </w:r>
+    </w:p>
+    <w:p>
+      <w:pPr>
+        <w:pStyle w:val="TieuDe1"/>
+        <w:numPr>
+          <w:ilvl w:val="1"/>
+          <w:numId w:val="8"/>
+        </w:numPr>
+      </w:pPr>
+      <w:bookmarkStart w:id="9" w:name="_Toc229491253"/>
+      <w:r>
+        <w:t>Dependency Injection (DI)</w:t>
+      </w:r>
+      <w:bookmarkStart w:id="10" w:name="_GoBack"/>
+      <w:bookmarkEnd w:id="9"/>
+      <w:bookmarkEnd w:id="10"/>
+    </w:p>
+    <w:p>
+      <w:pPr>
+        <w:pStyle w:val="0NoiDung"/>
+        <w:numPr>
+          <w:ilvl w:val="0"/>
+          <w:numId w:val="25"/>
+        </w:numPr>
+      </w:pPr>
+      <w:r>
+        <w:t xml:space="preserve">Giúp các class giảm phụ thuộc lẫn nhau. </w:t>
+      </w:r>
+    </w:p>
+    <w:p>
+      <w:pPr>
+        <w:pStyle w:val="0NoiDung"/>
+        <w:numPr>
+          <w:ilvl w:val="0"/>
+          <w:numId w:val="25"/>
+        </w:numPr>
+      </w:pPr>
+      <w:r>
+        <w:lastRenderedPageBreak/>
+        <w:t xml:space="preserve">Spring tự inject object thay vì dùng new. </w:t>
+      </w:r>
+    </w:p>
+    <w:p>
+      <w:pPr>
+        <w:pStyle w:val="0NoiDung"/>
+        <w:numPr>
+          <w:ilvl w:val="0"/>
+          <w:numId w:val="25"/>
+        </w:numPr>
+      </w:pPr>
+      <w:r>
+        <w:t>Ví dụ:</w:t>
+      </w:r>
+    </w:p>
+    <w:p>
+      <w:pPr>
+        <w:pStyle w:val="0NoiDung"/>
+        <w:ind w:left="1080" w:firstLine="0"/>
+      </w:pPr>
+      <w:r>
+        <w:t>public class UserController {</w:t>
+      </w:r>
+      <w:r>
+        <w:br/>
+      </w:r>
+      <w:r>
+        <w:br/>
+        <w:t xml:space="preserve">    private final UserService service;</w:t>
+      </w:r>
+      <w:r>
+        <w:br/>
+      </w:r>
+      <w:r>
+        <w:br/>
+        <w:t xml:space="preserve">    public UserController(UserService service) {</w:t>
+      </w:r>
+      <w:r>
+        <w:br/>
+        <w:t xml:space="preserve">        this.service = service;</w:t>
+      </w:r>
+      <w:r>
+        <w:br/>
+        <w:t xml:space="preserve">    }</w:t>
+      </w:r>
+      <w:r>
+        <w:br/>
+        <w:t>}</w:t>
+      </w:r>
+    </w:p>
+    <w:p>
+      <w:pPr>
+        <w:pStyle w:val="TieuDe1"/>
+        <w:numPr>
+          <w:ilvl w:val="1"/>
+          <w:numId w:val="8"/>
+        </w:numPr>
+      </w:pPr>
+      <w:bookmarkStart w:id="11" w:name="_Toc229491254"/>
+      <w:r>
+        <w:t>Spring Boot Starters</w:t>
+      </w:r>
+      <w:bookmarkEnd w:id="11"/>
+    </w:p>
+    <w:p>
+      <w:pPr>
+        <w:pStyle w:val="0NoiDung"/>
+        <w:numPr>
+          <w:ilvl w:val="0"/>
+          <w:numId w:val="25"/>
+        </w:numPr>
+      </w:pPr>
+      <w:r>
+        <w:t xml:space="preserve">Là các dependency đóng gói sẵn. </w:t>
+      </w:r>
+    </w:p>
+    <w:p>
+      <w:pPr>
+        <w:pStyle w:val="0NoiDung"/>
+        <w:numPr>
+          <w:ilvl w:val="0"/>
+          <w:numId w:val="25"/>
+        </w:numPr>
+      </w:pPr>
+      <w:r>
+        <w:t xml:space="preserve">Giúp setup nhanh và tránh conflict thư viện. </w:t>
+      </w:r>
+    </w:p>
+    <w:p>
+      <w:pPr>
+        <w:pStyle w:val="0NoiDung"/>
+        <w:numPr>
+          <w:ilvl w:val="0"/>
+          <w:numId w:val="25"/>
+        </w:numPr>
+      </w:pPr>
+      <w:r>
+        <w:t>Ví dụ:</w:t>
+      </w:r>
+    </w:p>
+    <w:p>
+      <w:pPr>
+        <w:pStyle w:val="0NoiDung"/>
+        <w:ind w:left="1080" w:firstLine="0"/>
+      </w:pPr>
+      <w:r>
+        <w:t>spring-boot-starter-web</w:t>
+      </w:r>
+      <w:r>
+        <w:br/>
+        <w:t>spring-boot-starter-data-jpa</w:t>
+      </w:r>
+      <w:r>
+        <w:br/>
+        <w:t>spring-boot-starter-security</w:t>
+      </w:r>
+    </w:p>
+    <w:p>
+      <w:pPr>
+        <w:pStyle w:val="TieuDe1"/>
+        <w:numPr>
+          <w:ilvl w:val="1"/>
+          <w:numId w:val="8"/>
+        </w:numPr>
+      </w:pPr>
+      <w:bookmarkStart w:id="12" w:name="_Toc229491255"/>
+      <w:r>
+        <w:t>Auto Configuration</w:t>
+      </w:r>
+      <w:bookmarkEnd w:id="12"/>
+    </w:p>
+    <w:p>
+      <w:pPr>
+        <w:pStyle w:val="0NoiDung"/>
+        <w:numPr>
+          <w:ilvl w:val="0"/>
+          <w:numId w:val="25"/>
+        </w:numPr>
+      </w:pPr>
+      <w:r>
+        <w:t xml:space="preserve">Spring Boot tự động cấu hình dựa trên dependency có trong project. </w:t>
+      </w:r>
+    </w:p>
+    <w:p>
+      <w:pPr>
+        <w:pStyle w:val="0NoiDung"/>
+        <w:numPr>
+          <w:ilvl w:val="0"/>
+          <w:numId w:val="25"/>
+        </w:numPr>
+      </w:pPr>
+      <w:r>
+        <w:t>Ví dụ:</w:t>
+      </w:r>
+      <w:r>
+        <w:t xml:space="preserve"> T</w:t>
+      </w:r>
+      <w:r>
+        <w:t>hêm starter-web</w:t>
+      </w:r>
+      <w:r>
+        <w:t xml:space="preserve">, </w:t>
+      </w:r>
+      <w:r>
+        <w:t>tự cấu hình: Tomcat, Spring MVC, Jackson JSON.</w:t>
+      </w:r>
+    </w:p>
+    <w:p>
+      <w:pPr>
+        <w:pStyle w:val="TieuDe1"/>
+        <w:numPr>
+          <w:ilvl w:val="1"/>
+          <w:numId w:val="8"/>
+        </w:numPr>
         <w:rPr>
-          <w:b/>
-          <w:bCs/>
+          <w:sz w:val="36"/>
         </w:rPr>
-        <w:t>Starters (Dependencies):</w:t>
-      </w:r>
-      <w:r>
-        <w:t xml:space="preserve"> Các gói thư viện được gom nhóm sẵn (v</w:t>
-      </w:r>
-      <w:r>
-        <w:t>í</w:t>
-      </w:r>
-      <w:r>
-        <w:t xml:space="preserve"> dụ: </w:t>
+      </w:pPr>
+      <w:bookmarkStart w:id="13" w:name="_Toc229491256"/>
+      <w:r>
+        <w:t>Embedded</w:t>
+      </w:r>
+      <w:r>
+        <w:rPr>
+          <w:sz w:val="36"/>
+        </w:rPr>
+        <w:t xml:space="preserve"> </w:t>
+      </w:r>
+      <w:r>
+        <w:t>Server</w:t>
+      </w:r>
+      <w:bookmarkEnd w:id="13"/>
+    </w:p>
+    <w:p>
+      <w:pPr>
+        <w:pStyle w:val="0NoiDung"/>
+        <w:numPr>
+          <w:ilvl w:val="0"/>
+          <w:numId w:val="40"/>
+        </w:numPr>
+      </w:pPr>
+      <w:r>
+        <w:t xml:space="preserve">Tích hợp server sẵn bên trong ứng dụng. </w:t>
+      </w:r>
+    </w:p>
+    <w:p>
+      <w:pPr>
+        <w:pStyle w:val="0NoiDung"/>
+        <w:numPr>
+          <w:ilvl w:val="0"/>
+          <w:numId w:val="40"/>
+        </w:numPr>
+      </w:pPr>
+      <w:r>
+        <w:t xml:space="preserve">Không cần cài Tomcat riêng. </w:t>
+      </w:r>
+    </w:p>
+    <w:p>
+      <w:pPr>
+        <w:pStyle w:val="0NoiDung"/>
+        <w:numPr>
+          <w:ilvl w:val="0"/>
+          <w:numId w:val="40"/>
+        </w:numPr>
+      </w:pPr>
+      <w:r>
+        <w:t>Các server phổ biến:</w:t>
+      </w:r>
+    </w:p>
+    <w:p>
+      <w:pPr>
+        <w:pStyle w:val="0NoiDung"/>
+        <w:numPr>
+          <w:ilvl w:val="1"/>
+          <w:numId w:val="40"/>
+        </w:numPr>
+      </w:pPr>
+      <w:r>
+        <w:t xml:space="preserve">Tomcat </w:t>
+      </w:r>
+    </w:p>
+    <w:p>
+      <w:pPr>
+        <w:pStyle w:val="0NoiDung"/>
+        <w:numPr>
+          <w:ilvl w:val="1"/>
+          <w:numId w:val="40"/>
+        </w:numPr>
+      </w:pPr>
+      <w:r>
+        <w:t xml:space="preserve">Jetty </w:t>
+      </w:r>
+    </w:p>
+    <w:p>
+      <w:pPr>
+        <w:pStyle w:val="0NoiDung"/>
+        <w:numPr>
+          <w:ilvl w:val="1"/>
+          <w:numId w:val="40"/>
+        </w:numPr>
+      </w:pPr>
+      <w:r>
+        <w:t xml:space="preserve">Undertow </w:t>
+      </w:r>
+    </w:p>
+    <w:p>
+      <w:pPr>
+        <w:pStyle w:val="0NoiDung"/>
+        <w:numPr>
+          <w:ilvl w:val="0"/>
+          <w:numId w:val="40"/>
+        </w:numPr>
+      </w:pPr>
+      <w:r>
+        <w:t>Chạy project:</w:t>
+      </w:r>
+      <w:r>
+        <w:t xml:space="preserve"> </w:t>
+      </w:r>
+      <w:r>
+        <w:t>java -jar app.jar</w:t>
+      </w:r>
+    </w:p>
+    <w:p>
+      <w:pPr>
+        <w:pStyle w:val="TieuDe1"/>
+        <w:numPr>
+          <w:ilvl w:val="1"/>
+          <w:numId w:val="8"/>
+        </w:numPr>
+      </w:pPr>
+      <w:bookmarkStart w:id="14" w:name="_Toc229491257"/>
+      <w:r>
+        <w:t>Spring MVC</w:t>
+      </w:r>
+      <w:bookmarkEnd w:id="14"/>
+    </w:p>
+    <w:p>
+      <w:pPr>
+        <w:pStyle w:val="0NoiDung"/>
+        <w:numPr>
+          <w:ilvl w:val="0"/>
+          <w:numId w:val="42"/>
+        </w:numPr>
+      </w:pPr>
+      <w:r>
+        <w:lastRenderedPageBreak/>
+        <w:t xml:space="preserve">Dùng để xử lý request/response và REST API. </w:t>
+      </w:r>
+    </w:p>
+    <w:p>
+      <w:pPr>
+        <w:pStyle w:val="0NoiDung"/>
+        <w:numPr>
+          <w:ilvl w:val="0"/>
+          <w:numId w:val="42"/>
+        </w:numPr>
+      </w:pPr>
+      <w:r>
+        <w:t>Ví dụ:</w:t>
+      </w:r>
+    </w:p>
+    <w:p>
+      <w:pPr>
+        <w:pStyle w:val="0NoiDung"/>
+        <w:ind w:left="1080" w:firstLine="0"/>
+      </w:pPr>
+      <w:r>
+        <w:t>@RestController</w:t>
+      </w:r>
+      <w:r>
+        <w:br/>
+        <w:t>@RequestMapping("/api")</w:t>
+      </w:r>
+      <w:r>
+        <w:br/>
+        <w:t>public class HelloController {</w:t>
+      </w:r>
+      <w:r>
+        <w:br/>
+      </w:r>
+      <w:r>
+        <w:br/>
+        <w:t xml:space="preserve">    @GetMapping("/hello")</w:t>
+      </w:r>
+      <w:r>
+        <w:br/>
+        <w:t xml:space="preserve">    public String hello() {</w:t>
+      </w:r>
+      <w:r>
+        <w:br/>
+        <w:t xml:space="preserve">        return "Hello Spring Boot";</w:t>
+      </w:r>
+      <w:r>
+        <w:br/>
+        <w:t xml:space="preserve">    }</w:t>
+      </w:r>
+      <w:r>
+        <w:br/>
+        <w:t>}</w:t>
+      </w:r>
+    </w:p>
+    <w:p>
+      <w:pPr>
+        <w:pStyle w:val="TieuDe1"/>
+        <w:numPr>
+          <w:ilvl w:val="1"/>
+          <w:numId w:val="8"/>
+        </w:numPr>
+      </w:pPr>
+      <w:bookmarkStart w:id="15" w:name="_Toc229491258"/>
+      <w:r>
+        <w:t>Spring Data JPA</w:t>
+      </w:r>
+      <w:bookmarkEnd w:id="15"/>
+    </w:p>
+    <w:p>
+      <w:pPr>
+        <w:pStyle w:val="0NoiDung"/>
+      </w:pPr>
+      <w:r>
+        <w:t xml:space="preserve">Hỗ trợ thao tác database dễ dàng hơn. </w:t>
+      </w:r>
+    </w:p>
+    <w:p>
+      <w:pPr>
+        <w:pStyle w:val="0NoiDung"/>
+      </w:pPr>
+      <w:r>
+        <w:t>Ví dụ:</w:t>
+      </w:r>
+    </w:p>
+    <w:p>
+      <w:pPr>
+        <w:pStyle w:val="0NoiDung"/>
+        <w:ind w:left="720" w:firstLine="0"/>
+      </w:pPr>
+      <w:r>
+        <w:rPr>
+          <w:rStyle w:val="g"/>
+        </w:rPr>
+        <w:t>public</w:t>
       </w:r>
       <w:r>
         <w:rPr>
           <w:rStyle w:val="HTMLCode"/>
           <w:rFonts w:eastAsiaTheme="minorEastAsia"/>
         </w:rPr>
-        <w:t>spring-boot-starter-web</w:t>
-      </w:r>
-      <w:r>
-        <w:t xml:space="preserve">, </w:t>
+        <w:t xml:space="preserve"> </w:t>
+      </w:r>
+      <w:r>
+        <w:rPr>
+          <w:rStyle w:val="g"/>
+        </w:rPr>
+        <w:t>interface</w:t>
       </w:r>
       <w:r>
         <w:rPr>
           <w:rStyle w:val="HTMLCode"/>
           <w:rFonts w:eastAsiaTheme="minorEastAsia"/>
         </w:rPr>
-        <w:t>spring-boot-starter-data-jpa</w:t>
-      </w:r>
-      <w:r>
-        <w:t>).</w:t>
-      </w:r>
-    </w:p>
-    <w:p>
-      <w:pPr>
-        <w:pStyle w:val="0NoiDung"/>
-        <w:numPr>
-          <w:ilvl w:val="0"/>
-          <w:numId w:val="13"/>
-        </w:numPr>
-      </w:pPr>
+        <w:t xml:space="preserve"> </w:t>
+      </w:r>
       <w:r>
         <w:rPr>
-          <w:b/>
-          <w:bCs/>
+          <w:rStyle w:val="m"/>
         </w:rPr>
-        <w:t>Annotations:</w:t>
-      </w:r>
-    </w:p>
-    <w:p>
-      <w:pPr>
-        <w:pStyle w:val="0NoiDung"/>
-        <w:numPr>
-          <w:ilvl w:val="1"/>
-          <w:numId w:val="15"/>
-        </w:numPr>
-      </w:pPr>
+        <w:t>UserRepository</w:t>
+      </w:r>
       <w:r>
         <w:rPr>
           <w:rStyle w:val="HTMLCode"/>
           <w:rFonts w:eastAsiaTheme="minorEastAsia"/>
         </w:rPr>
-        <w:t>@SpringBootApplication</w:t>
-      </w:r>
-      <w:r>
-        <w:t>: Đánh dấu class chạy chính.</w:t>
-      </w:r>
-    </w:p>
-    <w:p>
-      <w:pPr>
-        <w:pStyle w:val="0NoiDung"/>
-        <w:numPr>
-          <w:ilvl w:val="1"/>
-          <w:numId w:val="15"/>
-        </w:numPr>
-      </w:pPr>
+        <w:t xml:space="preserve"> </w:t>
+      </w:r>
+      <w:r>
+        <w:br/>
+      </w:r>
       <w:r>
         <w:rPr>
           <w:rStyle w:val="HTMLCode"/>
           <w:rFonts w:eastAsiaTheme="minorEastAsia"/>
         </w:rPr>
-        <w:t>@RestController</w:t>
-      </w:r>
-      <w:r>
-        <w:t>: Định nghĩa một API endpoint.</w:t>
-      </w:r>
-    </w:p>
-    <w:p>
-      <w:pPr>
-        <w:pStyle w:val="0NoiDung"/>
-        <w:numPr>
-          <w:ilvl w:val="1"/>
-          <w:numId w:val="15"/>
-        </w:numPr>
-      </w:pPr>
+        <w:t xml:space="preserve">    </w:t>
+      </w:r>
+      <w:r>
+        <w:rPr>
+          <w:rStyle w:val="g"/>
+        </w:rPr>
+        <w:t>extends</w:t>
+      </w:r>
       <w:r>
         <w:rPr>
           <w:rStyle w:val="HTMLCode"/>
           <w:rFonts w:eastAsiaTheme="minorEastAsia"/>
         </w:rPr>
-        <w:t>@Service</w:t>
-      </w:r>
-      <w:r>
-        <w:t xml:space="preserve">, </w:t>
+        <w:t xml:space="preserve"> </w:t>
+      </w:r>
+      <w:r>
+        <w:rPr>
+          <w:rStyle w:val="m"/>
+        </w:rPr>
+        <w:t>JpaRepository</w:t>
       </w:r>
       <w:r>
         <w:rPr>
           <w:rStyle w:val="HTMLCode"/>
           <w:rFonts w:eastAsiaTheme="minorEastAsia"/>
         </w:rPr>
-        <w:t>@Repository</w:t>
-      </w:r>
-      <w:r>
-        <w:t xml:space="preserve">, </w:t>
+        <w:t>&lt;</w:t>
+      </w:r>
+      <w:r>
+        <w:rPr>
+          <w:rStyle w:val="m"/>
+        </w:rPr>
+        <w:t>User</w:t>
       </w:r>
       <w:r>
         <w:rPr>
           <w:rStyle w:val="HTMLCode"/>
           <w:rFonts w:eastAsiaTheme="minorEastAsia"/>
         </w:rPr>
-        <w:t>@Component</w:t>
-      </w:r>
-      <w:r>
-        <w:t>: Phân loại các Bean theo tầng logic.</w:t>
-      </w:r>
-    </w:p>
-    <w:p>
-      <w:pPr>
-        <w:pStyle w:val="0NoiDung"/>
-        <w:numPr>
-          <w:ilvl w:val="1"/>
-          <w:numId w:val="15"/>
-        </w:numPr>
-      </w:pPr>
+        <w:t xml:space="preserve">, </w:t>
+      </w:r>
+      <w:r>
+        <w:rPr>
+          <w:rStyle w:val="m"/>
+        </w:rPr>
+        <w:t>Integer</w:t>
+      </w:r>
       <w:r>
         <w:rPr>
           <w:rStyle w:val="HTMLCode"/>
           <w:rFonts w:eastAsiaTheme="minorEastAsia"/>
         </w:rPr>
-        <w:t>@Autowired</w:t>
-      </w:r>
-      <w:r>
-        <w:t>: Để thực hiện Dependency Injection.</w:t>
-      </w:r>
-    </w:p>
-    <w:p>
-      <w:pPr>
-        <w:pStyle w:val="0NoiDung"/>
-        <w:numPr>
-          <w:ilvl w:val="0"/>
-          <w:numId w:val="13"/>
-        </w:numPr>
-      </w:pPr>
-      <w:r>
-        <w:rPr>
-          <w:b/>
-          <w:bCs/>
-        </w:rPr>
-        <w:t>Application Properties (</w:t>
+        <w:t>&gt; {</w:t>
+      </w:r>
+      <w:r>
+        <w:br/>
       </w:r>
       <w:r>
         <w:rPr>
           <w:rStyle w:val="HTMLCode"/>
           <w:rFonts w:eastAsiaTheme="minorEastAsia"/>
-          <w:b/>
-          <w:bCs/>
         </w:rPr>
-        <w:t>application.properties</w:t>
-      </w:r>
-      <w:r>
-        <w:rPr>
-          <w:b/>
-          <w:bCs/>
-        </w:rPr>
-        <w:t xml:space="preserve"> hoặc </w:t>
-      </w:r>
+        <w:t>}</w:t>
+      </w:r>
+    </w:p>
+    <w:p>
+      <w:pPr>
+        <w:pStyle w:val="TieuDe1"/>
+        <w:numPr>
+          <w:ilvl w:val="1"/>
+          <w:numId w:val="8"/>
+        </w:numPr>
+      </w:pPr>
+      <w:bookmarkStart w:id="16" w:name="_Toc229491259"/>
+      <w:r>
+        <w:t>Annotation</w:t>
+      </w:r>
+      <w:bookmarkEnd w:id="16"/>
+    </w:p>
+    <w:p>
+      <w:pPr>
+        <w:pStyle w:val="0NoiDung"/>
+      </w:pPr>
+      <w:r>
+        <w:t xml:space="preserve">Dùng để cấu hình và định nghĩa chức năng. </w:t>
+      </w:r>
+    </w:p>
+    <w:p>
+      <w:pPr>
+        <w:pStyle w:val="0NoiDung"/>
+      </w:pPr>
+      <w:r>
+        <w:t>Ví dụ:</w:t>
+      </w:r>
+    </w:p>
+    <w:p>
+      <w:pPr>
+        <w:pStyle w:val="0NoiDung"/>
+        <w:ind w:left="720" w:firstLine="0"/>
+      </w:pPr>
       <w:r>
         <w:rPr>
           <w:rStyle w:val="HTMLCode"/>
           <w:rFonts w:eastAsiaTheme="minorEastAsia"/>
-          <w:b/>
-          <w:bCs/>
         </w:rPr>
-        <w:t>.yml</w:t>
+        <w:t>@</w:t>
       </w:r>
       <w:r>
         <w:rPr>
-          <w:b/>
-          <w:bCs/>
+          <w:rStyle w:val="m"/>
         </w:rPr>
-        <w:t>):</w:t>
-      </w:r>
-      <w:r>
-        <w:t xml:space="preserve"> Nơi chứa toàn bộ cấu hình hệ thống như Port, Database URL, Secret Key...</w:t>
+        <w:t>Service</w:t>
+      </w:r>
+      <w:r>
+        <w:br/>
+      </w:r>
+      <w:r>
+        <w:rPr>
+          <w:rStyle w:val="HTMLCode"/>
+          <w:rFonts w:eastAsiaTheme="minorEastAsia"/>
+        </w:rPr>
+        <w:t>@</w:t>
+      </w:r>
+      <w:r>
+        <w:rPr>
+          <w:rStyle w:val="m"/>
+        </w:rPr>
+        <w:t>Repository</w:t>
+      </w:r>
+      <w:r>
+        <w:br/>
+      </w:r>
+      <w:r>
+        <w:rPr>
+          <w:rStyle w:val="HTMLCode"/>
+          <w:rFonts w:eastAsiaTheme="minorEastAsia"/>
+        </w:rPr>
+        <w:t>@</w:t>
+      </w:r>
+      <w:r>
+        <w:rPr>
+          <w:rStyle w:val="m"/>
+        </w:rPr>
+        <w:t>RestController</w:t>
+      </w:r>
+      <w:r>
+        <w:br/>
+      </w:r>
+      <w:r>
+        <w:rPr>
+          <w:rStyle w:val="HTMLCode"/>
+          <w:rFonts w:eastAsiaTheme="minorEastAsia"/>
+        </w:rPr>
+        <w:t>@</w:t>
+      </w:r>
+      <w:r>
+        <w:rPr>
+          <w:rStyle w:val="m"/>
+        </w:rPr>
+        <w:t>Autowired</w:t>
       </w:r>
     </w:p>
     <w:p>
@@ -1643,11 +3316,11 @@
           <w:numId w:val="8"/>
         </w:numPr>
       </w:pPr>
-      <w:bookmarkStart w:id="7" w:name="_Toc229486945"/>
+      <w:bookmarkStart w:id="17" w:name="_Toc229491260"/>
       <w:r>
         <w:t>Git là gì và các lệnh cơ bản</w:t>
       </w:r>
-      <w:bookmarkEnd w:id="7"/>
+      <w:bookmarkEnd w:id="17"/>
     </w:p>
     <w:p>
       <w:pPr>
@@ -1657,14 +3330,14 @@
           <w:numId w:val="8"/>
         </w:numPr>
       </w:pPr>
-      <w:bookmarkStart w:id="8" w:name="_Toc229486946"/>
+      <w:bookmarkStart w:id="18" w:name="_Toc229491261"/>
       <w:r>
         <w:t>Git</w:t>
       </w:r>
       <w:r>
         <w:t xml:space="preserve"> là gì?</w:t>
       </w:r>
-      <w:bookmarkEnd w:id="8"/>
+      <w:bookmarkEnd w:id="18"/>
       <w:r>
         <w:t xml:space="preserve"> </w:t>
       </w:r>
@@ -1688,6 +3361,10 @@
         <w:pStyle w:val="0NoiDung"/>
       </w:pPr>
       <w:r>
+        <w:rPr>
+          <w:noProof/>
+        </w:rPr>
+        <w:lastRenderedPageBreak/>
         <w:drawing>
           <wp:inline distT="0" distB="0" distL="0" distR="0" wp14:anchorId="140E4AAE" wp14:editId="0F95A628">
             <wp:extent cx="5943600" cy="2244090"/>
@@ -1729,13 +3406,13 @@
       <w:pPr>
         <w:pStyle w:val="TieuDeHinh"/>
       </w:pPr>
-      <w:bookmarkStart w:id="9" w:name="_Toc229487600"/>
-      <w:bookmarkStart w:id="10" w:name="_Toc229487648"/>
+      <w:bookmarkStart w:id="19" w:name="_Toc229487600"/>
+      <w:bookmarkStart w:id="20" w:name="_Toc229487648"/>
       <w:r>
         <w:t>Hình 2: Kết quả</w:t>
       </w:r>
-      <w:bookmarkEnd w:id="9"/>
-      <w:bookmarkEnd w:id="10"/>
+      <w:bookmarkEnd w:id="19"/>
+      <w:bookmarkEnd w:id="20"/>
     </w:p>
     <w:p>
       <w:pPr>
@@ -1745,13 +3422,11 @@
           <w:numId w:val="8"/>
         </w:numPr>
       </w:pPr>
-      <w:bookmarkStart w:id="11" w:name="_Toc229486947"/>
+      <w:bookmarkStart w:id="21" w:name="_Toc229491262"/>
       <w:r>
         <w:t>Các lệnh cơ bản step-by-step:</w:t>
       </w:r>
-      <w:bookmarkStart w:id="12" w:name="_GoBack"/>
-      <w:bookmarkEnd w:id="11"/>
-      <w:bookmarkEnd w:id="12"/>
+      <w:bookmarkEnd w:id="21"/>
     </w:p>
     <w:tbl>
       <w:tblPr>
@@ -1888,7 +3563,6 @@
                 <w:sz w:val="26"/>
                 <w:szCs w:val="26"/>
               </w:rPr>
-              <w:lastRenderedPageBreak/>
               <w:t>git clone &lt;url&gt;</w:t>
             </w:r>
           </w:p>
@@ -2144,6 +3818,7 @@
                 <w:sz w:val="26"/>
                 <w:szCs w:val="26"/>
               </w:rPr>
+              <w:lastRenderedPageBreak/>
               <w:t>git pull origin &lt;branch&gt;</w:t>
             </w:r>
           </w:p>
@@ -2326,7 +4001,7 @@
         <w:sz w:val="26"/>
         <w:szCs w:val="26"/>
       </w:rPr>
-      <w:t>6</w:t>
+      <w:t>7</w:t>
     </w:r>
     <w:r>
       <w:rPr>
@@ -2395,6 +4070,155 @@
 <file path=word/numbering.xml><?xml version="1.0" encoding="utf-8"?>
 <w:numbering xmlns:wpc="http://schemas.microsoft.com/office/word/2010/wordprocessingCanvas" xmlns:mc="http://schemas.openxmlformats.org/markup-compatibility/2006" xmlns:o="urn:schemas-microsoft-com:office:office" xmlns:r="http://schemas.openxmlformats.org/officeDocument/2006/relationships" xmlns:m="http://schemas.openxmlformats.org/officeDocument/2006/math" xmlns:v="urn:schemas-microsoft-com:vml" xmlns:wp14="http://schemas.microsoft.com/office/word/2010/wordprocessingDrawing" xmlns:wp="http://schemas.openxmlformats.org/drawingml/2006/wordprocessingDrawing" xmlns:w10="urn:schemas-microsoft-com:office:word" xmlns:w="http://schemas.openxmlformats.org/wordprocessingml/2006/main" xmlns:w14="http://schemas.microsoft.com/office/word/2010/wordml" xmlns:w15="http://schemas.microsoft.com/office/word/2012/wordml" xmlns:wpg="http://schemas.microsoft.com/office/word/2010/wordprocessingGroup" xmlns:wpi="http://schemas.microsoft.com/office/word/2010/wordprocessingInk" xmlns:wne="http://schemas.microsoft.com/office/word/2006/wordml" xmlns:wps="http://schemas.microsoft.com/office/word/2010/wordprocessingShape" mc:Ignorable="w14 w15 wp14">
   <w:abstractNum w:abstractNumId="0">
+    <w:nsid w:val="05455ACA"/>
+    <w:multiLevelType w:val="multilevel"/>
+    <w:tmpl w:val="9FE47588"/>
+    <w:lvl w:ilvl="0">
+      <w:start w:val="1"/>
+      <w:numFmt w:val="bullet"/>
+      <w:lvlText w:val=""/>
+      <w:lvlJc w:val="left"/>
+      <w:pPr>
+        <w:tabs>
+          <w:tab w:val="num" w:pos="720"/>
+        </w:tabs>
+        <w:ind w:left="720" w:hanging="360"/>
+      </w:pPr>
+      <w:rPr>
+        <w:rFonts w:ascii="Symbol" w:hAnsi="Symbol" w:hint="default"/>
+        <w:sz w:val="20"/>
+      </w:rPr>
+    </w:lvl>
+    <w:lvl w:ilvl="1" w:tentative="1">
+      <w:start w:val="1"/>
+      <w:numFmt w:val="bullet"/>
+      <w:lvlText w:val="o"/>
+      <w:lvlJc w:val="left"/>
+      <w:pPr>
+        <w:tabs>
+          <w:tab w:val="num" w:pos="1440"/>
+        </w:tabs>
+        <w:ind w:left="1440" w:hanging="360"/>
+      </w:pPr>
+      <w:rPr>
+        <w:rFonts w:ascii="Courier New" w:hAnsi="Courier New" w:hint="default"/>
+        <w:sz w:val="20"/>
+      </w:rPr>
+    </w:lvl>
+    <w:lvl w:ilvl="2" w:tentative="1">
+      <w:start w:val="1"/>
+      <w:numFmt w:val="bullet"/>
+      <w:lvlText w:val=""/>
+      <w:lvlJc w:val="left"/>
+      <w:pPr>
+        <w:tabs>
+          <w:tab w:val="num" w:pos="2160"/>
+        </w:tabs>
+        <w:ind w:left="2160" w:hanging="360"/>
+      </w:pPr>
+      <w:rPr>
+        <w:rFonts w:ascii="Wingdings" w:hAnsi="Wingdings" w:hint="default"/>
+        <w:sz w:val="20"/>
+      </w:rPr>
+    </w:lvl>
+    <w:lvl w:ilvl="3" w:tentative="1">
+      <w:start w:val="1"/>
+      <w:numFmt w:val="bullet"/>
+      <w:lvlText w:val=""/>
+      <w:lvlJc w:val="left"/>
+      <w:pPr>
+        <w:tabs>
+          <w:tab w:val="num" w:pos="2880"/>
+        </w:tabs>
+        <w:ind w:left="2880" w:hanging="360"/>
+      </w:pPr>
+      <w:rPr>
+        <w:rFonts w:ascii="Wingdings" w:hAnsi="Wingdings" w:hint="default"/>
+        <w:sz w:val="20"/>
+      </w:rPr>
+    </w:lvl>
+    <w:lvl w:ilvl="4" w:tentative="1">
+      <w:start w:val="1"/>
+      <w:numFmt w:val="bullet"/>
+      <w:lvlText w:val=""/>
+      <w:lvlJc w:val="left"/>
+      <w:pPr>
+        <w:tabs>
+          <w:tab w:val="num" w:pos="3600"/>
+        </w:tabs>
+        <w:ind w:left="3600" w:hanging="360"/>
+      </w:pPr>
+      <w:rPr>
+        <w:rFonts w:ascii="Wingdings" w:hAnsi="Wingdings" w:hint="default"/>
+        <w:sz w:val="20"/>
+      </w:rPr>
+    </w:lvl>
+    <w:lvl w:ilvl="5" w:tentative="1">
+      <w:start w:val="1"/>
+      <w:numFmt w:val="bullet"/>
+      <w:lvlText w:val=""/>
+      <w:lvlJc w:val="left"/>
+      <w:pPr>
+        <w:tabs>
+          <w:tab w:val="num" w:pos="4320"/>
+        </w:tabs>
+        <w:ind w:left="4320" w:hanging="360"/>
+      </w:pPr>
+      <w:rPr>
+        <w:rFonts w:ascii="Wingdings" w:hAnsi="Wingdings" w:hint="default"/>
+        <w:sz w:val="20"/>
+      </w:rPr>
+    </w:lvl>
+    <w:lvl w:ilvl="6" w:tentative="1">
+      <w:start w:val="1"/>
+      <w:numFmt w:val="bullet"/>
+      <w:lvlText w:val=""/>
+      <w:lvlJc w:val="left"/>
+      <w:pPr>
+        <w:tabs>
+          <w:tab w:val="num" w:pos="5040"/>
+        </w:tabs>
+        <w:ind w:left="5040" w:hanging="360"/>
+      </w:pPr>
+      <w:rPr>
+        <w:rFonts w:ascii="Wingdings" w:hAnsi="Wingdings" w:hint="default"/>
+        <w:sz w:val="20"/>
+      </w:rPr>
+    </w:lvl>
+    <w:lvl w:ilvl="7" w:tentative="1">
+      <w:start w:val="1"/>
+      <w:numFmt w:val="bullet"/>
+      <w:lvlText w:val=""/>
+      <w:lvlJc w:val="left"/>
+      <w:pPr>
+        <w:tabs>
+          <w:tab w:val="num" w:pos="5760"/>
+        </w:tabs>
+        <w:ind w:left="5760" w:hanging="360"/>
+      </w:pPr>
+      <w:rPr>
+        <w:rFonts w:ascii="Wingdings" w:hAnsi="Wingdings" w:hint="default"/>
+        <w:sz w:val="20"/>
+      </w:rPr>
+    </w:lvl>
+    <w:lvl w:ilvl="8" w:tentative="1">
+      <w:start w:val="1"/>
+      <w:numFmt w:val="bullet"/>
+      <w:lvlText w:val=""/>
+      <w:lvlJc w:val="left"/>
+      <w:pPr>
+        <w:tabs>
+          <w:tab w:val="num" w:pos="6480"/>
+        </w:tabs>
+        <w:ind w:left="6480" w:hanging="360"/>
+      </w:pPr>
+      <w:rPr>
+        <w:rFonts w:ascii="Wingdings" w:hAnsi="Wingdings" w:hint="default"/>
+        <w:sz w:val="20"/>
+      </w:rPr>
+    </w:lvl>
+  </w:abstractNum>
+  <w:abstractNum w:abstractNumId="1">
     <w:nsid w:val="082B78D9"/>
     <w:multiLevelType w:val="multilevel"/>
     <w:tmpl w:val="0409001F"/>
@@ -2480,7 +4304,7 @@
       </w:pPr>
     </w:lvl>
   </w:abstractNum>
-  <w:abstractNum w:abstractNumId="1">
+  <w:abstractNum w:abstractNumId="2">
     <w:nsid w:val="08DE5F74"/>
     <w:multiLevelType w:val="hybridMultilevel"/>
     <w:tmpl w:val="A62A2F8C"/>
@@ -2569,7 +4393,7 @@
       </w:pPr>
     </w:lvl>
   </w:abstractNum>
-  <w:abstractNum w:abstractNumId="2">
+  <w:abstractNum w:abstractNumId="3">
     <w:nsid w:val="0AA340EF"/>
     <w:multiLevelType w:val="hybridMultilevel"/>
     <w:tmpl w:val="96D85522"/>
@@ -2682,7 +4506,7 @@
       </w:rPr>
     </w:lvl>
   </w:abstractNum>
-  <w:abstractNum w:abstractNumId="3">
+  <w:abstractNum w:abstractNumId="4">
     <w:nsid w:val="0ADA7E7A"/>
     <w:multiLevelType w:val="multilevel"/>
     <w:tmpl w:val="B422F814"/>
@@ -2774,7 +4598,7 @@
       </w:pPr>
     </w:lvl>
   </w:abstractNum>
-  <w:abstractNum w:abstractNumId="4">
+  <w:abstractNum w:abstractNumId="5">
     <w:nsid w:val="0BB25410"/>
     <w:multiLevelType w:val="multilevel"/>
     <w:tmpl w:val="A62A2F8C"/>
@@ -2863,7 +4687,7 @@
       </w:pPr>
     </w:lvl>
   </w:abstractNum>
-  <w:abstractNum w:abstractNumId="5">
+  <w:abstractNum w:abstractNumId="6">
     <w:nsid w:val="0F3A5CB2"/>
     <w:multiLevelType w:val="hybridMultilevel"/>
     <w:tmpl w:val="A0E04262"/>
@@ -2976,7 +4800,7 @@
       </w:rPr>
     </w:lvl>
   </w:abstractNum>
-  <w:abstractNum w:abstractNumId="6">
+  <w:abstractNum w:abstractNumId="7">
     <w:nsid w:val="11300EB8"/>
     <w:multiLevelType w:val="multilevel"/>
     <w:tmpl w:val="B422F814"/>
@@ -3068,10 +4892,10 @@
       </w:pPr>
     </w:lvl>
   </w:abstractNum>
-  <w:abstractNum w:abstractNumId="7">
+  <w:abstractNum w:abstractNumId="8">
     <w:nsid w:val="1D404EDC"/>
     <w:multiLevelType w:val="multilevel"/>
-    <w:tmpl w:val="0409001F"/>
+    <w:tmpl w:val="BC88631C"/>
     <w:lvl w:ilvl="0">
       <w:start w:val="1"/>
       <w:numFmt w:val="decimal"/>
@@ -3089,6 +4913,10 @@
       <w:pPr>
         <w:ind w:left="792" w:hanging="432"/>
       </w:pPr>
+      <w:rPr>
+        <w:sz w:val="26"/>
+        <w:szCs w:val="26"/>
+      </w:rPr>
     </w:lvl>
     <w:lvl w:ilvl="2">
       <w:start w:val="1"/>
@@ -3154,7 +4982,305 @@
       </w:pPr>
     </w:lvl>
   </w:abstractNum>
-  <w:abstractNum w:abstractNumId="8">
+  <w:abstractNum w:abstractNumId="9">
+    <w:nsid w:val="20080891"/>
+    <w:multiLevelType w:val="multilevel"/>
+    <w:tmpl w:val="A7981C86"/>
+    <w:lvl w:ilvl="0">
+      <w:start w:val="1"/>
+      <w:numFmt w:val="bullet"/>
+      <w:lvlText w:val=""/>
+      <w:lvlJc w:val="left"/>
+      <w:pPr>
+        <w:tabs>
+          <w:tab w:val="num" w:pos="720"/>
+        </w:tabs>
+        <w:ind w:left="720" w:hanging="360"/>
+      </w:pPr>
+      <w:rPr>
+        <w:rFonts w:ascii="Symbol" w:hAnsi="Symbol" w:hint="default"/>
+        <w:sz w:val="20"/>
+      </w:rPr>
+    </w:lvl>
+    <w:lvl w:ilvl="1" w:tentative="1">
+      <w:start w:val="1"/>
+      <w:numFmt w:val="bullet"/>
+      <w:lvlText w:val="o"/>
+      <w:lvlJc w:val="left"/>
+      <w:pPr>
+        <w:tabs>
+          <w:tab w:val="num" w:pos="1440"/>
+        </w:tabs>
+        <w:ind w:left="1440" w:hanging="360"/>
+      </w:pPr>
+      <w:rPr>
+        <w:rFonts w:ascii="Courier New" w:hAnsi="Courier New" w:hint="default"/>
+        <w:sz w:val="20"/>
+      </w:rPr>
+    </w:lvl>
+    <w:lvl w:ilvl="2" w:tentative="1">
+      <w:start w:val="1"/>
+      <w:numFmt w:val="bullet"/>
+      <w:lvlText w:val=""/>
+      <w:lvlJc w:val="left"/>
+      <w:pPr>
+        <w:tabs>
+          <w:tab w:val="num" w:pos="2160"/>
+        </w:tabs>
+        <w:ind w:left="2160" w:hanging="360"/>
+      </w:pPr>
+      <w:rPr>
+        <w:rFonts w:ascii="Wingdings" w:hAnsi="Wingdings" w:hint="default"/>
+        <w:sz w:val="20"/>
+      </w:rPr>
+    </w:lvl>
+    <w:lvl w:ilvl="3" w:tentative="1">
+      <w:start w:val="1"/>
+      <w:numFmt w:val="bullet"/>
+      <w:lvlText w:val=""/>
+      <w:lvlJc w:val="left"/>
+      <w:pPr>
+        <w:tabs>
+          <w:tab w:val="num" w:pos="2880"/>
+        </w:tabs>
+        <w:ind w:left="2880" w:hanging="360"/>
+      </w:pPr>
+      <w:rPr>
+        <w:rFonts w:ascii="Wingdings" w:hAnsi="Wingdings" w:hint="default"/>
+        <w:sz w:val="20"/>
+      </w:rPr>
+    </w:lvl>
+    <w:lvl w:ilvl="4" w:tentative="1">
+      <w:start w:val="1"/>
+      <w:numFmt w:val="bullet"/>
+      <w:lvlText w:val=""/>
+      <w:lvlJc w:val="left"/>
+      <w:pPr>
+        <w:tabs>
+          <w:tab w:val="num" w:pos="3600"/>
+        </w:tabs>
+        <w:ind w:left="3600" w:hanging="360"/>
+      </w:pPr>
+      <w:rPr>
+        <w:rFonts w:ascii="Wingdings" w:hAnsi="Wingdings" w:hint="default"/>
+        <w:sz w:val="20"/>
+      </w:rPr>
+    </w:lvl>
+    <w:lvl w:ilvl="5" w:tentative="1">
+      <w:start w:val="1"/>
+      <w:numFmt w:val="bullet"/>
+      <w:lvlText w:val=""/>
+      <w:lvlJc w:val="left"/>
+      <w:pPr>
+        <w:tabs>
+          <w:tab w:val="num" w:pos="4320"/>
+        </w:tabs>
+        <w:ind w:left="4320" w:hanging="360"/>
+      </w:pPr>
+      <w:rPr>
+        <w:rFonts w:ascii="Wingdings" w:hAnsi="Wingdings" w:hint="default"/>
+        <w:sz w:val="20"/>
+      </w:rPr>
+    </w:lvl>
+    <w:lvl w:ilvl="6" w:tentative="1">
+      <w:start w:val="1"/>
+      <w:numFmt w:val="bullet"/>
+      <w:lvlText w:val=""/>
+      <w:lvlJc w:val="left"/>
+      <w:pPr>
+        <w:tabs>
+          <w:tab w:val="num" w:pos="5040"/>
+        </w:tabs>
+        <w:ind w:left="5040" w:hanging="360"/>
+      </w:pPr>
+      <w:rPr>
+        <w:rFonts w:ascii="Wingdings" w:hAnsi="Wingdings" w:hint="default"/>
+        <w:sz w:val="20"/>
+      </w:rPr>
+    </w:lvl>
+    <w:lvl w:ilvl="7" w:tentative="1">
+      <w:start w:val="1"/>
+      <w:numFmt w:val="bullet"/>
+      <w:lvlText w:val=""/>
+      <w:lvlJc w:val="left"/>
+      <w:pPr>
+        <w:tabs>
+          <w:tab w:val="num" w:pos="5760"/>
+        </w:tabs>
+        <w:ind w:left="5760" w:hanging="360"/>
+      </w:pPr>
+      <w:rPr>
+        <w:rFonts w:ascii="Wingdings" w:hAnsi="Wingdings" w:hint="default"/>
+        <w:sz w:val="20"/>
+      </w:rPr>
+    </w:lvl>
+    <w:lvl w:ilvl="8" w:tentative="1">
+      <w:start w:val="1"/>
+      <w:numFmt w:val="bullet"/>
+      <w:lvlText w:val=""/>
+      <w:lvlJc w:val="left"/>
+      <w:pPr>
+        <w:tabs>
+          <w:tab w:val="num" w:pos="6480"/>
+        </w:tabs>
+        <w:ind w:left="6480" w:hanging="360"/>
+      </w:pPr>
+      <w:rPr>
+        <w:rFonts w:ascii="Wingdings" w:hAnsi="Wingdings" w:hint="default"/>
+        <w:sz w:val="20"/>
+      </w:rPr>
+    </w:lvl>
+  </w:abstractNum>
+  <w:abstractNum w:abstractNumId="10">
+    <w:nsid w:val="2D7F1AAA"/>
+    <w:multiLevelType w:val="multilevel"/>
+    <w:tmpl w:val="5CFEE14E"/>
+    <w:lvl w:ilvl="0">
+      <w:start w:val="1"/>
+      <w:numFmt w:val="bullet"/>
+      <w:lvlText w:val=""/>
+      <w:lvlJc w:val="left"/>
+      <w:pPr>
+        <w:tabs>
+          <w:tab w:val="num" w:pos="720"/>
+        </w:tabs>
+        <w:ind w:left="720" w:hanging="360"/>
+      </w:pPr>
+      <w:rPr>
+        <w:rFonts w:ascii="Symbol" w:hAnsi="Symbol" w:hint="default"/>
+        <w:sz w:val="20"/>
+      </w:rPr>
+    </w:lvl>
+    <w:lvl w:ilvl="1" w:tentative="1">
+      <w:start w:val="1"/>
+      <w:numFmt w:val="bullet"/>
+      <w:lvlText w:val="o"/>
+      <w:lvlJc w:val="left"/>
+      <w:pPr>
+        <w:tabs>
+          <w:tab w:val="num" w:pos="1440"/>
+        </w:tabs>
+        <w:ind w:left="1440" w:hanging="360"/>
+      </w:pPr>
+      <w:rPr>
+        <w:rFonts w:ascii="Courier New" w:hAnsi="Courier New" w:hint="default"/>
+        <w:sz w:val="20"/>
+      </w:rPr>
+    </w:lvl>
+    <w:lvl w:ilvl="2" w:tentative="1">
+      <w:start w:val="1"/>
+      <w:numFmt w:val="bullet"/>
+      <w:lvlText w:val=""/>
+      <w:lvlJc w:val="left"/>
+      <w:pPr>
+        <w:tabs>
+          <w:tab w:val="num" w:pos="2160"/>
+        </w:tabs>
+        <w:ind w:left="2160" w:hanging="360"/>
+      </w:pPr>
+      <w:rPr>
+        <w:rFonts w:ascii="Wingdings" w:hAnsi="Wingdings" w:hint="default"/>
+        <w:sz w:val="20"/>
+      </w:rPr>
+    </w:lvl>
+    <w:lvl w:ilvl="3" w:tentative="1">
+      <w:start w:val="1"/>
+      <w:numFmt w:val="bullet"/>
+      <w:lvlText w:val=""/>
+      <w:lvlJc w:val="left"/>
+      <w:pPr>
+        <w:tabs>
+          <w:tab w:val="num" w:pos="2880"/>
+        </w:tabs>
+        <w:ind w:left="2880" w:hanging="360"/>
+      </w:pPr>
+      <w:rPr>
+        <w:rFonts w:ascii="Wingdings" w:hAnsi="Wingdings" w:hint="default"/>
+        <w:sz w:val="20"/>
+      </w:rPr>
+    </w:lvl>
+    <w:lvl w:ilvl="4" w:tentative="1">
+      <w:start w:val="1"/>
+      <w:numFmt w:val="bullet"/>
+      <w:lvlText w:val=""/>
+      <w:lvlJc w:val="left"/>
+      <w:pPr>
+        <w:tabs>
+          <w:tab w:val="num" w:pos="3600"/>
+        </w:tabs>
+        <w:ind w:left="3600" w:hanging="360"/>
+      </w:pPr>
+      <w:rPr>
+        <w:rFonts w:ascii="Wingdings" w:hAnsi="Wingdings" w:hint="default"/>
+        <w:sz w:val="20"/>
+      </w:rPr>
+    </w:lvl>
+    <w:lvl w:ilvl="5" w:tentative="1">
+      <w:start w:val="1"/>
+      <w:numFmt w:val="bullet"/>
+      <w:lvlText w:val=""/>
+      <w:lvlJc w:val="left"/>
+      <w:pPr>
+        <w:tabs>
+          <w:tab w:val="num" w:pos="4320"/>
+        </w:tabs>
+        <w:ind w:left="4320" w:hanging="360"/>
+      </w:pPr>
+      <w:rPr>
+        <w:rFonts w:ascii="Wingdings" w:hAnsi="Wingdings" w:hint="default"/>
+        <w:sz w:val="20"/>
+      </w:rPr>
+    </w:lvl>
+    <w:lvl w:ilvl="6" w:tentative="1">
+      <w:start w:val="1"/>
+      <w:numFmt w:val="bullet"/>
+      <w:lvlText w:val=""/>
+      <w:lvlJc w:val="left"/>
+      <w:pPr>
+        <w:tabs>
+          <w:tab w:val="num" w:pos="5040"/>
+        </w:tabs>
+        <w:ind w:left="5040" w:hanging="360"/>
+      </w:pPr>
+      <w:rPr>
+        <w:rFonts w:ascii="Wingdings" w:hAnsi="Wingdings" w:hint="default"/>
+        <w:sz w:val="20"/>
+      </w:rPr>
+    </w:lvl>
+    <w:lvl w:ilvl="7" w:tentative="1">
+      <w:start w:val="1"/>
+      <w:numFmt w:val="bullet"/>
+      <w:lvlText w:val=""/>
+      <w:lvlJc w:val="left"/>
+      <w:pPr>
+        <w:tabs>
+          <w:tab w:val="num" w:pos="5760"/>
+        </w:tabs>
+        <w:ind w:left="5760" w:hanging="360"/>
+      </w:pPr>
+      <w:rPr>
+        <w:rFonts w:ascii="Wingdings" w:hAnsi="Wingdings" w:hint="default"/>
+        <w:sz w:val="20"/>
+      </w:rPr>
+    </w:lvl>
+    <w:lvl w:ilvl="8" w:tentative="1">
+      <w:start w:val="1"/>
+      <w:numFmt w:val="bullet"/>
+      <w:lvlText w:val=""/>
+      <w:lvlJc w:val="left"/>
+      <w:pPr>
+        <w:tabs>
+          <w:tab w:val="num" w:pos="6480"/>
+        </w:tabs>
+        <w:ind w:left="6480" w:hanging="360"/>
+      </w:pPr>
+      <w:rPr>
+        <w:rFonts w:ascii="Wingdings" w:hAnsi="Wingdings" w:hint="default"/>
+        <w:sz w:val="20"/>
+      </w:rPr>
+    </w:lvl>
+  </w:abstractNum>
+  <w:abstractNum w:abstractNumId="11">
     <w:nsid w:val="31123371"/>
     <w:multiLevelType w:val="multilevel"/>
     <w:tmpl w:val="5E184042"/>
@@ -3243,7 +5369,7 @@
       </w:pPr>
     </w:lvl>
   </w:abstractNum>
-  <w:abstractNum w:abstractNumId="9">
+  <w:abstractNum w:abstractNumId="12">
     <w:nsid w:val="32DB391A"/>
     <w:multiLevelType w:val="hybridMultilevel"/>
     <w:tmpl w:val="AEFA1FE6"/>
@@ -3356,7 +5482,7 @@
       </w:rPr>
     </w:lvl>
   </w:abstractNum>
-  <w:abstractNum w:abstractNumId="10">
+  <w:abstractNum w:abstractNumId="13">
     <w:nsid w:val="3CE14E87"/>
     <w:multiLevelType w:val="multilevel"/>
     <w:tmpl w:val="96A6F996"/>
@@ -3469,7 +5595,418 @@
       </w:pPr>
     </w:lvl>
   </w:abstractNum>
-  <w:abstractNum w:abstractNumId="11">
+  <w:abstractNum w:abstractNumId="14">
+    <w:nsid w:val="4148264A"/>
+    <w:multiLevelType w:val="multilevel"/>
+    <w:tmpl w:val="4F8C04B2"/>
+    <w:lvl w:ilvl="0">
+      <w:start w:val="1"/>
+      <w:numFmt w:val="bullet"/>
+      <w:lvlText w:val=""/>
+      <w:lvlJc w:val="left"/>
+      <w:pPr>
+        <w:tabs>
+          <w:tab w:val="num" w:pos="720"/>
+        </w:tabs>
+        <w:ind w:left="720" w:hanging="360"/>
+      </w:pPr>
+      <w:rPr>
+        <w:rFonts w:ascii="Symbol" w:hAnsi="Symbol" w:hint="default"/>
+        <w:sz w:val="20"/>
+      </w:rPr>
+    </w:lvl>
+    <w:lvl w:ilvl="1" w:tentative="1">
+      <w:start w:val="1"/>
+      <w:numFmt w:val="bullet"/>
+      <w:lvlText w:val="o"/>
+      <w:lvlJc w:val="left"/>
+      <w:pPr>
+        <w:tabs>
+          <w:tab w:val="num" w:pos="1440"/>
+        </w:tabs>
+        <w:ind w:left="1440" w:hanging="360"/>
+      </w:pPr>
+      <w:rPr>
+        <w:rFonts w:ascii="Courier New" w:hAnsi="Courier New" w:hint="default"/>
+        <w:sz w:val="20"/>
+      </w:rPr>
+    </w:lvl>
+    <w:lvl w:ilvl="2" w:tentative="1">
+      <w:start w:val="1"/>
+      <w:numFmt w:val="bullet"/>
+      <w:lvlText w:val=""/>
+      <w:lvlJc w:val="left"/>
+      <w:pPr>
+        <w:tabs>
+          <w:tab w:val="num" w:pos="2160"/>
+        </w:tabs>
+        <w:ind w:left="2160" w:hanging="360"/>
+      </w:pPr>
+      <w:rPr>
+        <w:rFonts w:ascii="Wingdings" w:hAnsi="Wingdings" w:hint="default"/>
+        <w:sz w:val="20"/>
+      </w:rPr>
+    </w:lvl>
+    <w:lvl w:ilvl="3" w:tentative="1">
+      <w:start w:val="1"/>
+      <w:numFmt w:val="bullet"/>
+      <w:lvlText w:val=""/>
+      <w:lvlJc w:val="left"/>
+      <w:pPr>
+        <w:tabs>
+          <w:tab w:val="num" w:pos="2880"/>
+        </w:tabs>
+        <w:ind w:left="2880" w:hanging="360"/>
+      </w:pPr>
+      <w:rPr>
+        <w:rFonts w:ascii="Wingdings" w:hAnsi="Wingdings" w:hint="default"/>
+        <w:sz w:val="20"/>
+      </w:rPr>
+    </w:lvl>
+    <w:lvl w:ilvl="4" w:tentative="1">
+      <w:start w:val="1"/>
+      <w:numFmt w:val="bullet"/>
+      <w:lvlText w:val=""/>
+      <w:lvlJc w:val="left"/>
+      <w:pPr>
+        <w:tabs>
+          <w:tab w:val="num" w:pos="3600"/>
+        </w:tabs>
+        <w:ind w:left="3600" w:hanging="360"/>
+      </w:pPr>
+      <w:rPr>
+        <w:rFonts w:ascii="Wingdings" w:hAnsi="Wingdings" w:hint="default"/>
+        <w:sz w:val="20"/>
+      </w:rPr>
+    </w:lvl>
+    <w:lvl w:ilvl="5" w:tentative="1">
+      <w:start w:val="1"/>
+      <w:numFmt w:val="bullet"/>
+      <w:lvlText w:val=""/>
+      <w:lvlJc w:val="left"/>
+      <w:pPr>
+        <w:tabs>
+          <w:tab w:val="num" w:pos="4320"/>
+        </w:tabs>
+        <w:ind w:left="4320" w:hanging="360"/>
+      </w:pPr>
+      <w:rPr>
+        <w:rFonts w:ascii="Wingdings" w:hAnsi="Wingdings" w:hint="default"/>
+        <w:sz w:val="20"/>
+      </w:rPr>
+    </w:lvl>
+    <w:lvl w:ilvl="6" w:tentative="1">
+      <w:start w:val="1"/>
+      <w:numFmt w:val="bullet"/>
+      <w:lvlText w:val=""/>
+      <w:lvlJc w:val="left"/>
+      <w:pPr>
+        <w:tabs>
+          <w:tab w:val="num" w:pos="5040"/>
+        </w:tabs>
+        <w:ind w:left="5040" w:hanging="360"/>
+      </w:pPr>
+      <w:rPr>
+        <w:rFonts w:ascii="Wingdings" w:hAnsi="Wingdings" w:hint="default"/>
+        <w:sz w:val="20"/>
+      </w:rPr>
+    </w:lvl>
+    <w:lvl w:ilvl="7" w:tentative="1">
+      <w:start w:val="1"/>
+      <w:numFmt w:val="bullet"/>
+      <w:lvlText w:val=""/>
+      <w:lvlJc w:val="left"/>
+      <w:pPr>
+        <w:tabs>
+          <w:tab w:val="num" w:pos="5760"/>
+        </w:tabs>
+        <w:ind w:left="5760" w:hanging="360"/>
+      </w:pPr>
+      <w:rPr>
+        <w:rFonts w:ascii="Wingdings" w:hAnsi="Wingdings" w:hint="default"/>
+        <w:sz w:val="20"/>
+      </w:rPr>
+    </w:lvl>
+    <w:lvl w:ilvl="8" w:tentative="1">
+      <w:start w:val="1"/>
+      <w:numFmt w:val="bullet"/>
+      <w:lvlText w:val=""/>
+      <w:lvlJc w:val="left"/>
+      <w:pPr>
+        <w:tabs>
+          <w:tab w:val="num" w:pos="6480"/>
+        </w:tabs>
+        <w:ind w:left="6480" w:hanging="360"/>
+      </w:pPr>
+      <w:rPr>
+        <w:rFonts w:ascii="Wingdings" w:hAnsi="Wingdings" w:hint="default"/>
+        <w:sz w:val="20"/>
+      </w:rPr>
+    </w:lvl>
+  </w:abstractNum>
+  <w:abstractNum w:abstractNumId="15">
+    <w:nsid w:val="41FA621D"/>
+    <w:multiLevelType w:val="multilevel"/>
+    <w:tmpl w:val="90FA6E8C"/>
+    <w:lvl w:ilvl="0">
+      <w:start w:val="1"/>
+      <w:numFmt w:val="bullet"/>
+      <w:lvlText w:val=""/>
+      <w:lvlJc w:val="left"/>
+      <w:pPr>
+        <w:tabs>
+          <w:tab w:val="num" w:pos="720"/>
+        </w:tabs>
+        <w:ind w:left="720" w:hanging="360"/>
+      </w:pPr>
+      <w:rPr>
+        <w:rFonts w:ascii="Symbol" w:hAnsi="Symbol" w:hint="default"/>
+        <w:sz w:val="20"/>
+      </w:rPr>
+    </w:lvl>
+    <w:lvl w:ilvl="1">
+      <w:start w:val="1"/>
+      <w:numFmt w:val="bullet"/>
+      <w:lvlText w:val="o"/>
+      <w:lvlJc w:val="left"/>
+      <w:pPr>
+        <w:tabs>
+          <w:tab w:val="num" w:pos="1440"/>
+        </w:tabs>
+        <w:ind w:left="1440" w:hanging="360"/>
+      </w:pPr>
+      <w:rPr>
+        <w:rFonts w:ascii="Courier New" w:hAnsi="Courier New" w:hint="default"/>
+        <w:sz w:val="20"/>
+      </w:rPr>
+    </w:lvl>
+    <w:lvl w:ilvl="2" w:tentative="1">
+      <w:start w:val="1"/>
+      <w:numFmt w:val="bullet"/>
+      <w:lvlText w:val=""/>
+      <w:lvlJc w:val="left"/>
+      <w:pPr>
+        <w:tabs>
+          <w:tab w:val="num" w:pos="2160"/>
+        </w:tabs>
+        <w:ind w:left="2160" w:hanging="360"/>
+      </w:pPr>
+      <w:rPr>
+        <w:rFonts w:ascii="Wingdings" w:hAnsi="Wingdings" w:hint="default"/>
+        <w:sz w:val="20"/>
+      </w:rPr>
+    </w:lvl>
+    <w:lvl w:ilvl="3" w:tentative="1">
+      <w:start w:val="1"/>
+      <w:numFmt w:val="bullet"/>
+      <w:lvlText w:val=""/>
+      <w:lvlJc w:val="left"/>
+      <w:pPr>
+        <w:tabs>
+          <w:tab w:val="num" w:pos="2880"/>
+        </w:tabs>
+        <w:ind w:left="2880" w:hanging="360"/>
+      </w:pPr>
+      <w:rPr>
+        <w:rFonts w:ascii="Wingdings" w:hAnsi="Wingdings" w:hint="default"/>
+        <w:sz w:val="20"/>
+      </w:rPr>
+    </w:lvl>
+    <w:lvl w:ilvl="4" w:tentative="1">
+      <w:start w:val="1"/>
+      <w:numFmt w:val="bullet"/>
+      <w:lvlText w:val=""/>
+      <w:lvlJc w:val="left"/>
+      <w:pPr>
+        <w:tabs>
+          <w:tab w:val="num" w:pos="3600"/>
+        </w:tabs>
+        <w:ind w:left="3600" w:hanging="360"/>
+      </w:pPr>
+      <w:rPr>
+        <w:rFonts w:ascii="Wingdings" w:hAnsi="Wingdings" w:hint="default"/>
+        <w:sz w:val="20"/>
+      </w:rPr>
+    </w:lvl>
+    <w:lvl w:ilvl="5" w:tentative="1">
+      <w:start w:val="1"/>
+      <w:numFmt w:val="bullet"/>
+      <w:lvlText w:val=""/>
+      <w:lvlJc w:val="left"/>
+      <w:pPr>
+        <w:tabs>
+          <w:tab w:val="num" w:pos="4320"/>
+        </w:tabs>
+        <w:ind w:left="4320" w:hanging="360"/>
+      </w:pPr>
+      <w:rPr>
+        <w:rFonts w:ascii="Wingdings" w:hAnsi="Wingdings" w:hint="default"/>
+        <w:sz w:val="20"/>
+      </w:rPr>
+    </w:lvl>
+    <w:lvl w:ilvl="6" w:tentative="1">
+      <w:start w:val="1"/>
+      <w:numFmt w:val="bullet"/>
+      <w:lvlText w:val=""/>
+      <w:lvlJc w:val="left"/>
+      <w:pPr>
+        <w:tabs>
+          <w:tab w:val="num" w:pos="5040"/>
+        </w:tabs>
+        <w:ind w:left="5040" w:hanging="360"/>
+      </w:pPr>
+      <w:rPr>
+        <w:rFonts w:ascii="Wingdings" w:hAnsi="Wingdings" w:hint="default"/>
+        <w:sz w:val="20"/>
+      </w:rPr>
+    </w:lvl>
+    <w:lvl w:ilvl="7" w:tentative="1">
+      <w:start w:val="1"/>
+      <w:numFmt w:val="bullet"/>
+      <w:lvlText w:val=""/>
+      <w:lvlJc w:val="left"/>
+      <w:pPr>
+        <w:tabs>
+          <w:tab w:val="num" w:pos="5760"/>
+        </w:tabs>
+        <w:ind w:left="5760" w:hanging="360"/>
+      </w:pPr>
+      <w:rPr>
+        <w:rFonts w:ascii="Wingdings" w:hAnsi="Wingdings" w:hint="default"/>
+        <w:sz w:val="20"/>
+      </w:rPr>
+    </w:lvl>
+    <w:lvl w:ilvl="8" w:tentative="1">
+      <w:start w:val="1"/>
+      <w:numFmt w:val="bullet"/>
+      <w:lvlText w:val=""/>
+      <w:lvlJc w:val="left"/>
+      <w:pPr>
+        <w:tabs>
+          <w:tab w:val="num" w:pos="6480"/>
+        </w:tabs>
+        <w:ind w:left="6480" w:hanging="360"/>
+      </w:pPr>
+      <w:rPr>
+        <w:rFonts w:ascii="Wingdings" w:hAnsi="Wingdings" w:hint="default"/>
+        <w:sz w:val="20"/>
+      </w:rPr>
+    </w:lvl>
+  </w:abstractNum>
+  <w:abstractNum w:abstractNumId="16">
+    <w:nsid w:val="43165307"/>
+    <w:multiLevelType w:val="hybridMultilevel"/>
+    <w:tmpl w:val="DF64B7F8"/>
+    <w:lvl w:ilvl="0" w:tplc="04090001">
+      <w:start w:val="1"/>
+      <w:numFmt w:val="bullet"/>
+      <w:lvlText w:val=""/>
+      <w:lvlJc w:val="left"/>
+      <w:pPr>
+        <w:ind w:left="1440" w:hanging="360"/>
+      </w:pPr>
+      <w:rPr>
+        <w:rFonts w:ascii="Symbol" w:hAnsi="Symbol" w:hint="default"/>
+      </w:rPr>
+    </w:lvl>
+    <w:lvl w:ilvl="1" w:tplc="04090003" w:tentative="1">
+      <w:start w:val="1"/>
+      <w:numFmt w:val="bullet"/>
+      <w:lvlText w:val="o"/>
+      <w:lvlJc w:val="left"/>
+      <w:pPr>
+        <w:ind w:left="2160" w:hanging="360"/>
+      </w:pPr>
+      <w:rPr>
+        <w:rFonts w:ascii="Courier New" w:hAnsi="Courier New" w:cs="Courier New" w:hint="default"/>
+      </w:rPr>
+    </w:lvl>
+    <w:lvl w:ilvl="2" w:tplc="04090005" w:tentative="1">
+      <w:start w:val="1"/>
+      <w:numFmt w:val="bullet"/>
+      <w:lvlText w:val=""/>
+      <w:lvlJc w:val="left"/>
+      <w:pPr>
+        <w:ind w:left="2880" w:hanging="360"/>
+      </w:pPr>
+      <w:rPr>
+        <w:rFonts w:ascii="Wingdings" w:hAnsi="Wingdings" w:hint="default"/>
+      </w:rPr>
+    </w:lvl>
+    <w:lvl w:ilvl="3" w:tplc="04090001" w:tentative="1">
+      <w:start w:val="1"/>
+      <w:numFmt w:val="bullet"/>
+      <w:lvlText w:val=""/>
+      <w:lvlJc w:val="left"/>
+      <w:pPr>
+        <w:ind w:left="3600" w:hanging="360"/>
+      </w:pPr>
+      <w:rPr>
+        <w:rFonts w:ascii="Symbol" w:hAnsi="Symbol" w:hint="default"/>
+      </w:rPr>
+    </w:lvl>
+    <w:lvl w:ilvl="4" w:tplc="04090003" w:tentative="1">
+      <w:start w:val="1"/>
+      <w:numFmt w:val="bullet"/>
+      <w:lvlText w:val="o"/>
+      <w:lvlJc w:val="left"/>
+      <w:pPr>
+        <w:ind w:left="4320" w:hanging="360"/>
+      </w:pPr>
+      <w:rPr>
+        <w:rFonts w:ascii="Courier New" w:hAnsi="Courier New" w:cs="Courier New" w:hint="default"/>
+      </w:rPr>
+    </w:lvl>
+    <w:lvl w:ilvl="5" w:tplc="04090005" w:tentative="1">
+      <w:start w:val="1"/>
+      <w:numFmt w:val="bullet"/>
+      <w:lvlText w:val=""/>
+      <w:lvlJc w:val="left"/>
+      <w:pPr>
+        <w:ind w:left="5040" w:hanging="360"/>
+      </w:pPr>
+      <w:rPr>
+        <w:rFonts w:ascii="Wingdings" w:hAnsi="Wingdings" w:hint="default"/>
+      </w:rPr>
+    </w:lvl>
+    <w:lvl w:ilvl="6" w:tplc="04090001" w:tentative="1">
+      <w:start w:val="1"/>
+      <w:numFmt w:val="bullet"/>
+      <w:lvlText w:val=""/>
+      <w:lvlJc w:val="left"/>
+      <w:pPr>
+        <w:ind w:left="5760" w:hanging="360"/>
+      </w:pPr>
+      <w:rPr>
+        <w:rFonts w:ascii="Symbol" w:hAnsi="Symbol" w:hint="default"/>
+      </w:rPr>
+    </w:lvl>
+    <w:lvl w:ilvl="7" w:tplc="04090003" w:tentative="1">
+      <w:start w:val="1"/>
+      <w:numFmt w:val="bullet"/>
+      <w:lvlText w:val="o"/>
+      <w:lvlJc w:val="left"/>
+      <w:pPr>
+        <w:ind w:left="6480" w:hanging="360"/>
+      </w:pPr>
+      <w:rPr>
+        <w:rFonts w:ascii="Courier New" w:hAnsi="Courier New" w:cs="Courier New" w:hint="default"/>
+      </w:rPr>
+    </w:lvl>
+    <w:lvl w:ilvl="8" w:tplc="04090005" w:tentative="1">
+      <w:start w:val="1"/>
+      <w:numFmt w:val="bullet"/>
+      <w:lvlText w:val=""/>
+      <w:lvlJc w:val="left"/>
+      <w:pPr>
+        <w:ind w:left="7200" w:hanging="360"/>
+      </w:pPr>
+      <w:rPr>
+        <w:rFonts w:ascii="Wingdings" w:hAnsi="Wingdings" w:hint="default"/>
+      </w:rPr>
+    </w:lvl>
+  </w:abstractNum>
+  <w:abstractNum w:abstractNumId="17">
     <w:nsid w:val="439B51F4"/>
     <w:multiLevelType w:val="multilevel"/>
     <w:tmpl w:val="ABB258A4"/>
@@ -3618,7 +6155,7 @@
       </w:rPr>
     </w:lvl>
   </w:abstractNum>
-  <w:abstractNum w:abstractNumId="12">
+  <w:abstractNum w:abstractNumId="18">
     <w:nsid w:val="45520B71"/>
     <w:multiLevelType w:val="multilevel"/>
     <w:tmpl w:val="FB3A9D5E"/>
@@ -3707,7 +6244,156 @@
       </w:pPr>
     </w:lvl>
   </w:abstractNum>
-  <w:abstractNum w:abstractNumId="13">
+  <w:abstractNum w:abstractNumId="19">
+    <w:nsid w:val="46F3100F"/>
+    <w:multiLevelType w:val="multilevel"/>
+    <w:tmpl w:val="838064CA"/>
+    <w:lvl w:ilvl="0">
+      <w:start w:val="1"/>
+      <w:numFmt w:val="bullet"/>
+      <w:lvlText w:val=""/>
+      <w:lvlJc w:val="left"/>
+      <w:pPr>
+        <w:tabs>
+          <w:tab w:val="num" w:pos="720"/>
+        </w:tabs>
+        <w:ind w:left="720" w:hanging="360"/>
+      </w:pPr>
+      <w:rPr>
+        <w:rFonts w:ascii="Symbol" w:hAnsi="Symbol" w:hint="default"/>
+        <w:sz w:val="20"/>
+      </w:rPr>
+    </w:lvl>
+    <w:lvl w:ilvl="1" w:tentative="1">
+      <w:start w:val="1"/>
+      <w:numFmt w:val="bullet"/>
+      <w:lvlText w:val="o"/>
+      <w:lvlJc w:val="left"/>
+      <w:pPr>
+        <w:tabs>
+          <w:tab w:val="num" w:pos="1440"/>
+        </w:tabs>
+        <w:ind w:left="1440" w:hanging="360"/>
+      </w:pPr>
+      <w:rPr>
+        <w:rFonts w:ascii="Courier New" w:hAnsi="Courier New" w:hint="default"/>
+        <w:sz w:val="20"/>
+      </w:rPr>
+    </w:lvl>
+    <w:lvl w:ilvl="2" w:tentative="1">
+      <w:start w:val="1"/>
+      <w:numFmt w:val="bullet"/>
+      <w:lvlText w:val=""/>
+      <w:lvlJc w:val="left"/>
+      <w:pPr>
+        <w:tabs>
+          <w:tab w:val="num" w:pos="2160"/>
+        </w:tabs>
+        <w:ind w:left="2160" w:hanging="360"/>
+      </w:pPr>
+      <w:rPr>
+        <w:rFonts w:ascii="Wingdings" w:hAnsi="Wingdings" w:hint="default"/>
+        <w:sz w:val="20"/>
+      </w:rPr>
+    </w:lvl>
+    <w:lvl w:ilvl="3" w:tentative="1">
+      <w:start w:val="1"/>
+      <w:numFmt w:val="bullet"/>
+      <w:lvlText w:val=""/>
+      <w:lvlJc w:val="left"/>
+      <w:pPr>
+        <w:tabs>
+          <w:tab w:val="num" w:pos="2880"/>
+        </w:tabs>
+        <w:ind w:left="2880" w:hanging="360"/>
+      </w:pPr>
+      <w:rPr>
+        <w:rFonts w:ascii="Wingdings" w:hAnsi="Wingdings" w:hint="default"/>
+        <w:sz w:val="20"/>
+      </w:rPr>
+    </w:lvl>
+    <w:lvl w:ilvl="4" w:tentative="1">
+      <w:start w:val="1"/>
+      <w:numFmt w:val="bullet"/>
+      <w:lvlText w:val=""/>
+      <w:lvlJc w:val="left"/>
+      <w:pPr>
+        <w:tabs>
+          <w:tab w:val="num" w:pos="3600"/>
+        </w:tabs>
+        <w:ind w:left="3600" w:hanging="360"/>
+      </w:pPr>
+      <w:rPr>
+        <w:rFonts w:ascii="Wingdings" w:hAnsi="Wingdings" w:hint="default"/>
+        <w:sz w:val="20"/>
+      </w:rPr>
+    </w:lvl>
+    <w:lvl w:ilvl="5" w:tentative="1">
+      <w:start w:val="1"/>
+      <w:numFmt w:val="bullet"/>
+      <w:lvlText w:val=""/>
+      <w:lvlJc w:val="left"/>
+      <w:pPr>
+        <w:tabs>
+          <w:tab w:val="num" w:pos="4320"/>
+        </w:tabs>
+        <w:ind w:left="4320" w:hanging="360"/>
+      </w:pPr>
+      <w:rPr>
+        <w:rFonts w:ascii="Wingdings" w:hAnsi="Wingdings" w:hint="default"/>
+        <w:sz w:val="20"/>
+      </w:rPr>
+    </w:lvl>
+    <w:lvl w:ilvl="6" w:tentative="1">
+      <w:start w:val="1"/>
+      <w:numFmt w:val="bullet"/>
+      <w:lvlText w:val=""/>
+      <w:lvlJc w:val="left"/>
+      <w:pPr>
+        <w:tabs>
+          <w:tab w:val="num" w:pos="5040"/>
+        </w:tabs>
+        <w:ind w:left="5040" w:hanging="360"/>
+      </w:pPr>
+      <w:rPr>
+        <w:rFonts w:ascii="Wingdings" w:hAnsi="Wingdings" w:hint="default"/>
+        <w:sz w:val="20"/>
+      </w:rPr>
+    </w:lvl>
+    <w:lvl w:ilvl="7" w:tentative="1">
+      <w:start w:val="1"/>
+      <w:numFmt w:val="bullet"/>
+      <w:lvlText w:val=""/>
+      <w:lvlJc w:val="left"/>
+      <w:pPr>
+        <w:tabs>
+          <w:tab w:val="num" w:pos="5760"/>
+        </w:tabs>
+        <w:ind w:left="5760" w:hanging="360"/>
+      </w:pPr>
+      <w:rPr>
+        <w:rFonts w:ascii="Wingdings" w:hAnsi="Wingdings" w:hint="default"/>
+        <w:sz w:val="20"/>
+      </w:rPr>
+    </w:lvl>
+    <w:lvl w:ilvl="8" w:tentative="1">
+      <w:start w:val="1"/>
+      <w:numFmt w:val="bullet"/>
+      <w:lvlText w:val=""/>
+      <w:lvlJc w:val="left"/>
+      <w:pPr>
+        <w:tabs>
+          <w:tab w:val="num" w:pos="6480"/>
+        </w:tabs>
+        <w:ind w:left="6480" w:hanging="360"/>
+      </w:pPr>
+      <w:rPr>
+        <w:rFonts w:ascii="Wingdings" w:hAnsi="Wingdings" w:hint="default"/>
+        <w:sz w:val="20"/>
+      </w:rPr>
+    </w:lvl>
+  </w:abstractNum>
+  <w:abstractNum w:abstractNumId="20">
     <w:nsid w:val="4F220030"/>
     <w:multiLevelType w:val="multilevel"/>
     <w:tmpl w:val="0409001F"/>
@@ -3793,7 +6479,7 @@
       </w:pPr>
     </w:lvl>
   </w:abstractNum>
-  <w:abstractNum w:abstractNumId="14">
+  <w:abstractNum w:abstractNumId="21">
     <w:nsid w:val="4F401174"/>
     <w:multiLevelType w:val="multilevel"/>
     <w:tmpl w:val="7CBA83E0"/>
@@ -3942,7 +6628,156 @@
       </w:rPr>
     </w:lvl>
   </w:abstractNum>
-  <w:abstractNum w:abstractNumId="15">
+  <w:abstractNum w:abstractNumId="22">
+    <w:nsid w:val="535F2CC4"/>
+    <w:multiLevelType w:val="multilevel"/>
+    <w:tmpl w:val="3176F440"/>
+    <w:lvl w:ilvl="0">
+      <w:start w:val="1"/>
+      <w:numFmt w:val="bullet"/>
+      <w:lvlText w:val=""/>
+      <w:lvlJc w:val="left"/>
+      <w:pPr>
+        <w:tabs>
+          <w:tab w:val="num" w:pos="720"/>
+        </w:tabs>
+        <w:ind w:left="720" w:hanging="360"/>
+      </w:pPr>
+      <w:rPr>
+        <w:rFonts w:ascii="Symbol" w:hAnsi="Symbol" w:hint="default"/>
+        <w:sz w:val="20"/>
+      </w:rPr>
+    </w:lvl>
+    <w:lvl w:ilvl="1" w:tentative="1">
+      <w:start w:val="1"/>
+      <w:numFmt w:val="bullet"/>
+      <w:lvlText w:val="o"/>
+      <w:lvlJc w:val="left"/>
+      <w:pPr>
+        <w:tabs>
+          <w:tab w:val="num" w:pos="1440"/>
+        </w:tabs>
+        <w:ind w:left="1440" w:hanging="360"/>
+      </w:pPr>
+      <w:rPr>
+        <w:rFonts w:ascii="Courier New" w:hAnsi="Courier New" w:hint="default"/>
+        <w:sz w:val="20"/>
+      </w:rPr>
+    </w:lvl>
+    <w:lvl w:ilvl="2" w:tentative="1">
+      <w:start w:val="1"/>
+      <w:numFmt w:val="bullet"/>
+      <w:lvlText w:val=""/>
+      <w:lvlJc w:val="left"/>
+      <w:pPr>
+        <w:tabs>
+          <w:tab w:val="num" w:pos="2160"/>
+        </w:tabs>
+        <w:ind w:left="2160" w:hanging="360"/>
+      </w:pPr>
+      <w:rPr>
+        <w:rFonts w:ascii="Wingdings" w:hAnsi="Wingdings" w:hint="default"/>
+        <w:sz w:val="20"/>
+      </w:rPr>
+    </w:lvl>
+    <w:lvl w:ilvl="3" w:tentative="1">
+      <w:start w:val="1"/>
+      <w:numFmt w:val="bullet"/>
+      <w:lvlText w:val=""/>
+      <w:lvlJc w:val="left"/>
+      <w:pPr>
+        <w:tabs>
+          <w:tab w:val="num" w:pos="2880"/>
+        </w:tabs>
+        <w:ind w:left="2880" w:hanging="360"/>
+      </w:pPr>
+      <w:rPr>
+        <w:rFonts w:ascii="Wingdings" w:hAnsi="Wingdings" w:hint="default"/>
+        <w:sz w:val="20"/>
+      </w:rPr>
+    </w:lvl>
+    <w:lvl w:ilvl="4" w:tentative="1">
+      <w:start w:val="1"/>
+      <w:numFmt w:val="bullet"/>
+      <w:lvlText w:val=""/>
+      <w:lvlJc w:val="left"/>
+      <w:pPr>
+        <w:tabs>
+          <w:tab w:val="num" w:pos="3600"/>
+        </w:tabs>
+        <w:ind w:left="3600" w:hanging="360"/>
+      </w:pPr>
+      <w:rPr>
+        <w:rFonts w:ascii="Wingdings" w:hAnsi="Wingdings" w:hint="default"/>
+        <w:sz w:val="20"/>
+      </w:rPr>
+    </w:lvl>
+    <w:lvl w:ilvl="5" w:tentative="1">
+      <w:start w:val="1"/>
+      <w:numFmt w:val="bullet"/>
+      <w:lvlText w:val=""/>
+      <w:lvlJc w:val="left"/>
+      <w:pPr>
+        <w:tabs>
+          <w:tab w:val="num" w:pos="4320"/>
+        </w:tabs>
+        <w:ind w:left="4320" w:hanging="360"/>
+      </w:pPr>
+      <w:rPr>
+        <w:rFonts w:ascii="Wingdings" w:hAnsi="Wingdings" w:hint="default"/>
+        <w:sz w:val="20"/>
+      </w:rPr>
+    </w:lvl>
+    <w:lvl w:ilvl="6" w:tentative="1">
+      <w:start w:val="1"/>
+      <w:numFmt w:val="bullet"/>
+      <w:lvlText w:val=""/>
+      <w:lvlJc w:val="left"/>
+      <w:pPr>
+        <w:tabs>
+          <w:tab w:val="num" w:pos="5040"/>
+        </w:tabs>
+        <w:ind w:left="5040" w:hanging="360"/>
+      </w:pPr>
+      <w:rPr>
+        <w:rFonts w:ascii="Wingdings" w:hAnsi="Wingdings" w:hint="default"/>
+        <w:sz w:val="20"/>
+      </w:rPr>
+    </w:lvl>
+    <w:lvl w:ilvl="7" w:tentative="1">
+      <w:start w:val="1"/>
+      <w:numFmt w:val="bullet"/>
+      <w:lvlText w:val=""/>
+      <w:lvlJc w:val="left"/>
+      <w:pPr>
+        <w:tabs>
+          <w:tab w:val="num" w:pos="5760"/>
+        </w:tabs>
+        <w:ind w:left="5760" w:hanging="360"/>
+      </w:pPr>
+      <w:rPr>
+        <w:rFonts w:ascii="Wingdings" w:hAnsi="Wingdings" w:hint="default"/>
+        <w:sz w:val="20"/>
+      </w:rPr>
+    </w:lvl>
+    <w:lvl w:ilvl="8" w:tentative="1">
+      <w:start w:val="1"/>
+      <w:numFmt w:val="bullet"/>
+      <w:lvlText w:val=""/>
+      <w:lvlJc w:val="left"/>
+      <w:pPr>
+        <w:tabs>
+          <w:tab w:val="num" w:pos="6480"/>
+        </w:tabs>
+        <w:ind w:left="6480" w:hanging="360"/>
+      </w:pPr>
+      <w:rPr>
+        <w:rFonts w:ascii="Wingdings" w:hAnsi="Wingdings" w:hint="default"/>
+        <w:sz w:val="20"/>
+      </w:rPr>
+    </w:lvl>
+  </w:abstractNum>
+  <w:abstractNum w:abstractNumId="23">
     <w:nsid w:val="561A782D"/>
     <w:multiLevelType w:val="multilevel"/>
     <w:tmpl w:val="4AF2937C"/>
@@ -4091,10 +6926,123 @@
       </w:rPr>
     </w:lvl>
   </w:abstractNum>
-  <w:abstractNum w:abstractNumId="16">
+  <w:abstractNum w:abstractNumId="24">
+    <w:nsid w:val="56426542"/>
+    <w:multiLevelType w:val="hybridMultilevel"/>
+    <w:tmpl w:val="CFC2FDEE"/>
+    <w:lvl w:ilvl="0" w:tplc="04090001">
+      <w:start w:val="1"/>
+      <w:numFmt w:val="bullet"/>
+      <w:lvlText w:val=""/>
+      <w:lvlJc w:val="left"/>
+      <w:pPr>
+        <w:ind w:left="1440" w:hanging="360"/>
+      </w:pPr>
+      <w:rPr>
+        <w:rFonts w:ascii="Symbol" w:hAnsi="Symbol" w:hint="default"/>
+      </w:rPr>
+    </w:lvl>
+    <w:lvl w:ilvl="1" w:tplc="04090003" w:tentative="1">
+      <w:start w:val="1"/>
+      <w:numFmt w:val="bullet"/>
+      <w:lvlText w:val="o"/>
+      <w:lvlJc w:val="left"/>
+      <w:pPr>
+        <w:ind w:left="2160" w:hanging="360"/>
+      </w:pPr>
+      <w:rPr>
+        <w:rFonts w:ascii="Courier New" w:hAnsi="Courier New" w:cs="Courier New" w:hint="default"/>
+      </w:rPr>
+    </w:lvl>
+    <w:lvl w:ilvl="2" w:tplc="04090005" w:tentative="1">
+      <w:start w:val="1"/>
+      <w:numFmt w:val="bullet"/>
+      <w:lvlText w:val=""/>
+      <w:lvlJc w:val="left"/>
+      <w:pPr>
+        <w:ind w:left="2880" w:hanging="360"/>
+      </w:pPr>
+      <w:rPr>
+        <w:rFonts w:ascii="Wingdings" w:hAnsi="Wingdings" w:hint="default"/>
+      </w:rPr>
+    </w:lvl>
+    <w:lvl w:ilvl="3" w:tplc="04090001" w:tentative="1">
+      <w:start w:val="1"/>
+      <w:numFmt w:val="bullet"/>
+      <w:lvlText w:val=""/>
+      <w:lvlJc w:val="left"/>
+      <w:pPr>
+        <w:ind w:left="3600" w:hanging="360"/>
+      </w:pPr>
+      <w:rPr>
+        <w:rFonts w:ascii="Symbol" w:hAnsi="Symbol" w:hint="default"/>
+      </w:rPr>
+    </w:lvl>
+    <w:lvl w:ilvl="4" w:tplc="04090003" w:tentative="1">
+      <w:start w:val="1"/>
+      <w:numFmt w:val="bullet"/>
+      <w:lvlText w:val="o"/>
+      <w:lvlJc w:val="left"/>
+      <w:pPr>
+        <w:ind w:left="4320" w:hanging="360"/>
+      </w:pPr>
+      <w:rPr>
+        <w:rFonts w:ascii="Courier New" w:hAnsi="Courier New" w:cs="Courier New" w:hint="default"/>
+      </w:rPr>
+    </w:lvl>
+    <w:lvl w:ilvl="5" w:tplc="04090005" w:tentative="1">
+      <w:start w:val="1"/>
+      <w:numFmt w:val="bullet"/>
+      <w:lvlText w:val=""/>
+      <w:lvlJc w:val="left"/>
+      <w:pPr>
+        <w:ind w:left="5040" w:hanging="360"/>
+      </w:pPr>
+      <w:rPr>
+        <w:rFonts w:ascii="Wingdings" w:hAnsi="Wingdings" w:hint="default"/>
+      </w:rPr>
+    </w:lvl>
+    <w:lvl w:ilvl="6" w:tplc="04090001" w:tentative="1">
+      <w:start w:val="1"/>
+      <w:numFmt w:val="bullet"/>
+      <w:lvlText w:val=""/>
+      <w:lvlJc w:val="left"/>
+      <w:pPr>
+        <w:ind w:left="5760" w:hanging="360"/>
+      </w:pPr>
+      <w:rPr>
+        <w:rFonts w:ascii="Symbol" w:hAnsi="Symbol" w:hint="default"/>
+      </w:rPr>
+    </w:lvl>
+    <w:lvl w:ilvl="7" w:tplc="04090003" w:tentative="1">
+      <w:start w:val="1"/>
+      <w:numFmt w:val="bullet"/>
+      <w:lvlText w:val="o"/>
+      <w:lvlJc w:val="left"/>
+      <w:pPr>
+        <w:ind w:left="6480" w:hanging="360"/>
+      </w:pPr>
+      <w:rPr>
+        <w:rFonts w:ascii="Courier New" w:hAnsi="Courier New" w:cs="Courier New" w:hint="default"/>
+      </w:rPr>
+    </w:lvl>
+    <w:lvl w:ilvl="8" w:tplc="04090005" w:tentative="1">
+      <w:start w:val="1"/>
+      <w:numFmt w:val="bullet"/>
+      <w:lvlText w:val=""/>
+      <w:lvlJc w:val="left"/>
+      <w:pPr>
+        <w:ind w:left="7200" w:hanging="360"/>
+      </w:pPr>
+      <w:rPr>
+        <w:rFonts w:ascii="Wingdings" w:hAnsi="Wingdings" w:hint="default"/>
+      </w:rPr>
+    </w:lvl>
+  </w:abstractNum>
+  <w:abstractNum w:abstractNumId="25">
     <w:nsid w:val="5CB42757"/>
     <w:multiLevelType w:val="hybridMultilevel"/>
-    <w:tmpl w:val="93303756"/>
+    <w:tmpl w:val="4224E324"/>
     <w:lvl w:ilvl="0" w:tplc="04090001">
       <w:start w:val="1"/>
       <w:numFmt w:val="bullet"/>
@@ -4204,7 +7152,7 @@
       </w:rPr>
     </w:lvl>
   </w:abstractNum>
-  <w:abstractNum w:abstractNumId="17">
+  <w:abstractNum w:abstractNumId="26">
     <w:nsid w:val="62FE6309"/>
     <w:multiLevelType w:val="multilevel"/>
     <w:tmpl w:val="0409001F"/>
@@ -4290,7 +7238,7 @@
       </w:pPr>
     </w:lvl>
   </w:abstractNum>
-  <w:abstractNum w:abstractNumId="18">
+  <w:abstractNum w:abstractNumId="27">
     <w:nsid w:val="64BF308D"/>
     <w:multiLevelType w:val="multilevel"/>
     <w:tmpl w:val="0409001F"/>
@@ -4376,7 +7324,7 @@
       </w:pPr>
     </w:lvl>
   </w:abstractNum>
-  <w:abstractNum w:abstractNumId="19">
+  <w:abstractNum w:abstractNumId="28">
     <w:nsid w:val="656C351D"/>
     <w:multiLevelType w:val="multilevel"/>
     <w:tmpl w:val="8C62ECBE"/>
@@ -4525,7 +7473,7 @@
       </w:rPr>
     </w:lvl>
   </w:abstractNum>
-  <w:abstractNum w:abstractNumId="20">
+  <w:abstractNum w:abstractNumId="29">
     <w:nsid w:val="68584DCC"/>
     <w:multiLevelType w:val="multilevel"/>
     <w:tmpl w:val="C0C250D8"/>
@@ -4638,7 +7586,156 @@
       </w:pPr>
     </w:lvl>
   </w:abstractNum>
-  <w:abstractNum w:abstractNumId="21">
+  <w:abstractNum w:abstractNumId="30">
+    <w:nsid w:val="69B10341"/>
+    <w:multiLevelType w:val="multilevel"/>
+    <w:tmpl w:val="04C0AB88"/>
+    <w:lvl w:ilvl="0">
+      <w:start w:val="1"/>
+      <w:numFmt w:val="bullet"/>
+      <w:lvlText w:val=""/>
+      <w:lvlJc w:val="left"/>
+      <w:pPr>
+        <w:tabs>
+          <w:tab w:val="num" w:pos="720"/>
+        </w:tabs>
+        <w:ind w:left="720" w:hanging="360"/>
+      </w:pPr>
+      <w:rPr>
+        <w:rFonts w:ascii="Symbol" w:hAnsi="Symbol" w:hint="default"/>
+        <w:sz w:val="20"/>
+      </w:rPr>
+    </w:lvl>
+    <w:lvl w:ilvl="1" w:tentative="1">
+      <w:start w:val="1"/>
+      <w:numFmt w:val="bullet"/>
+      <w:lvlText w:val="o"/>
+      <w:lvlJc w:val="left"/>
+      <w:pPr>
+        <w:tabs>
+          <w:tab w:val="num" w:pos="1440"/>
+        </w:tabs>
+        <w:ind w:left="1440" w:hanging="360"/>
+      </w:pPr>
+      <w:rPr>
+        <w:rFonts w:ascii="Courier New" w:hAnsi="Courier New" w:hint="default"/>
+        <w:sz w:val="20"/>
+      </w:rPr>
+    </w:lvl>
+    <w:lvl w:ilvl="2" w:tentative="1">
+      <w:start w:val="1"/>
+      <w:numFmt w:val="bullet"/>
+      <w:lvlText w:val=""/>
+      <w:lvlJc w:val="left"/>
+      <w:pPr>
+        <w:tabs>
+          <w:tab w:val="num" w:pos="2160"/>
+        </w:tabs>
+        <w:ind w:left="2160" w:hanging="360"/>
+      </w:pPr>
+      <w:rPr>
+        <w:rFonts w:ascii="Wingdings" w:hAnsi="Wingdings" w:hint="default"/>
+        <w:sz w:val="20"/>
+      </w:rPr>
+    </w:lvl>
+    <w:lvl w:ilvl="3" w:tentative="1">
+      <w:start w:val="1"/>
+      <w:numFmt w:val="bullet"/>
+      <w:lvlText w:val=""/>
+      <w:lvlJc w:val="left"/>
+      <w:pPr>
+        <w:tabs>
+          <w:tab w:val="num" w:pos="2880"/>
+        </w:tabs>
+        <w:ind w:left="2880" w:hanging="360"/>
+      </w:pPr>
+      <w:rPr>
+        <w:rFonts w:ascii="Wingdings" w:hAnsi="Wingdings" w:hint="default"/>
+        <w:sz w:val="20"/>
+      </w:rPr>
+    </w:lvl>
+    <w:lvl w:ilvl="4" w:tentative="1">
+      <w:start w:val="1"/>
+      <w:numFmt w:val="bullet"/>
+      <w:lvlText w:val=""/>
+      <w:lvlJc w:val="left"/>
+      <w:pPr>
+        <w:tabs>
+          <w:tab w:val="num" w:pos="3600"/>
+        </w:tabs>
+        <w:ind w:left="3600" w:hanging="360"/>
+      </w:pPr>
+      <w:rPr>
+        <w:rFonts w:ascii="Wingdings" w:hAnsi="Wingdings" w:hint="default"/>
+        <w:sz w:val="20"/>
+      </w:rPr>
+    </w:lvl>
+    <w:lvl w:ilvl="5" w:tentative="1">
+      <w:start w:val="1"/>
+      <w:numFmt w:val="bullet"/>
+      <w:lvlText w:val=""/>
+      <w:lvlJc w:val="left"/>
+      <w:pPr>
+        <w:tabs>
+          <w:tab w:val="num" w:pos="4320"/>
+        </w:tabs>
+        <w:ind w:left="4320" w:hanging="360"/>
+      </w:pPr>
+      <w:rPr>
+        <w:rFonts w:ascii="Wingdings" w:hAnsi="Wingdings" w:hint="default"/>
+        <w:sz w:val="20"/>
+      </w:rPr>
+    </w:lvl>
+    <w:lvl w:ilvl="6" w:tentative="1">
+      <w:start w:val="1"/>
+      <w:numFmt w:val="bullet"/>
+      <w:lvlText w:val=""/>
+      <w:lvlJc w:val="left"/>
+      <w:pPr>
+        <w:tabs>
+          <w:tab w:val="num" w:pos="5040"/>
+        </w:tabs>
+        <w:ind w:left="5040" w:hanging="360"/>
+      </w:pPr>
+      <w:rPr>
+        <w:rFonts w:ascii="Wingdings" w:hAnsi="Wingdings" w:hint="default"/>
+        <w:sz w:val="20"/>
+      </w:rPr>
+    </w:lvl>
+    <w:lvl w:ilvl="7" w:tentative="1">
+      <w:start w:val="1"/>
+      <w:numFmt w:val="bullet"/>
+      <w:lvlText w:val=""/>
+      <w:lvlJc w:val="left"/>
+      <w:pPr>
+        <w:tabs>
+          <w:tab w:val="num" w:pos="5760"/>
+        </w:tabs>
+        <w:ind w:left="5760" w:hanging="360"/>
+      </w:pPr>
+      <w:rPr>
+        <w:rFonts w:ascii="Wingdings" w:hAnsi="Wingdings" w:hint="default"/>
+        <w:sz w:val="20"/>
+      </w:rPr>
+    </w:lvl>
+    <w:lvl w:ilvl="8" w:tentative="1">
+      <w:start w:val="1"/>
+      <w:numFmt w:val="bullet"/>
+      <w:lvlText w:val=""/>
+      <w:lvlJc w:val="left"/>
+      <w:pPr>
+        <w:tabs>
+          <w:tab w:val="num" w:pos="6480"/>
+        </w:tabs>
+        <w:ind w:left="6480" w:hanging="360"/>
+      </w:pPr>
+      <w:rPr>
+        <w:rFonts w:ascii="Wingdings" w:hAnsi="Wingdings" w:hint="default"/>
+        <w:sz w:val="20"/>
+      </w:rPr>
+    </w:lvl>
+  </w:abstractNum>
+  <w:abstractNum w:abstractNumId="31">
     <w:nsid w:val="6D007788"/>
     <w:multiLevelType w:val="multilevel"/>
     <w:tmpl w:val="FB3A9D5E"/>
@@ -4727,7 +7824,7 @@
       </w:pPr>
     </w:lvl>
   </w:abstractNum>
-  <w:abstractNum w:abstractNumId="22">
+  <w:abstractNum w:abstractNumId="32">
     <w:nsid w:val="6E33640A"/>
     <w:multiLevelType w:val="hybridMultilevel"/>
     <w:tmpl w:val="21C4E5A0"/>
@@ -4840,7 +7937,7 @@
       </w:rPr>
     </w:lvl>
   </w:abstractNum>
-  <w:abstractNum w:abstractNumId="23">
+  <w:abstractNum w:abstractNumId="33">
     <w:nsid w:val="6E4C18B2"/>
     <w:multiLevelType w:val="multilevel"/>
     <w:tmpl w:val="2A989294"/>
@@ -4989,7 +8086,120 @@
       </w:rPr>
     </w:lvl>
   </w:abstractNum>
-  <w:abstractNum w:abstractNumId="24">
+  <w:abstractNum w:abstractNumId="34">
+    <w:nsid w:val="70467808"/>
+    <w:multiLevelType w:val="hybridMultilevel"/>
+    <w:tmpl w:val="1522233E"/>
+    <w:lvl w:ilvl="0" w:tplc="04090001">
+      <w:start w:val="1"/>
+      <w:numFmt w:val="bullet"/>
+      <w:lvlText w:val=""/>
+      <w:lvlJc w:val="left"/>
+      <w:pPr>
+        <w:ind w:left="1440" w:hanging="360"/>
+      </w:pPr>
+      <w:rPr>
+        <w:rFonts w:ascii="Symbol" w:hAnsi="Symbol" w:hint="default"/>
+      </w:rPr>
+    </w:lvl>
+    <w:lvl w:ilvl="1" w:tplc="04090003">
+      <w:start w:val="1"/>
+      <w:numFmt w:val="bullet"/>
+      <w:lvlText w:val="o"/>
+      <w:lvlJc w:val="left"/>
+      <w:pPr>
+        <w:ind w:left="2160" w:hanging="360"/>
+      </w:pPr>
+      <w:rPr>
+        <w:rFonts w:ascii="Courier New" w:hAnsi="Courier New" w:cs="Courier New" w:hint="default"/>
+      </w:rPr>
+    </w:lvl>
+    <w:lvl w:ilvl="2" w:tplc="04090005" w:tentative="1">
+      <w:start w:val="1"/>
+      <w:numFmt w:val="bullet"/>
+      <w:lvlText w:val=""/>
+      <w:lvlJc w:val="left"/>
+      <w:pPr>
+        <w:ind w:left="2880" w:hanging="360"/>
+      </w:pPr>
+      <w:rPr>
+        <w:rFonts w:ascii="Wingdings" w:hAnsi="Wingdings" w:hint="default"/>
+      </w:rPr>
+    </w:lvl>
+    <w:lvl w:ilvl="3" w:tplc="04090001" w:tentative="1">
+      <w:start w:val="1"/>
+      <w:numFmt w:val="bullet"/>
+      <w:lvlText w:val=""/>
+      <w:lvlJc w:val="left"/>
+      <w:pPr>
+        <w:ind w:left="3600" w:hanging="360"/>
+      </w:pPr>
+      <w:rPr>
+        <w:rFonts w:ascii="Symbol" w:hAnsi="Symbol" w:hint="default"/>
+      </w:rPr>
+    </w:lvl>
+    <w:lvl w:ilvl="4" w:tplc="04090003" w:tentative="1">
+      <w:start w:val="1"/>
+      <w:numFmt w:val="bullet"/>
+      <w:lvlText w:val="o"/>
+      <w:lvlJc w:val="left"/>
+      <w:pPr>
+        <w:ind w:left="4320" w:hanging="360"/>
+      </w:pPr>
+      <w:rPr>
+        <w:rFonts w:ascii="Courier New" w:hAnsi="Courier New" w:cs="Courier New" w:hint="default"/>
+      </w:rPr>
+    </w:lvl>
+    <w:lvl w:ilvl="5" w:tplc="04090005" w:tentative="1">
+      <w:start w:val="1"/>
+      <w:numFmt w:val="bullet"/>
+      <w:lvlText w:val=""/>
+      <w:lvlJc w:val="left"/>
+      <w:pPr>
+        <w:ind w:left="5040" w:hanging="360"/>
+      </w:pPr>
+      <w:rPr>
+        <w:rFonts w:ascii="Wingdings" w:hAnsi="Wingdings" w:hint="default"/>
+      </w:rPr>
+    </w:lvl>
+    <w:lvl w:ilvl="6" w:tplc="04090001" w:tentative="1">
+      <w:start w:val="1"/>
+      <w:numFmt w:val="bullet"/>
+      <w:lvlText w:val=""/>
+      <w:lvlJc w:val="left"/>
+      <w:pPr>
+        <w:ind w:left="5760" w:hanging="360"/>
+      </w:pPr>
+      <w:rPr>
+        <w:rFonts w:ascii="Symbol" w:hAnsi="Symbol" w:hint="default"/>
+      </w:rPr>
+    </w:lvl>
+    <w:lvl w:ilvl="7" w:tplc="04090003" w:tentative="1">
+      <w:start w:val="1"/>
+      <w:numFmt w:val="bullet"/>
+      <w:lvlText w:val="o"/>
+      <w:lvlJc w:val="left"/>
+      <w:pPr>
+        <w:ind w:left="6480" w:hanging="360"/>
+      </w:pPr>
+      <w:rPr>
+        <w:rFonts w:ascii="Courier New" w:hAnsi="Courier New" w:cs="Courier New" w:hint="default"/>
+      </w:rPr>
+    </w:lvl>
+    <w:lvl w:ilvl="8" w:tplc="04090005" w:tentative="1">
+      <w:start w:val="1"/>
+      <w:numFmt w:val="bullet"/>
+      <w:lvlText w:val=""/>
+      <w:lvlJc w:val="left"/>
+      <w:pPr>
+        <w:ind w:left="7200" w:hanging="360"/>
+      </w:pPr>
+      <w:rPr>
+        <w:rFonts w:ascii="Wingdings" w:hAnsi="Wingdings" w:hint="default"/>
+      </w:rPr>
+    </w:lvl>
+  </w:abstractNum>
+  <w:abstractNum w:abstractNumId="35">
     <w:nsid w:val="761C5246"/>
     <w:multiLevelType w:val="multilevel"/>
     <w:tmpl w:val="3D86CA24"/>
@@ -5138,7 +8348,454 @@
       </w:rPr>
     </w:lvl>
   </w:abstractNum>
-  <w:abstractNum w:abstractNumId="25">
+  <w:abstractNum w:abstractNumId="36">
+    <w:nsid w:val="76C108D9"/>
+    <w:multiLevelType w:val="multilevel"/>
+    <w:tmpl w:val="2BDE378C"/>
+    <w:lvl w:ilvl="0">
+      <w:start w:val="1"/>
+      <w:numFmt w:val="bullet"/>
+      <w:lvlText w:val=""/>
+      <w:lvlJc w:val="left"/>
+      <w:pPr>
+        <w:tabs>
+          <w:tab w:val="num" w:pos="720"/>
+        </w:tabs>
+        <w:ind w:left="720" w:hanging="360"/>
+      </w:pPr>
+      <w:rPr>
+        <w:rFonts w:ascii="Symbol" w:hAnsi="Symbol" w:hint="default"/>
+        <w:sz w:val="20"/>
+      </w:rPr>
+    </w:lvl>
+    <w:lvl w:ilvl="1" w:tentative="1">
+      <w:start w:val="1"/>
+      <w:numFmt w:val="bullet"/>
+      <w:lvlText w:val="o"/>
+      <w:lvlJc w:val="left"/>
+      <w:pPr>
+        <w:tabs>
+          <w:tab w:val="num" w:pos="1440"/>
+        </w:tabs>
+        <w:ind w:left="1440" w:hanging="360"/>
+      </w:pPr>
+      <w:rPr>
+        <w:rFonts w:ascii="Courier New" w:hAnsi="Courier New" w:hint="default"/>
+        <w:sz w:val="20"/>
+      </w:rPr>
+    </w:lvl>
+    <w:lvl w:ilvl="2" w:tentative="1">
+      <w:start w:val="1"/>
+      <w:numFmt w:val="bullet"/>
+      <w:lvlText w:val=""/>
+      <w:lvlJc w:val="left"/>
+      <w:pPr>
+        <w:tabs>
+          <w:tab w:val="num" w:pos="2160"/>
+        </w:tabs>
+        <w:ind w:left="2160" w:hanging="360"/>
+      </w:pPr>
+      <w:rPr>
+        <w:rFonts w:ascii="Wingdings" w:hAnsi="Wingdings" w:hint="default"/>
+        <w:sz w:val="20"/>
+      </w:rPr>
+    </w:lvl>
+    <w:lvl w:ilvl="3" w:tentative="1">
+      <w:start w:val="1"/>
+      <w:numFmt w:val="bullet"/>
+      <w:lvlText w:val=""/>
+      <w:lvlJc w:val="left"/>
+      <w:pPr>
+        <w:tabs>
+          <w:tab w:val="num" w:pos="2880"/>
+        </w:tabs>
+        <w:ind w:left="2880" w:hanging="360"/>
+      </w:pPr>
+      <w:rPr>
+        <w:rFonts w:ascii="Wingdings" w:hAnsi="Wingdings" w:hint="default"/>
+        <w:sz w:val="20"/>
+      </w:rPr>
+    </w:lvl>
+    <w:lvl w:ilvl="4" w:tentative="1">
+      <w:start w:val="1"/>
+      <w:numFmt w:val="bullet"/>
+      <w:lvlText w:val=""/>
+      <w:lvlJc w:val="left"/>
+      <w:pPr>
+        <w:tabs>
+          <w:tab w:val="num" w:pos="3600"/>
+        </w:tabs>
+        <w:ind w:left="3600" w:hanging="360"/>
+      </w:pPr>
+      <w:rPr>
+        <w:rFonts w:ascii="Wingdings" w:hAnsi="Wingdings" w:hint="default"/>
+        <w:sz w:val="20"/>
+      </w:rPr>
+    </w:lvl>
+    <w:lvl w:ilvl="5" w:tentative="1">
+      <w:start w:val="1"/>
+      <w:numFmt w:val="bullet"/>
+      <w:lvlText w:val=""/>
+      <w:lvlJc w:val="left"/>
+      <w:pPr>
+        <w:tabs>
+          <w:tab w:val="num" w:pos="4320"/>
+        </w:tabs>
+        <w:ind w:left="4320" w:hanging="360"/>
+      </w:pPr>
+      <w:rPr>
+        <w:rFonts w:ascii="Wingdings" w:hAnsi="Wingdings" w:hint="default"/>
+        <w:sz w:val="20"/>
+      </w:rPr>
+    </w:lvl>
+    <w:lvl w:ilvl="6" w:tentative="1">
+      <w:start w:val="1"/>
+      <w:numFmt w:val="bullet"/>
+      <w:lvlText w:val=""/>
+      <w:lvlJc w:val="left"/>
+      <w:pPr>
+        <w:tabs>
+          <w:tab w:val="num" w:pos="5040"/>
+        </w:tabs>
+        <w:ind w:left="5040" w:hanging="360"/>
+      </w:pPr>
+      <w:rPr>
+        <w:rFonts w:ascii="Wingdings" w:hAnsi="Wingdings" w:hint="default"/>
+        <w:sz w:val="20"/>
+      </w:rPr>
+    </w:lvl>
+    <w:lvl w:ilvl="7" w:tentative="1">
+      <w:start w:val="1"/>
+      <w:numFmt w:val="bullet"/>
+      <w:lvlText w:val=""/>
+      <w:lvlJc w:val="left"/>
+      <w:pPr>
+        <w:tabs>
+          <w:tab w:val="num" w:pos="5760"/>
+        </w:tabs>
+        <w:ind w:left="5760" w:hanging="360"/>
+      </w:pPr>
+      <w:rPr>
+        <w:rFonts w:ascii="Wingdings" w:hAnsi="Wingdings" w:hint="default"/>
+        <w:sz w:val="20"/>
+      </w:rPr>
+    </w:lvl>
+    <w:lvl w:ilvl="8" w:tentative="1">
+      <w:start w:val="1"/>
+      <w:numFmt w:val="bullet"/>
+      <w:lvlText w:val=""/>
+      <w:lvlJc w:val="left"/>
+      <w:pPr>
+        <w:tabs>
+          <w:tab w:val="num" w:pos="6480"/>
+        </w:tabs>
+        <w:ind w:left="6480" w:hanging="360"/>
+      </w:pPr>
+      <w:rPr>
+        <w:rFonts w:ascii="Wingdings" w:hAnsi="Wingdings" w:hint="default"/>
+        <w:sz w:val="20"/>
+      </w:rPr>
+    </w:lvl>
+  </w:abstractNum>
+  <w:abstractNum w:abstractNumId="37">
+    <w:nsid w:val="79AD23DC"/>
+    <w:multiLevelType w:val="multilevel"/>
+    <w:tmpl w:val="EBDA917C"/>
+    <w:lvl w:ilvl="0">
+      <w:start w:val="1"/>
+      <w:numFmt w:val="bullet"/>
+      <w:lvlText w:val=""/>
+      <w:lvlJc w:val="left"/>
+      <w:pPr>
+        <w:tabs>
+          <w:tab w:val="num" w:pos="720"/>
+        </w:tabs>
+        <w:ind w:left="720" w:hanging="360"/>
+      </w:pPr>
+      <w:rPr>
+        <w:rFonts w:ascii="Symbol" w:hAnsi="Symbol" w:hint="default"/>
+        <w:sz w:val="20"/>
+      </w:rPr>
+    </w:lvl>
+    <w:lvl w:ilvl="1" w:tentative="1">
+      <w:start w:val="1"/>
+      <w:numFmt w:val="bullet"/>
+      <w:lvlText w:val="o"/>
+      <w:lvlJc w:val="left"/>
+      <w:pPr>
+        <w:tabs>
+          <w:tab w:val="num" w:pos="1440"/>
+        </w:tabs>
+        <w:ind w:left="1440" w:hanging="360"/>
+      </w:pPr>
+      <w:rPr>
+        <w:rFonts w:ascii="Courier New" w:hAnsi="Courier New" w:hint="default"/>
+        <w:sz w:val="20"/>
+      </w:rPr>
+    </w:lvl>
+    <w:lvl w:ilvl="2" w:tentative="1">
+      <w:start w:val="1"/>
+      <w:numFmt w:val="bullet"/>
+      <w:lvlText w:val=""/>
+      <w:lvlJc w:val="left"/>
+      <w:pPr>
+        <w:tabs>
+          <w:tab w:val="num" w:pos="2160"/>
+        </w:tabs>
+        <w:ind w:left="2160" w:hanging="360"/>
+      </w:pPr>
+      <w:rPr>
+        <w:rFonts w:ascii="Wingdings" w:hAnsi="Wingdings" w:hint="default"/>
+        <w:sz w:val="20"/>
+      </w:rPr>
+    </w:lvl>
+    <w:lvl w:ilvl="3" w:tentative="1">
+      <w:start w:val="1"/>
+      <w:numFmt w:val="bullet"/>
+      <w:lvlText w:val=""/>
+      <w:lvlJc w:val="left"/>
+      <w:pPr>
+        <w:tabs>
+          <w:tab w:val="num" w:pos="2880"/>
+        </w:tabs>
+        <w:ind w:left="2880" w:hanging="360"/>
+      </w:pPr>
+      <w:rPr>
+        <w:rFonts w:ascii="Wingdings" w:hAnsi="Wingdings" w:hint="default"/>
+        <w:sz w:val="20"/>
+      </w:rPr>
+    </w:lvl>
+    <w:lvl w:ilvl="4" w:tentative="1">
+      <w:start w:val="1"/>
+      <w:numFmt w:val="bullet"/>
+      <w:lvlText w:val=""/>
+      <w:lvlJc w:val="left"/>
+      <w:pPr>
+        <w:tabs>
+          <w:tab w:val="num" w:pos="3600"/>
+        </w:tabs>
+        <w:ind w:left="3600" w:hanging="360"/>
+      </w:pPr>
+      <w:rPr>
+        <w:rFonts w:ascii="Wingdings" w:hAnsi="Wingdings" w:hint="default"/>
+        <w:sz w:val="20"/>
+      </w:rPr>
+    </w:lvl>
+    <w:lvl w:ilvl="5" w:tentative="1">
+      <w:start w:val="1"/>
+      <w:numFmt w:val="bullet"/>
+      <w:lvlText w:val=""/>
+      <w:lvlJc w:val="left"/>
+      <w:pPr>
+        <w:tabs>
+          <w:tab w:val="num" w:pos="4320"/>
+        </w:tabs>
+        <w:ind w:left="4320" w:hanging="360"/>
+      </w:pPr>
+      <w:rPr>
+        <w:rFonts w:ascii="Wingdings" w:hAnsi="Wingdings" w:hint="default"/>
+        <w:sz w:val="20"/>
+      </w:rPr>
+    </w:lvl>
+    <w:lvl w:ilvl="6" w:tentative="1">
+      <w:start w:val="1"/>
+      <w:numFmt w:val="bullet"/>
+      <w:lvlText w:val=""/>
+      <w:lvlJc w:val="left"/>
+      <w:pPr>
+        <w:tabs>
+          <w:tab w:val="num" w:pos="5040"/>
+        </w:tabs>
+        <w:ind w:left="5040" w:hanging="360"/>
+      </w:pPr>
+      <w:rPr>
+        <w:rFonts w:ascii="Wingdings" w:hAnsi="Wingdings" w:hint="default"/>
+        <w:sz w:val="20"/>
+      </w:rPr>
+    </w:lvl>
+    <w:lvl w:ilvl="7" w:tentative="1">
+      <w:start w:val="1"/>
+      <w:numFmt w:val="bullet"/>
+      <w:lvlText w:val=""/>
+      <w:lvlJc w:val="left"/>
+      <w:pPr>
+        <w:tabs>
+          <w:tab w:val="num" w:pos="5760"/>
+        </w:tabs>
+        <w:ind w:left="5760" w:hanging="360"/>
+      </w:pPr>
+      <w:rPr>
+        <w:rFonts w:ascii="Wingdings" w:hAnsi="Wingdings" w:hint="default"/>
+        <w:sz w:val="20"/>
+      </w:rPr>
+    </w:lvl>
+    <w:lvl w:ilvl="8" w:tentative="1">
+      <w:start w:val="1"/>
+      <w:numFmt w:val="bullet"/>
+      <w:lvlText w:val=""/>
+      <w:lvlJc w:val="left"/>
+      <w:pPr>
+        <w:tabs>
+          <w:tab w:val="num" w:pos="6480"/>
+        </w:tabs>
+        <w:ind w:left="6480" w:hanging="360"/>
+      </w:pPr>
+      <w:rPr>
+        <w:rFonts w:ascii="Wingdings" w:hAnsi="Wingdings" w:hint="default"/>
+        <w:sz w:val="20"/>
+      </w:rPr>
+    </w:lvl>
+  </w:abstractNum>
+  <w:abstractNum w:abstractNumId="38">
+    <w:nsid w:val="7ABF448E"/>
+    <w:multiLevelType w:val="multilevel"/>
+    <w:tmpl w:val="93A0F05C"/>
+    <w:lvl w:ilvl="0">
+      <w:start w:val="1"/>
+      <w:numFmt w:val="bullet"/>
+      <w:lvlText w:val=""/>
+      <w:lvlJc w:val="left"/>
+      <w:pPr>
+        <w:tabs>
+          <w:tab w:val="num" w:pos="720"/>
+        </w:tabs>
+        <w:ind w:left="720" w:hanging="360"/>
+      </w:pPr>
+      <w:rPr>
+        <w:rFonts w:ascii="Symbol" w:hAnsi="Symbol" w:hint="default"/>
+        <w:sz w:val="20"/>
+      </w:rPr>
+    </w:lvl>
+    <w:lvl w:ilvl="1">
+      <w:start w:val="1"/>
+      <w:numFmt w:val="bullet"/>
+      <w:lvlText w:val="o"/>
+      <w:lvlJc w:val="left"/>
+      <w:pPr>
+        <w:tabs>
+          <w:tab w:val="num" w:pos="1440"/>
+        </w:tabs>
+        <w:ind w:left="1440" w:hanging="360"/>
+      </w:pPr>
+      <w:rPr>
+        <w:rFonts w:ascii="Courier New" w:hAnsi="Courier New" w:hint="default"/>
+        <w:sz w:val="20"/>
+      </w:rPr>
+    </w:lvl>
+    <w:lvl w:ilvl="2" w:tentative="1">
+      <w:start w:val="1"/>
+      <w:numFmt w:val="bullet"/>
+      <w:lvlText w:val=""/>
+      <w:lvlJc w:val="left"/>
+      <w:pPr>
+        <w:tabs>
+          <w:tab w:val="num" w:pos="2160"/>
+        </w:tabs>
+        <w:ind w:left="2160" w:hanging="360"/>
+      </w:pPr>
+      <w:rPr>
+        <w:rFonts w:ascii="Wingdings" w:hAnsi="Wingdings" w:hint="default"/>
+        <w:sz w:val="20"/>
+      </w:rPr>
+    </w:lvl>
+    <w:lvl w:ilvl="3" w:tentative="1">
+      <w:start w:val="1"/>
+      <w:numFmt w:val="bullet"/>
+      <w:lvlText w:val=""/>
+      <w:lvlJc w:val="left"/>
+      <w:pPr>
+        <w:tabs>
+          <w:tab w:val="num" w:pos="2880"/>
+        </w:tabs>
+        <w:ind w:left="2880" w:hanging="360"/>
+      </w:pPr>
+      <w:rPr>
+        <w:rFonts w:ascii="Wingdings" w:hAnsi="Wingdings" w:hint="default"/>
+        <w:sz w:val="20"/>
+      </w:rPr>
+    </w:lvl>
+    <w:lvl w:ilvl="4" w:tentative="1">
+      <w:start w:val="1"/>
+      <w:numFmt w:val="bullet"/>
+      <w:lvlText w:val=""/>
+      <w:lvlJc w:val="left"/>
+      <w:pPr>
+        <w:tabs>
+          <w:tab w:val="num" w:pos="3600"/>
+        </w:tabs>
+        <w:ind w:left="3600" w:hanging="360"/>
+      </w:pPr>
+      <w:rPr>
+        <w:rFonts w:ascii="Wingdings" w:hAnsi="Wingdings" w:hint="default"/>
+        <w:sz w:val="20"/>
+      </w:rPr>
+    </w:lvl>
+    <w:lvl w:ilvl="5" w:tentative="1">
+      <w:start w:val="1"/>
+      <w:numFmt w:val="bullet"/>
+      <w:lvlText w:val=""/>
+      <w:lvlJc w:val="left"/>
+      <w:pPr>
+        <w:tabs>
+          <w:tab w:val="num" w:pos="4320"/>
+        </w:tabs>
+        <w:ind w:left="4320" w:hanging="360"/>
+      </w:pPr>
+      <w:rPr>
+        <w:rFonts w:ascii="Wingdings" w:hAnsi="Wingdings" w:hint="default"/>
+        <w:sz w:val="20"/>
+      </w:rPr>
+    </w:lvl>
+    <w:lvl w:ilvl="6" w:tentative="1">
+      <w:start w:val="1"/>
+      <w:numFmt w:val="bullet"/>
+      <w:lvlText w:val=""/>
+      <w:lvlJc w:val="left"/>
+      <w:pPr>
+        <w:tabs>
+          <w:tab w:val="num" w:pos="5040"/>
+        </w:tabs>
+        <w:ind w:left="5040" w:hanging="360"/>
+      </w:pPr>
+      <w:rPr>
+        <w:rFonts w:ascii="Wingdings" w:hAnsi="Wingdings" w:hint="default"/>
+        <w:sz w:val="20"/>
+      </w:rPr>
+    </w:lvl>
+    <w:lvl w:ilvl="7" w:tentative="1">
+      <w:start w:val="1"/>
+      <w:numFmt w:val="bullet"/>
+      <w:lvlText w:val=""/>
+      <w:lvlJc w:val="left"/>
+      <w:pPr>
+        <w:tabs>
+          <w:tab w:val="num" w:pos="5760"/>
+        </w:tabs>
+        <w:ind w:left="5760" w:hanging="360"/>
+      </w:pPr>
+      <w:rPr>
+        <w:rFonts w:ascii="Wingdings" w:hAnsi="Wingdings" w:hint="default"/>
+        <w:sz w:val="20"/>
+      </w:rPr>
+    </w:lvl>
+    <w:lvl w:ilvl="8" w:tentative="1">
+      <w:start w:val="1"/>
+      <w:numFmt w:val="bullet"/>
+      <w:lvlText w:val=""/>
+      <w:lvlJc w:val="left"/>
+      <w:pPr>
+        <w:tabs>
+          <w:tab w:val="num" w:pos="6480"/>
+        </w:tabs>
+        <w:ind w:left="6480" w:hanging="360"/>
+      </w:pPr>
+      <w:rPr>
+        <w:rFonts w:ascii="Wingdings" w:hAnsi="Wingdings" w:hint="default"/>
+        <w:sz w:val="20"/>
+      </w:rPr>
+    </w:lvl>
+  </w:abstractNum>
+  <w:abstractNum w:abstractNumId="39">
     <w:nsid w:val="7ADC2620"/>
     <w:multiLevelType w:val="multilevel"/>
     <w:tmpl w:val="0409001F"/>
@@ -5224,7 +8881,156 @@
       </w:pPr>
     </w:lvl>
   </w:abstractNum>
-  <w:abstractNum w:abstractNumId="26">
+  <w:abstractNum w:abstractNumId="40">
+    <w:nsid w:val="7DAD1877"/>
+    <w:multiLevelType w:val="multilevel"/>
+    <w:tmpl w:val="87462A04"/>
+    <w:lvl w:ilvl="0">
+      <w:start w:val="1"/>
+      <w:numFmt w:val="bullet"/>
+      <w:lvlText w:val=""/>
+      <w:lvlJc w:val="left"/>
+      <w:pPr>
+        <w:tabs>
+          <w:tab w:val="num" w:pos="720"/>
+        </w:tabs>
+        <w:ind w:left="720" w:hanging="360"/>
+      </w:pPr>
+      <w:rPr>
+        <w:rFonts w:ascii="Symbol" w:hAnsi="Symbol" w:hint="default"/>
+        <w:sz w:val="20"/>
+      </w:rPr>
+    </w:lvl>
+    <w:lvl w:ilvl="1">
+      <w:start w:val="1"/>
+      <w:numFmt w:val="bullet"/>
+      <w:lvlText w:val="o"/>
+      <w:lvlJc w:val="left"/>
+      <w:pPr>
+        <w:tabs>
+          <w:tab w:val="num" w:pos="1440"/>
+        </w:tabs>
+        <w:ind w:left="1440" w:hanging="360"/>
+      </w:pPr>
+      <w:rPr>
+        <w:rFonts w:ascii="Courier New" w:hAnsi="Courier New" w:hint="default"/>
+        <w:sz w:val="20"/>
+      </w:rPr>
+    </w:lvl>
+    <w:lvl w:ilvl="2" w:tentative="1">
+      <w:start w:val="1"/>
+      <w:numFmt w:val="bullet"/>
+      <w:lvlText w:val=""/>
+      <w:lvlJc w:val="left"/>
+      <w:pPr>
+        <w:tabs>
+          <w:tab w:val="num" w:pos="2160"/>
+        </w:tabs>
+        <w:ind w:left="2160" w:hanging="360"/>
+      </w:pPr>
+      <w:rPr>
+        <w:rFonts w:ascii="Wingdings" w:hAnsi="Wingdings" w:hint="default"/>
+        <w:sz w:val="20"/>
+      </w:rPr>
+    </w:lvl>
+    <w:lvl w:ilvl="3" w:tentative="1">
+      <w:start w:val="1"/>
+      <w:numFmt w:val="bullet"/>
+      <w:lvlText w:val=""/>
+      <w:lvlJc w:val="left"/>
+      <w:pPr>
+        <w:tabs>
+          <w:tab w:val="num" w:pos="2880"/>
+        </w:tabs>
+        <w:ind w:left="2880" w:hanging="360"/>
+      </w:pPr>
+      <w:rPr>
+        <w:rFonts w:ascii="Wingdings" w:hAnsi="Wingdings" w:hint="default"/>
+        <w:sz w:val="20"/>
+      </w:rPr>
+    </w:lvl>
+    <w:lvl w:ilvl="4" w:tentative="1">
+      <w:start w:val="1"/>
+      <w:numFmt w:val="bullet"/>
+      <w:lvlText w:val=""/>
+      <w:lvlJc w:val="left"/>
+      <w:pPr>
+        <w:tabs>
+          <w:tab w:val="num" w:pos="3600"/>
+        </w:tabs>
+        <w:ind w:left="3600" w:hanging="360"/>
+      </w:pPr>
+      <w:rPr>
+        <w:rFonts w:ascii="Wingdings" w:hAnsi="Wingdings" w:hint="default"/>
+        <w:sz w:val="20"/>
+      </w:rPr>
+    </w:lvl>
+    <w:lvl w:ilvl="5" w:tentative="1">
+      <w:start w:val="1"/>
+      <w:numFmt w:val="bullet"/>
+      <w:lvlText w:val=""/>
+      <w:lvlJc w:val="left"/>
+      <w:pPr>
+        <w:tabs>
+          <w:tab w:val="num" w:pos="4320"/>
+        </w:tabs>
+        <w:ind w:left="4320" w:hanging="360"/>
+      </w:pPr>
+      <w:rPr>
+        <w:rFonts w:ascii="Wingdings" w:hAnsi="Wingdings" w:hint="default"/>
+        <w:sz w:val="20"/>
+      </w:rPr>
+    </w:lvl>
+    <w:lvl w:ilvl="6" w:tentative="1">
+      <w:start w:val="1"/>
+      <w:numFmt w:val="bullet"/>
+      <w:lvlText w:val=""/>
+      <w:lvlJc w:val="left"/>
+      <w:pPr>
+        <w:tabs>
+          <w:tab w:val="num" w:pos="5040"/>
+        </w:tabs>
+        <w:ind w:left="5040" w:hanging="360"/>
+      </w:pPr>
+      <w:rPr>
+        <w:rFonts w:ascii="Wingdings" w:hAnsi="Wingdings" w:hint="default"/>
+        <w:sz w:val="20"/>
+      </w:rPr>
+    </w:lvl>
+    <w:lvl w:ilvl="7" w:tentative="1">
+      <w:start w:val="1"/>
+      <w:numFmt w:val="bullet"/>
+      <w:lvlText w:val=""/>
+      <w:lvlJc w:val="left"/>
+      <w:pPr>
+        <w:tabs>
+          <w:tab w:val="num" w:pos="5760"/>
+        </w:tabs>
+        <w:ind w:left="5760" w:hanging="360"/>
+      </w:pPr>
+      <w:rPr>
+        <w:rFonts w:ascii="Wingdings" w:hAnsi="Wingdings" w:hint="default"/>
+        <w:sz w:val="20"/>
+      </w:rPr>
+    </w:lvl>
+    <w:lvl w:ilvl="8" w:tentative="1">
+      <w:start w:val="1"/>
+      <w:numFmt w:val="bullet"/>
+      <w:lvlText w:val=""/>
+      <w:lvlJc w:val="left"/>
+      <w:pPr>
+        <w:tabs>
+          <w:tab w:val="num" w:pos="6480"/>
+        </w:tabs>
+        <w:ind w:left="6480" w:hanging="360"/>
+      </w:pPr>
+      <w:rPr>
+        <w:rFonts w:ascii="Wingdings" w:hAnsi="Wingdings" w:hint="default"/>
+        <w:sz w:val="20"/>
+      </w:rPr>
+    </w:lvl>
+  </w:abstractNum>
+  <w:abstractNum w:abstractNumId="41">
     <w:nsid w:val="7E6C5137"/>
     <w:multiLevelType w:val="multilevel"/>
     <w:tmpl w:val="DBECA508"/>
@@ -5374,85 +9180,130 @@
     </w:lvl>
   </w:abstractNum>
   <w:num w:numId="1">
+    <w:abstractNumId w:val="41"/>
+  </w:num>
+  <w:num w:numId="2">
+    <w:abstractNumId w:val="23"/>
+  </w:num>
+  <w:num w:numId="3">
+    <w:abstractNumId w:val="21"/>
+  </w:num>
+  <w:num w:numId="4">
+    <w:abstractNumId w:val="29"/>
+  </w:num>
+  <w:num w:numId="5">
+    <w:abstractNumId w:val="13"/>
+  </w:num>
+  <w:num w:numId="6">
+    <w:abstractNumId w:val="1"/>
+  </w:num>
+  <w:num w:numId="7">
     <w:abstractNumId w:val="26"/>
   </w:num>
-  <w:num w:numId="2">
+  <w:num w:numId="8">
+    <w:abstractNumId w:val="8"/>
+  </w:num>
+  <w:num w:numId="9">
+    <w:abstractNumId w:val="2"/>
+  </w:num>
+  <w:num w:numId="10">
+    <w:abstractNumId w:val="12"/>
+  </w:num>
+  <w:num w:numId="11">
+    <w:abstractNumId w:val="5"/>
+  </w:num>
+  <w:num w:numId="12">
+    <w:abstractNumId w:val="11"/>
+  </w:num>
+  <w:num w:numId="13">
+    <w:abstractNumId w:val="31"/>
+  </w:num>
+  <w:num w:numId="14">
+    <w:abstractNumId w:val="18"/>
+  </w:num>
+  <w:num w:numId="15">
+    <w:abstractNumId w:val="4"/>
+  </w:num>
+  <w:num w:numId="16">
+    <w:abstractNumId w:val="39"/>
+  </w:num>
+  <w:num w:numId="17">
+    <w:abstractNumId w:val="20"/>
+  </w:num>
+  <w:num w:numId="18">
+    <w:abstractNumId w:val="27"/>
+  </w:num>
+  <w:num w:numId="19">
+    <w:abstractNumId w:val="17"/>
+  </w:num>
+  <w:num w:numId="20">
+    <w:abstractNumId w:val="33"/>
+  </w:num>
+  <w:num w:numId="21">
+    <w:abstractNumId w:val="7"/>
+  </w:num>
+  <w:num w:numId="22">
+    <w:abstractNumId w:val="6"/>
+  </w:num>
+  <w:num w:numId="23">
+    <w:abstractNumId w:val="28"/>
+  </w:num>
+  <w:num w:numId="24">
+    <w:abstractNumId w:val="32"/>
+  </w:num>
+  <w:num w:numId="25">
+    <w:abstractNumId w:val="25"/>
+  </w:num>
+  <w:num w:numId="26">
+    <w:abstractNumId w:val="35"/>
+  </w:num>
+  <w:num w:numId="27">
+    <w:abstractNumId w:val="3"/>
+  </w:num>
+  <w:num w:numId="28">
+    <w:abstractNumId w:val="40"/>
+  </w:num>
+  <w:num w:numId="29">
     <w:abstractNumId w:val="15"/>
   </w:num>
-  <w:num w:numId="3">
+  <w:num w:numId="30">
+    <w:abstractNumId w:val="37"/>
+  </w:num>
+  <w:num w:numId="31">
+    <w:abstractNumId w:val="0"/>
+  </w:num>
+  <w:num w:numId="32">
+    <w:abstractNumId w:val="10"/>
+  </w:num>
+  <w:num w:numId="33">
+    <w:abstractNumId w:val="38"/>
+  </w:num>
+  <w:num w:numId="34">
+    <w:abstractNumId w:val="9"/>
+  </w:num>
+  <w:num w:numId="35">
+    <w:abstractNumId w:val="22"/>
+  </w:num>
+  <w:num w:numId="36">
     <w:abstractNumId w:val="14"/>
   </w:num>
-  <w:num w:numId="4">
-    <w:abstractNumId w:val="20"/>
+  <w:num w:numId="37">
+    <w:abstractNumId w:val="36"/>
   </w:num>
-  <w:num w:numId="5">
-    <w:abstractNumId w:val="10"/>
+  <w:num w:numId="38">
+    <w:abstractNumId w:val="30"/>
   </w:num>
-  <w:num w:numId="6">
-    <w:abstractNumId w:val="0"/>
-  </w:num>
-  <w:num w:numId="7">
-    <w:abstractNumId w:val="17"/>
-  </w:num>
-  <w:num w:numId="8">
-    <w:abstractNumId w:val="7"/>
-  </w:num>
-  <w:num w:numId="9">
-    <w:abstractNumId w:val="1"/>
-  </w:num>
-  <w:num w:numId="10">
-    <w:abstractNumId w:val="9"/>
-  </w:num>
-  <w:num w:numId="11">
-    <w:abstractNumId w:val="4"/>
-  </w:num>
-  <w:num w:numId="12">
-    <w:abstractNumId w:val="8"/>
-  </w:num>
-  <w:num w:numId="13">
-    <w:abstractNumId w:val="21"/>
-  </w:num>
-  <w:num w:numId="14">
-    <w:abstractNumId w:val="12"/>
-  </w:num>
-  <w:num w:numId="15">
-    <w:abstractNumId w:val="3"/>
-  </w:num>
-  <w:num w:numId="16">
-    <w:abstractNumId w:val="25"/>
-  </w:num>
-  <w:num w:numId="17">
-    <w:abstractNumId w:val="13"/>
-  </w:num>
-  <w:num w:numId="18">
-    <w:abstractNumId w:val="18"/>
-  </w:num>
-  <w:num w:numId="19">
-    <w:abstractNumId w:val="11"/>
-  </w:num>
-  <w:num w:numId="20">
-    <w:abstractNumId w:val="23"/>
-  </w:num>
-  <w:num w:numId="21">
-    <w:abstractNumId w:val="6"/>
-  </w:num>
-  <w:num w:numId="22">
-    <w:abstractNumId w:val="5"/>
-  </w:num>
-  <w:num w:numId="23">
+  <w:num w:numId="39">
     <w:abstractNumId w:val="19"/>
   </w:num>
-  <w:num w:numId="24">
-    <w:abstractNumId w:val="22"/>
+  <w:num w:numId="40">
+    <w:abstractNumId w:val="34"/>
   </w:num>
-  <w:num w:numId="25">
-    <w:abstractNumId w:val="16"/>
-  </w:num>
-  <w:num w:numId="26">
+  <w:num w:numId="41">
     <w:abstractNumId w:val="24"/>
   </w:num>
-  <w:num w:numId="27">
-    <w:abstractNumId w:val="2"/>
+  <w:num w:numId="42">
+    <w:abstractNumId w:val="16"/>
   </w:num>
 </w:numbering>
 </file>
@@ -5913,7 +9764,6 @@
   <w:style w:type="character" w:default="1" w:styleId="DefaultParagraphFont">
     <w:name w:val="Default Paragraph Font"/>
     <w:uiPriority w:val="1"/>
-    <w:semiHidden/>
     <w:unhideWhenUsed/>
   </w:style>
   <w:style w:type="table" w:default="1" w:styleId="TableNormal">
@@ -6026,7 +9876,6 @@
     <w:basedOn w:val="Normal"/>
     <w:link w:val="HTMLPreformattedChar"/>
     <w:uiPriority w:val="99"/>
-    <w:semiHidden/>
     <w:unhideWhenUsed/>
     <w:rsid w:val="00665025"/>
     <w:pPr>
@@ -6061,7 +9910,6 @@
     <w:basedOn w:val="DefaultParagraphFont"/>
     <w:link w:val="HTMLPreformatted"/>
     <w:uiPriority w:val="99"/>
-    <w:semiHidden/>
     <w:rsid w:val="00665025"/>
     <w:rPr>
       <w:rFonts w:ascii="Courier New" w:eastAsia="Times New Roman" w:hAnsi="Courier New" w:cs="Courier New"/>
@@ -6349,6 +10197,31 @@
       </w:tblCellMar>
     </w:tblPr>
   </w:style>
+  <w:style w:type="character" w:customStyle="1" w:styleId="m">
+    <w:name w:val="ͼm"/>
+    <w:basedOn w:val="DefaultParagraphFont"/>
+    <w:rsid w:val="00AA5BCC"/>
+  </w:style>
+  <w:style w:type="character" w:customStyle="1" w:styleId="g">
+    <w:name w:val="ͼg"/>
+    <w:basedOn w:val="DefaultParagraphFont"/>
+    <w:rsid w:val="00AA5BCC"/>
+  </w:style>
+  <w:style w:type="character" w:customStyle="1" w:styleId="j">
+    <w:name w:val="ͼj"/>
+    <w:basedOn w:val="DefaultParagraphFont"/>
+    <w:rsid w:val="00AA5BCC"/>
+  </w:style>
+  <w:style w:type="character" w:customStyle="1" w:styleId="n">
+    <w:name w:val="ͼn"/>
+    <w:basedOn w:val="DefaultParagraphFont"/>
+    <w:rsid w:val="00AA5BCC"/>
+  </w:style>
+  <w:style w:type="character" w:customStyle="1" w:styleId="k">
+    <w:name w:val="ͼk"/>
+    <w:basedOn w:val="DefaultParagraphFont"/>
+    <w:rsid w:val="00AA5BCC"/>
+  </w:style>
 </w:styles>
 </file>
 
@@ -6618,7 +10491,7 @@
 </file>
 
 <file path=customXml/itemProps1.xml><?xml version="1.0" encoding="utf-8"?>
-<ds:datastoreItem xmlns:ds="http://schemas.openxmlformats.org/officeDocument/2006/customXml" ds:itemID="{884AD7D8-75DE-4A8B-A143-1E3DD0885FAA}">
+<ds:datastoreItem xmlns:ds="http://schemas.openxmlformats.org/officeDocument/2006/customXml" ds:itemID="{960417FF-96A8-4414-9DFA-50340B1CFA74}">
   <ds:schemaRefs>
     <ds:schemaRef ds:uri="http://schemas.openxmlformats.org/officeDocument/2006/bibliography"/>
   </ds:schemaRefs>

--- a/Slot1/Exercise1.docx
+++ b/Slot1/Exercise1.docx
@@ -7,6 +7,8 @@
         <w:pStyle w:val="0NoiDung"/>
         <w:ind w:firstLine="0"/>
       </w:pPr>
+      <w:bookmarkStart w:id="0" w:name="_GoBack"/>
+      <w:bookmarkEnd w:id="0"/>
       <w:r>
         <w:t>Mục lục</w:t>
       </w:r>
@@ -33,7 +35,7 @@
       <w:r>
         <w:fldChar w:fldCharType="separate"/>
       </w:r>
-      <w:hyperlink w:anchor="_Toc229491246" w:history="1">
+      <w:hyperlink w:anchor="_Toc229493107" w:history="1">
         <w:r>
           <w:rPr>
             <w:rStyle w:val="Hyperlink"/>
@@ -75,7 +77,7 @@
             <w:noProof/>
             <w:webHidden/>
           </w:rPr>
-          <w:instrText xml:space="preserve"> PAGEREF _Toc229491246 \h </w:instrText>
+          <w:instrText xml:space="preserve"> PAGEREF _Toc229493107 \h </w:instrText>
         </w:r>
         <w:r>
           <w:rPr>
@@ -119,7 +121,7 @@
           <w:sz w:val="22"/>
         </w:rPr>
       </w:pPr>
-      <w:hyperlink w:anchor="_Toc229491247" w:history="1">
+      <w:hyperlink w:anchor="_Toc229493108" w:history="1">
         <w:r>
           <w:rPr>
             <w:rStyle w:val="Hyperlink"/>
@@ -161,7 +163,7 @@
             <w:noProof/>
             <w:webHidden/>
           </w:rPr>
-          <w:instrText xml:space="preserve"> PAGEREF _Toc229491247 \h </w:instrText>
+          <w:instrText xml:space="preserve"> PAGEREF _Toc229493108 \h </w:instrText>
         </w:r>
         <w:r>
           <w:rPr>
@@ -205,7 +207,7 @@
           <w:sz w:val="22"/>
         </w:rPr>
       </w:pPr>
-      <w:hyperlink w:anchor="_Toc229491248" w:history="1">
+      <w:hyperlink w:anchor="_Toc229493109" w:history="1">
         <w:r>
           <w:rPr>
             <w:rStyle w:val="Hyperlink"/>
@@ -247,7 +249,7 @@
             <w:noProof/>
             <w:webHidden/>
           </w:rPr>
-          <w:instrText xml:space="preserve"> PAGEREF _Toc229491248 \h </w:instrText>
+          <w:instrText xml:space="preserve"> PAGEREF _Toc229493109 \h </w:instrText>
         </w:r>
         <w:r>
           <w:rPr>
@@ -291,7 +293,7 @@
           <w:sz w:val="22"/>
         </w:rPr>
       </w:pPr>
-      <w:hyperlink w:anchor="_Toc229491249" w:history="1">
+      <w:hyperlink w:anchor="_Toc229493110" w:history="1">
         <w:r>
           <w:rPr>
             <w:rStyle w:val="Hyperlink"/>
@@ -333,7 +335,7 @@
             <w:noProof/>
             <w:webHidden/>
           </w:rPr>
-          <w:instrText xml:space="preserve"> PAGEREF _Toc229491249 \h </w:instrText>
+          <w:instrText xml:space="preserve"> PAGEREF _Toc229493110 \h </w:instrText>
         </w:r>
         <w:r>
           <w:rPr>
@@ -377,7 +379,7 @@
           <w:sz w:val="22"/>
         </w:rPr>
       </w:pPr>
-      <w:hyperlink w:anchor="_Toc229491250" w:history="1">
+      <w:hyperlink w:anchor="_Toc229493111" w:history="1">
         <w:r>
           <w:rPr>
             <w:rStyle w:val="Hyperlink"/>
@@ -419,7 +421,7 @@
             <w:noProof/>
             <w:webHidden/>
           </w:rPr>
-          <w:instrText xml:space="preserve"> PAGEREF _Toc229491250 \h </w:instrText>
+          <w:instrText xml:space="preserve"> PAGEREF _Toc229493111 \h </w:instrText>
         </w:r>
         <w:r>
           <w:rPr>
@@ -463,7 +465,7 @@
           <w:sz w:val="22"/>
         </w:rPr>
       </w:pPr>
-      <w:hyperlink w:anchor="_Toc229491251" w:history="1">
+      <w:hyperlink w:anchor="_Toc229493112" w:history="1">
         <w:r>
           <w:rPr>
             <w:rStyle w:val="Hyperlink"/>
@@ -505,7 +507,7 @@
             <w:noProof/>
             <w:webHidden/>
           </w:rPr>
-          <w:instrText xml:space="preserve"> PAGEREF _Toc229491251 \h </w:instrText>
+          <w:instrText xml:space="preserve"> PAGEREF _Toc229493112 \h </w:instrText>
         </w:r>
         <w:r>
           <w:rPr>
@@ -549,7 +551,7 @@
           <w:sz w:val="22"/>
         </w:rPr>
       </w:pPr>
-      <w:hyperlink w:anchor="_Toc229491252" w:history="1">
+      <w:hyperlink w:anchor="_Toc229493113" w:history="1">
         <w:r>
           <w:rPr>
             <w:rStyle w:val="Hyperlink"/>
@@ -591,7 +593,7 @@
             <w:noProof/>
             <w:webHidden/>
           </w:rPr>
-          <w:instrText xml:space="preserve"> PAGEREF _Toc229491252 \h </w:instrText>
+          <w:instrText xml:space="preserve"> PAGEREF _Toc229493113 \h </w:instrText>
         </w:r>
         <w:r>
           <w:rPr>
@@ -635,7 +637,7 @@
           <w:sz w:val="22"/>
         </w:rPr>
       </w:pPr>
-      <w:hyperlink w:anchor="_Toc229491253" w:history="1">
+      <w:hyperlink w:anchor="_Toc229493114" w:history="1">
         <w:r>
           <w:rPr>
             <w:rStyle w:val="Hyperlink"/>
@@ -677,7 +679,7 @@
             <w:noProof/>
             <w:webHidden/>
           </w:rPr>
-          <w:instrText xml:space="preserve"> PAGEREF _Toc229491253 \h </w:instrText>
+          <w:instrText xml:space="preserve"> PAGEREF _Toc229493114 \h </w:instrText>
         </w:r>
         <w:r>
           <w:rPr>
@@ -697,7 +699,7 @@
             <w:noProof/>
             <w:webHidden/>
           </w:rPr>
-          <w:t>5</w:t>
+          <w:t>6</w:t>
         </w:r>
         <w:r>
           <w:rPr>
@@ -721,7 +723,7 @@
           <w:sz w:val="22"/>
         </w:rPr>
       </w:pPr>
-      <w:hyperlink w:anchor="_Toc229491254" w:history="1">
+      <w:hyperlink w:anchor="_Toc229493115" w:history="1">
         <w:r>
           <w:rPr>
             <w:rStyle w:val="Hyperlink"/>
@@ -763,7 +765,7 @@
             <w:noProof/>
             <w:webHidden/>
           </w:rPr>
-          <w:instrText xml:space="preserve"> PAGEREF _Toc229491254 \h </w:instrText>
+          <w:instrText xml:space="preserve"> PAGEREF _Toc229493115 \h </w:instrText>
         </w:r>
         <w:r>
           <w:rPr>
@@ -807,7 +809,7 @@
           <w:sz w:val="22"/>
         </w:rPr>
       </w:pPr>
-      <w:hyperlink w:anchor="_Toc229491255" w:history="1">
+      <w:hyperlink w:anchor="_Toc229493116" w:history="1">
         <w:r>
           <w:rPr>
             <w:rStyle w:val="Hyperlink"/>
@@ -849,7 +851,7 @@
             <w:noProof/>
             <w:webHidden/>
           </w:rPr>
-          <w:instrText xml:space="preserve"> PAGEREF _Toc229491255 \h </w:instrText>
+          <w:instrText xml:space="preserve"> PAGEREF _Toc229493116 \h </w:instrText>
         </w:r>
         <w:r>
           <w:rPr>
@@ -893,7 +895,7 @@
           <w:sz w:val="22"/>
         </w:rPr>
       </w:pPr>
-      <w:hyperlink w:anchor="_Toc229491256" w:history="1">
+      <w:hyperlink w:anchor="_Toc229493117" w:history="1">
         <w:r>
           <w:rPr>
             <w:rStyle w:val="Hyperlink"/>
@@ -935,7 +937,7 @@
             <w:noProof/>
             <w:webHidden/>
           </w:rPr>
-          <w:instrText xml:space="preserve"> PAGEREF _Toc229491256 \h </w:instrText>
+          <w:instrText xml:space="preserve"> PAGEREF _Toc229493117 \h </w:instrText>
         </w:r>
         <w:r>
           <w:rPr>
@@ -979,7 +981,7 @@
           <w:sz w:val="22"/>
         </w:rPr>
       </w:pPr>
-      <w:hyperlink w:anchor="_Toc229491257" w:history="1">
+      <w:hyperlink w:anchor="_Toc229493118" w:history="1">
         <w:r>
           <w:rPr>
             <w:rStyle w:val="Hyperlink"/>
@@ -1021,7 +1023,7 @@
             <w:noProof/>
             <w:webHidden/>
           </w:rPr>
-          <w:instrText xml:space="preserve"> PAGEREF _Toc229491257 \h </w:instrText>
+          <w:instrText xml:space="preserve"> PAGEREF _Toc229493118 \h </w:instrText>
         </w:r>
         <w:r>
           <w:rPr>
@@ -1065,7 +1067,7 @@
           <w:sz w:val="22"/>
         </w:rPr>
       </w:pPr>
-      <w:hyperlink w:anchor="_Toc229491258" w:history="1">
+      <w:hyperlink w:anchor="_Toc229493119" w:history="1">
         <w:r>
           <w:rPr>
             <w:rStyle w:val="Hyperlink"/>
@@ -1086,14 +1088,7 @@
             <w:rStyle w:val="Hyperlink"/>
             <w:noProof/>
           </w:rPr>
-          <w:t>Spring Data JP</w:t>
-        </w:r>
-        <w:r>
-          <w:rPr>
-            <w:rStyle w:val="Hyperlink"/>
-            <w:noProof/>
-          </w:rPr>
-          <w:t>A</w:t>
+          <w:t>Spring Data JPA</w:t>
         </w:r>
         <w:r>
           <w:rPr>
@@ -1114,7 +1109,7 @@
             <w:noProof/>
             <w:webHidden/>
           </w:rPr>
-          <w:instrText xml:space="preserve"> PAGEREF _Toc229491258 \h </w:instrText>
+          <w:instrText xml:space="preserve"> PAGEREF _Toc229493119 \h </w:instrText>
         </w:r>
         <w:r>
           <w:rPr>
@@ -1158,7 +1153,7 @@
           <w:sz w:val="22"/>
         </w:rPr>
       </w:pPr>
-      <w:hyperlink w:anchor="_Toc229491259" w:history="1">
+      <w:hyperlink w:anchor="_Toc229493120" w:history="1">
         <w:r>
           <w:rPr>
             <w:rStyle w:val="Hyperlink"/>
@@ -1200,7 +1195,7 @@
             <w:noProof/>
             <w:webHidden/>
           </w:rPr>
-          <w:instrText xml:space="preserve"> PAGEREF _Toc229491259 \h </w:instrText>
+          <w:instrText xml:space="preserve"> PAGEREF _Toc229493120 \h </w:instrText>
         </w:r>
         <w:r>
           <w:rPr>
@@ -1244,7 +1239,7 @@
           <w:sz w:val="22"/>
         </w:rPr>
       </w:pPr>
-      <w:hyperlink w:anchor="_Toc229491260" w:history="1">
+      <w:hyperlink w:anchor="_Toc229493121" w:history="1">
         <w:r>
           <w:rPr>
             <w:rStyle w:val="Hyperlink"/>
@@ -1286,7 +1281,7 @@
             <w:noProof/>
             <w:webHidden/>
           </w:rPr>
-          <w:instrText xml:space="preserve"> PAGEREF _Toc229491260 \h </w:instrText>
+          <w:instrText xml:space="preserve"> PAGEREF _Toc229493121 \h </w:instrText>
         </w:r>
         <w:r>
           <w:rPr>
@@ -1330,7 +1325,7 @@
           <w:sz w:val="22"/>
         </w:rPr>
       </w:pPr>
-      <w:hyperlink w:anchor="_Toc229491261" w:history="1">
+      <w:hyperlink w:anchor="_Toc229493122" w:history="1">
         <w:r>
           <w:rPr>
             <w:rStyle w:val="Hyperlink"/>
@@ -1372,7 +1367,7 @@
             <w:noProof/>
             <w:webHidden/>
           </w:rPr>
-          <w:instrText xml:space="preserve"> PAGEREF _Toc229491261 \h </w:instrText>
+          <w:instrText xml:space="preserve"> PAGEREF _Toc229493122 \h </w:instrText>
         </w:r>
         <w:r>
           <w:rPr>
@@ -1416,7 +1411,7 @@
           <w:sz w:val="22"/>
         </w:rPr>
       </w:pPr>
-      <w:hyperlink w:anchor="_Toc229491262" w:history="1">
+      <w:hyperlink w:anchor="_Toc229493123" w:history="1">
         <w:r>
           <w:rPr>
             <w:rStyle w:val="Hyperlink"/>
@@ -1437,7 +1432,7 @@
             <w:rStyle w:val="Hyperlink"/>
             <w:noProof/>
           </w:rPr>
-          <w:t>Các lệnh cơ bản step-by-step:</w:t>
+          <w:t>Các lệnh cơ bản step-by-step</w:t>
         </w:r>
         <w:r>
           <w:rPr>
@@ -1458,7 +1453,7 @@
             <w:noProof/>
             <w:webHidden/>
           </w:rPr>
-          <w:instrText xml:space="preserve"> PAGEREF _Toc229491262 \h </w:instrText>
+          <w:instrText xml:space="preserve"> PAGEREF _Toc229493123 \h </w:instrText>
         </w:r>
         <w:r>
           <w:rPr>
@@ -1530,13 +1525,13 @@
       <w:r>
         <w:fldChar w:fldCharType="separate"/>
       </w:r>
-      <w:hyperlink w:anchor="_Toc229487647" w:history="1">
+      <w:hyperlink w:anchor="_Toc229493183" w:history="1">
         <w:r>
           <w:rPr>
             <w:rStyle w:val="Hyperlink"/>
             <w:noProof/>
           </w:rPr>
-          <w:t>Hình 1: Hàm login</w:t>
+          <w:t>Hình 1: Giới thiệu Spring Boot</w:t>
         </w:r>
         <w:r>
           <w:rPr>
@@ -1557,7 +1552,7 @@
             <w:noProof/>
             <w:webHidden/>
           </w:rPr>
-          <w:instrText xml:space="preserve"> PAGEREF _Toc229487647 \h </w:instrText>
+          <w:instrText xml:space="preserve"> PAGEREF _Toc229493183 \h </w:instrText>
         </w:r>
         <w:r>
           <w:rPr>
@@ -1600,13 +1595,13 @@
           <w:sz w:val="22"/>
         </w:rPr>
       </w:pPr>
-      <w:hyperlink w:anchor="_Toc229487648" w:history="1">
+      <w:hyperlink w:anchor="_Toc229493184" w:history="1">
         <w:r>
           <w:rPr>
             <w:rStyle w:val="Hyperlink"/>
             <w:noProof/>
           </w:rPr>
-          <w:t>Hình 2: Kết quả</w:t>
+          <w:t>Hình 2: Các câu lệnh Git</w:t>
         </w:r>
         <w:r>
           <w:rPr>
@@ -1627,7 +1622,7 @@
             <w:noProof/>
             <w:webHidden/>
           </w:rPr>
-          <w:instrText xml:space="preserve"> PAGEREF _Toc229487648 \h </w:instrText>
+          <w:instrText xml:space="preserve"> PAGEREF _Toc229493184 \h </w:instrText>
         </w:r>
         <w:r>
           <w:rPr>
@@ -1648,6 +1643,76 @@
             <w:webHidden/>
           </w:rPr>
           <w:t>8</w:t>
+        </w:r>
+        <w:r>
+          <w:rPr>
+            <w:noProof/>
+            <w:webHidden/>
+          </w:rPr>
+          <w:fldChar w:fldCharType="end"/>
+        </w:r>
+      </w:hyperlink>
+    </w:p>
+    <w:p>
+      <w:pPr>
+        <w:pStyle w:val="TableofFigures"/>
+        <w:tabs>
+          <w:tab w:val="right" w:leader="dot" w:pos="9350"/>
+        </w:tabs>
+        <w:rPr>
+          <w:rFonts w:asciiTheme="minorHAnsi" w:hAnsiTheme="minorHAnsi"/>
+          <w:noProof/>
+          <w:sz w:val="22"/>
+        </w:rPr>
+      </w:pPr>
+      <w:hyperlink w:anchor="_Toc229493185" w:history="1">
+        <w:r>
+          <w:rPr>
+            <w:rStyle w:val="Hyperlink"/>
+            <w:noProof/>
+          </w:rPr>
+          <w:t>Hình 3: Cách mà Git làm việc</w:t>
+        </w:r>
+        <w:r>
+          <w:rPr>
+            <w:noProof/>
+            <w:webHidden/>
+          </w:rPr>
+          <w:tab/>
+        </w:r>
+        <w:r>
+          <w:rPr>
+            <w:noProof/>
+            <w:webHidden/>
+          </w:rPr>
+          <w:fldChar w:fldCharType="begin"/>
+        </w:r>
+        <w:r>
+          <w:rPr>
+            <w:noProof/>
+            <w:webHidden/>
+          </w:rPr>
+          <w:instrText xml:space="preserve"> PAGEREF _Toc229493185 \h </w:instrText>
+        </w:r>
+        <w:r>
+          <w:rPr>
+            <w:noProof/>
+            <w:webHidden/>
+          </w:rPr>
+        </w:r>
+        <w:r>
+          <w:rPr>
+            <w:noProof/>
+            <w:webHidden/>
+          </w:rPr>
+          <w:fldChar w:fldCharType="separate"/>
+        </w:r>
+        <w:r>
+          <w:rPr>
+            <w:noProof/>
+            <w:webHidden/>
+          </w:rPr>
+          <w:t>9</w:t>
         </w:r>
         <w:r>
           <w:rPr>
@@ -1671,7 +1736,6 @@
         <w:br w:type="page"/>
       </w:r>
     </w:p>
-    <w:p/>
     <w:p>
       <w:pPr>
         <w:pStyle w:val="TieuDe1"/>
@@ -1680,11 +1744,12 @@
           <w:numId w:val="8"/>
         </w:numPr>
       </w:pPr>
-      <w:bookmarkStart w:id="0" w:name="_Toc229491246"/>
-      <w:r>
+      <w:bookmarkStart w:id="1" w:name="_Toc229493107"/>
+      <w:r>
+        <w:lastRenderedPageBreak/>
         <w:t>Spring Framework và Spring Boot là gì?</w:t>
       </w:r>
-      <w:bookmarkEnd w:id="0"/>
+      <w:bookmarkEnd w:id="1"/>
     </w:p>
     <w:p>
       <w:pPr>
@@ -1694,11 +1759,11 @@
           <w:numId w:val="8"/>
         </w:numPr>
       </w:pPr>
-      <w:bookmarkStart w:id="1" w:name="_Toc229491247"/>
+      <w:bookmarkStart w:id="2" w:name="_Toc229493108"/>
       <w:r>
         <w:t>Spring Framework</w:t>
       </w:r>
-      <w:bookmarkEnd w:id="1"/>
+      <w:bookmarkEnd w:id="2"/>
     </w:p>
     <w:p>
       <w:pPr>
@@ -1932,11 +1997,11 @@
           <w:numId w:val="8"/>
         </w:numPr>
       </w:pPr>
-      <w:bookmarkStart w:id="2" w:name="_Toc229491248"/>
+      <w:bookmarkStart w:id="3" w:name="_Toc229493109"/>
       <w:r>
         <w:t>Spring Boot</w:t>
       </w:r>
-      <w:bookmarkEnd w:id="2"/>
+      <w:bookmarkEnd w:id="3"/>
     </w:p>
     <w:p>
       <w:pPr>
@@ -2004,16 +2069,17 @@
     <w:p>
       <w:pPr>
         <w:pStyle w:val="0NoiDung"/>
+        <w:ind w:firstLine="0"/>
       </w:pPr>
       <w:r>
         <w:rPr>
           <w:noProof/>
         </w:rPr>
         <w:drawing>
-          <wp:inline distT="0" distB="0" distL="0" distR="0" wp14:anchorId="28D480A7" wp14:editId="3E620C8E">
-            <wp:extent cx="5943600" cy="2244090"/>
-            <wp:effectExtent l="0" t="0" r="0" b="3810"/>
-            <wp:docPr id="1" name="Picture 1"/>
+          <wp:inline distT="0" distB="0" distL="0" distR="0">
+            <wp:extent cx="5943600" cy="3656823"/>
+            <wp:effectExtent l="0" t="0" r="0" b="1270"/>
+            <wp:docPr id="5" name="Picture 5" descr="Introduction to Spring Boot - GeeksforGeeks"/>
             <wp:cNvGraphicFramePr>
               <a:graphicFrameLocks xmlns:a="http://schemas.openxmlformats.org/drawingml/2006/main" noChangeAspect="1"/>
             </wp:cNvGraphicFramePr>
@@ -2021,23 +2087,36 @@
               <a:graphicData uri="http://schemas.openxmlformats.org/drawingml/2006/picture">
                 <pic:pic xmlns:pic="http://schemas.openxmlformats.org/drawingml/2006/picture">
                   <pic:nvPicPr>
-                    <pic:cNvPr id="1" name=""/>
-                    <pic:cNvPicPr/>
+                    <pic:cNvPr id="0" name="Picture 3" descr="Introduction to Spring Boot - GeeksforGeeks"/>
+                    <pic:cNvPicPr>
+                      <a:picLocks noChangeAspect="1" noChangeArrowheads="1"/>
+                    </pic:cNvPicPr>
                   </pic:nvPicPr>
                   <pic:blipFill>
-                    <a:blip r:embed="rId8"/>
+                    <a:blip r:embed="rId8" cstate="print">
+                      <a:extLst>
+                        <a:ext uri="{28A0092B-C50C-407E-A947-70E740481C1C}">
+                          <a14:useLocalDpi xmlns:a14="http://schemas.microsoft.com/office/drawing/2010/main" val="0"/>
+                        </a:ext>
+                      </a:extLst>
+                    </a:blip>
+                    <a:srcRect/>
                     <a:stretch>
                       <a:fillRect/>
                     </a:stretch>
                   </pic:blipFill>
-                  <pic:spPr>
+                  <pic:spPr bwMode="auto">
                     <a:xfrm>
                       <a:off x="0" y="0"/>
-                      <a:ext cx="5943600" cy="2244090"/>
+                      <a:ext cx="5943600" cy="3656823"/>
                     </a:xfrm>
                     <a:prstGeom prst="rect">
                       <a:avLst/>
                     </a:prstGeom>
+                    <a:noFill/>
+                    <a:ln>
+                      <a:noFill/>
+                    </a:ln>
                   </pic:spPr>
                 </pic:pic>
               </a:graphicData>
@@ -2050,13 +2129,16 @@
       <w:pPr>
         <w:pStyle w:val="TieuDeHinh"/>
       </w:pPr>
-      <w:bookmarkStart w:id="3" w:name="_Toc229487599"/>
-      <w:bookmarkStart w:id="4" w:name="_Toc229487647"/>
-      <w:r>
-        <w:t>Hình 1: Hàm login</w:t>
-      </w:r>
-      <w:bookmarkEnd w:id="3"/>
+      <w:bookmarkStart w:id="4" w:name="_Toc229487599"/>
+      <w:bookmarkStart w:id="5" w:name="_Toc229493183"/>
+      <w:r>
+        <w:t xml:space="preserve">Hình 1: </w:t>
+      </w:r>
       <w:bookmarkEnd w:id="4"/>
+      <w:r>
+        <w:t>Giới thiệu Spring Boot</w:t>
+      </w:r>
+      <w:bookmarkEnd w:id="5"/>
     </w:p>
     <w:p>
       <w:pPr>
@@ -2066,11 +2148,11 @@
           <w:numId w:val="8"/>
         </w:numPr>
       </w:pPr>
-      <w:bookmarkStart w:id="5" w:name="_Toc229491249"/>
+      <w:bookmarkStart w:id="6" w:name="_Toc229493110"/>
       <w:r>
         <w:t>Ưu điểm và hạn chế</w:t>
       </w:r>
-      <w:bookmarkEnd w:id="5"/>
+      <w:bookmarkEnd w:id="6"/>
     </w:p>
     <w:tbl>
       <w:tblPr>
@@ -2285,6 +2367,9 @@
             </w:r>
             <w:r>
               <w:br/>
+            </w:r>
+            <w:r>
+              <w:lastRenderedPageBreak/>
               <w:t>- Phù hợp hệ thống enterprise lớ</w:t>
             </w:r>
             <w:r>
@@ -2299,9 +2384,6 @@
             </w:r>
             <w:r>
               <w:br/>
-            </w:r>
-            <w:r>
-              <w:lastRenderedPageBreak/>
               <w:t>- Cộng đồng lớn, tài liệu nhiều</w:t>
             </w:r>
             <w:r>
@@ -2348,6 +2430,9 @@
             </w:r>
             <w:r>
               <w:br/>
+            </w:r>
+            <w:r>
+              <w:lastRenderedPageBreak/>
               <w:t>- Setup project mất nhiều thời gian</w:t>
             </w:r>
             <w:r>
@@ -2501,11 +2586,11 @@
           <w:numId w:val="8"/>
         </w:numPr>
       </w:pPr>
-      <w:bookmarkStart w:id="6" w:name="_Toc229491250"/>
+      <w:bookmarkStart w:id="7" w:name="_Toc229493111"/>
       <w:r>
         <w:t>Các thành phần chủ chốt của Spring Boot</w:t>
       </w:r>
-      <w:bookmarkEnd w:id="6"/>
+      <w:bookmarkEnd w:id="7"/>
     </w:p>
     <w:p>
       <w:pPr>
@@ -2515,11 +2600,11 @@
           <w:numId w:val="8"/>
         </w:numPr>
       </w:pPr>
-      <w:bookmarkStart w:id="7" w:name="_Toc229491251"/>
+      <w:bookmarkStart w:id="8" w:name="_Toc229493112"/>
       <w:r>
         <w:t>Spring Beans</w:t>
       </w:r>
-      <w:bookmarkEnd w:id="7"/>
+      <w:bookmarkEnd w:id="8"/>
     </w:p>
     <w:p>
       <w:pPr>
@@ -2609,11 +2694,11 @@
           <w:numId w:val="8"/>
         </w:numPr>
       </w:pPr>
-      <w:bookmarkStart w:id="8" w:name="_Toc229491252"/>
+      <w:bookmarkStart w:id="9" w:name="_Toc229493113"/>
       <w:r>
         <w:t>IoC Container (Inversion of Control)</w:t>
       </w:r>
-      <w:bookmarkEnd w:id="8"/>
+      <w:bookmarkEnd w:id="9"/>
     </w:p>
     <w:p>
       <w:pPr>
@@ -2657,6 +2742,7 @@
         <w:ind w:left="1080" w:firstLine="0"/>
       </w:pPr>
       <w:r>
+        <w:lastRenderedPageBreak/>
         <w:t>@Autowired</w:t>
       </w:r>
       <w:r>
@@ -2672,12 +2758,10 @@
           <w:numId w:val="8"/>
         </w:numPr>
       </w:pPr>
-      <w:bookmarkStart w:id="9" w:name="_Toc229491253"/>
+      <w:bookmarkStart w:id="10" w:name="_Toc229493114"/>
       <w:r>
         <w:t>Dependency Injection (DI)</w:t>
       </w:r>
-      <w:bookmarkStart w:id="10" w:name="_GoBack"/>
-      <w:bookmarkEnd w:id="9"/>
       <w:bookmarkEnd w:id="10"/>
     </w:p>
     <w:p>
@@ -2701,7 +2785,6 @@
         </w:numPr>
       </w:pPr>
       <w:r>
-        <w:lastRenderedPageBreak/>
         <w:t xml:space="preserve">Spring tự inject object thay vì dùng new. </w:t>
       </w:r>
     </w:p>
@@ -2760,7 +2843,7 @@
           <w:numId w:val="8"/>
         </w:numPr>
       </w:pPr>
-      <w:bookmarkStart w:id="11" w:name="_Toc229491254"/>
+      <w:bookmarkStart w:id="11" w:name="_Toc229493115"/>
       <w:r>
         <w:t>Spring Boot Starters</w:t>
       </w:r>
@@ -2827,7 +2910,7 @@
           <w:numId w:val="8"/>
         </w:numPr>
       </w:pPr>
-      <w:bookmarkStart w:id="12" w:name="_Toc229491255"/>
+      <w:bookmarkStart w:id="12" w:name="_Toc229493116"/>
       <w:r>
         <w:t>Auto Configuration</w:t>
       </w:r>
@@ -2880,7 +2963,7 @@
           <w:sz w:val="36"/>
         </w:rPr>
       </w:pPr>
-      <w:bookmarkStart w:id="13" w:name="_Toc229491256"/>
+      <w:bookmarkStart w:id="13" w:name="_Toc229493117"/>
       <w:r>
         <w:t>Embedded</w:t>
       </w:r>
@@ -2964,6 +3047,7 @@
         </w:numPr>
       </w:pPr>
       <w:r>
+        <w:lastRenderedPageBreak/>
         <w:t xml:space="preserve">Undertow </w:t>
       </w:r>
     </w:p>
@@ -2993,7 +3077,7 @@
           <w:numId w:val="8"/>
         </w:numPr>
       </w:pPr>
-      <w:bookmarkStart w:id="14" w:name="_Toc229491257"/>
+      <w:bookmarkStart w:id="14" w:name="_Toc229493118"/>
       <w:r>
         <w:t>Spring MVC</w:t>
       </w:r>
@@ -3008,7 +3092,6 @@
         </w:numPr>
       </w:pPr>
       <w:r>
-        <w:lastRenderedPageBreak/>
         <w:t xml:space="preserve">Dùng để xử lý request/response và REST API. </w:t>
       </w:r>
     </w:p>
@@ -3072,7 +3155,7 @@
           <w:numId w:val="8"/>
         </w:numPr>
       </w:pPr>
-      <w:bookmarkStart w:id="15" w:name="_Toc229491258"/>
+      <w:bookmarkStart w:id="15" w:name="_Toc229493119"/>
       <w:r>
         <w:t>Spring Data JPA</w:t>
       </w:r>
@@ -3219,7 +3302,7 @@
           <w:numId w:val="8"/>
         </w:numPr>
       </w:pPr>
-      <w:bookmarkStart w:id="16" w:name="_Toc229491259"/>
+      <w:bookmarkStart w:id="16" w:name="_Toc229493120"/>
       <w:r>
         <w:t>Annotation</w:t>
       </w:r>
@@ -3228,6 +3311,10 @@
     <w:p>
       <w:pPr>
         <w:pStyle w:val="0NoiDung"/>
+        <w:numPr>
+          <w:ilvl w:val="0"/>
+          <w:numId w:val="43"/>
+        </w:numPr>
       </w:pPr>
       <w:r>
         <w:t xml:space="preserve">Dùng để cấu hình và định nghĩa chức năng. </w:t>
@@ -3236,6 +3323,10 @@
     <w:p>
       <w:pPr>
         <w:pStyle w:val="0NoiDung"/>
+        <w:numPr>
+          <w:ilvl w:val="0"/>
+          <w:numId w:val="43"/>
+        </w:numPr>
       </w:pPr>
       <w:r>
         <w:t>Ví dụ:</w:t>
@@ -3249,7 +3340,9 @@
       <w:r>
         <w:rPr>
           <w:rStyle w:val="HTMLCode"/>
-          <w:rFonts w:eastAsiaTheme="minorEastAsia"/>
+          <w:rFonts w:ascii="Times New Roman" w:eastAsiaTheme="minorEastAsia" w:hAnsi="Times New Roman" w:cs="Times New Roman"/>
+          <w:sz w:val="26"/>
+          <w:szCs w:val="26"/>
         </w:rPr>
         <w:t>@</w:t>
       </w:r>
@@ -3265,7 +3358,9 @@
       <w:r>
         <w:rPr>
           <w:rStyle w:val="HTMLCode"/>
-          <w:rFonts w:eastAsiaTheme="minorEastAsia"/>
+          <w:rFonts w:ascii="Times New Roman" w:eastAsiaTheme="minorEastAsia" w:hAnsi="Times New Roman" w:cs="Times New Roman"/>
+          <w:sz w:val="26"/>
+          <w:szCs w:val="26"/>
         </w:rPr>
         <w:t>@</w:t>
       </w:r>
@@ -3281,7 +3376,9 @@
       <w:r>
         <w:rPr>
           <w:rStyle w:val="HTMLCode"/>
-          <w:rFonts w:eastAsiaTheme="minorEastAsia"/>
+          <w:rFonts w:ascii="Times New Roman" w:eastAsiaTheme="minorEastAsia" w:hAnsi="Times New Roman" w:cs="Times New Roman"/>
+          <w:sz w:val="26"/>
+          <w:szCs w:val="26"/>
         </w:rPr>
         <w:t>@</w:t>
       </w:r>
@@ -3297,7 +3394,9 @@
       <w:r>
         <w:rPr>
           <w:rStyle w:val="HTMLCode"/>
-          <w:rFonts w:eastAsiaTheme="minorEastAsia"/>
+          <w:rFonts w:ascii="Times New Roman" w:eastAsiaTheme="minorEastAsia" w:hAnsi="Times New Roman" w:cs="Times New Roman"/>
+          <w:sz w:val="26"/>
+          <w:szCs w:val="26"/>
         </w:rPr>
         <w:t>@</w:t>
       </w:r>
@@ -3316,7 +3415,7 @@
           <w:numId w:val="8"/>
         </w:numPr>
       </w:pPr>
-      <w:bookmarkStart w:id="17" w:name="_Toc229491260"/>
+      <w:bookmarkStart w:id="17" w:name="_Toc229493121"/>
       <w:r>
         <w:t>Git là gì và các lệnh cơ bản</w:t>
       </w:r>
@@ -3330,7 +3429,7 @@
           <w:numId w:val="8"/>
         </w:numPr>
       </w:pPr>
-      <w:bookmarkStart w:id="18" w:name="_Toc229491261"/>
+      <w:bookmarkStart w:id="18" w:name="_Toc229493122"/>
       <w:r>
         <w:t>Git</w:t>
       </w:r>
@@ -3353,12 +3452,19 @@
         <w:t xml:space="preserve">Git </w:t>
       </w:r>
       <w:r>
-        <w:t>là hệ thống quản lý phiên bản phân tán (Distributed Version Control System). Nó giúp bạn theo dõi mọi thay đổi của mã nguồn và làm việc nhóm hiệu quả.</w:t>
+        <w:t xml:space="preserve">là hệ thống quản lý phiên bản phân tán (Distributed Version Control System). Nó giúp </w:t>
+      </w:r>
+      <w:r>
+        <w:t>ta</w:t>
+      </w:r>
+      <w:r>
+        <w:t xml:space="preserve"> theo dõi mọi thay đổi của mã nguồn và làm việc nhóm hiệu quả.</w:t>
       </w:r>
     </w:p>
     <w:p>
       <w:pPr>
         <w:pStyle w:val="0NoiDung"/>
+        <w:ind w:firstLine="0"/>
       </w:pPr>
       <w:r>
         <w:rPr>
@@ -3366,10 +3472,10 @@
         </w:rPr>
         <w:lastRenderedPageBreak/>
         <w:drawing>
-          <wp:inline distT="0" distB="0" distL="0" distR="0" wp14:anchorId="140E4AAE" wp14:editId="0F95A628">
-            <wp:extent cx="5943600" cy="2244090"/>
-            <wp:effectExtent l="0" t="0" r="0" b="3810"/>
-            <wp:docPr id="2" name="Picture 2"/>
+          <wp:inline distT="0" distB="0" distL="0" distR="0">
+            <wp:extent cx="5942684" cy="3281680"/>
+            <wp:effectExtent l="0" t="0" r="1270" b="0"/>
+            <wp:docPr id="6" name="Picture 6" descr="Every Git Command I Use (Cheatsheet) : r/programming"/>
             <wp:cNvGraphicFramePr>
               <a:graphicFrameLocks xmlns:a="http://schemas.openxmlformats.org/drawingml/2006/main" noChangeAspect="1"/>
             </wp:cNvGraphicFramePr>
@@ -3377,23 +3483,39 @@
               <a:graphicData uri="http://schemas.openxmlformats.org/drawingml/2006/picture">
                 <pic:pic xmlns:pic="http://schemas.openxmlformats.org/drawingml/2006/picture">
                   <pic:nvPicPr>
-                    <pic:cNvPr id="1" name=""/>
-                    <pic:cNvPicPr/>
+                    <pic:cNvPr id="0" name="Picture 5" descr="Every Git Command I Use (Cheatsheet) : r/programming"/>
+                    <pic:cNvPicPr>
+                      <a:picLocks noChangeAspect="1" noChangeArrowheads="1"/>
+                    </pic:cNvPicPr>
                   </pic:nvPicPr>
-                  <pic:blipFill>
-                    <a:blip r:embed="rId8"/>
-                    <a:stretch>
-                      <a:fillRect/>
-                    </a:stretch>
+                  <pic:blipFill rotWithShape="1">
+                    <a:blip r:embed="rId9" cstate="print">
+                      <a:extLst>
+                        <a:ext uri="{28A0092B-C50C-407E-A947-70E740481C1C}">
+                          <a14:useLocalDpi xmlns:a14="http://schemas.microsoft.com/office/drawing/2010/main" val="0"/>
+                        </a:ext>
+                      </a:extLst>
+                    </a:blip>
+                    <a:srcRect t="12938"/>
+                    <a:stretch/>
                   </pic:blipFill>
-                  <pic:spPr>
+                  <pic:spPr bwMode="auto">
                     <a:xfrm>
                       <a:off x="0" y="0"/>
-                      <a:ext cx="5943600" cy="2244090"/>
+                      <a:ext cx="5943600" cy="3282186"/>
                     </a:xfrm>
                     <a:prstGeom prst="rect">
                       <a:avLst/>
                     </a:prstGeom>
+                    <a:noFill/>
+                    <a:ln>
+                      <a:noFill/>
+                    </a:ln>
+                    <a:extLst>
+                      <a:ext uri="{53640926-AAD7-44D8-BBD7-CCE9431645EC}">
+                        <a14:shadowObscured xmlns:a14="http://schemas.microsoft.com/office/drawing/2010/main"/>
+                      </a:ext>
+                    </a:extLst>
                   </pic:spPr>
                 </pic:pic>
               </a:graphicData>
@@ -3407,11 +3529,14 @@
         <w:pStyle w:val="TieuDeHinh"/>
       </w:pPr>
       <w:bookmarkStart w:id="19" w:name="_Toc229487600"/>
-      <w:bookmarkStart w:id="20" w:name="_Toc229487648"/>
-      <w:r>
-        <w:t>Hình 2: Kết quả</w:t>
+      <w:bookmarkStart w:id="20" w:name="_Toc229493184"/>
+      <w:r>
+        <w:t xml:space="preserve">Hình 2: </w:t>
       </w:r>
       <w:bookmarkEnd w:id="19"/>
+      <w:r>
+        <w:t>Các câu lệnh Git</w:t>
+      </w:r>
       <w:bookmarkEnd w:id="20"/>
     </w:p>
     <w:p>
@@ -3422,9 +3547,9 @@
           <w:numId w:val="8"/>
         </w:numPr>
       </w:pPr>
-      <w:bookmarkStart w:id="21" w:name="_Toc229491262"/>
-      <w:r>
-        <w:t>Các lệnh cơ bản step-by-step:</w:t>
+      <w:bookmarkStart w:id="21" w:name="_Toc229493123"/>
+      <w:r>
+        <w:t>Các lệnh cơ bản step-by-step</w:t>
       </w:r>
       <w:bookmarkEnd w:id="21"/>
     </w:p>
@@ -3435,13 +3560,13 @@
         <w:tblLook w:val="04A0" w:firstRow="1" w:lastRow="0" w:firstColumn="1" w:lastColumn="0" w:noHBand="0" w:noVBand="1"/>
       </w:tblPr>
       <w:tblGrid>
-        <w:gridCol w:w="5710"/>
-        <w:gridCol w:w="3640"/>
+        <w:gridCol w:w="3397"/>
+        <w:gridCol w:w="5953"/>
       </w:tblGrid>
       <w:tr>
         <w:tc>
           <w:tcPr>
-            <w:tcW w:w="5710" w:type="dxa"/>
+            <w:tcW w:w="3397" w:type="dxa"/>
           </w:tcPr>
           <w:p>
             <w:pPr>
@@ -3466,7 +3591,7 @@
         </w:tc>
         <w:tc>
           <w:tcPr>
-            <w:tcW w:w="3640" w:type="dxa"/>
+            <w:tcW w:w="5953" w:type="dxa"/>
           </w:tcPr>
           <w:p>
             <w:pPr>
@@ -3493,7 +3618,7 @@
       <w:tr>
         <w:tc>
           <w:tcPr>
-            <w:tcW w:w="5710" w:type="dxa"/>
+            <w:tcW w:w="3397" w:type="dxa"/>
           </w:tcPr>
           <w:p>
             <w:pPr>
@@ -3518,7 +3643,7 @@
         </w:tc>
         <w:tc>
           <w:tcPr>
-            <w:tcW w:w="3640" w:type="dxa"/>
+            <w:tcW w:w="5953" w:type="dxa"/>
           </w:tcPr>
           <w:p>
             <w:pPr>
@@ -3544,7 +3669,7 @@
       <w:tr>
         <w:tc>
           <w:tcPr>
-            <w:tcW w:w="5710" w:type="dxa"/>
+            <w:tcW w:w="3397" w:type="dxa"/>
           </w:tcPr>
           <w:p>
             <w:pPr>
@@ -3569,7 +3694,7 @@
         </w:tc>
         <w:tc>
           <w:tcPr>
-            <w:tcW w:w="3640" w:type="dxa"/>
+            <w:tcW w:w="5953" w:type="dxa"/>
           </w:tcPr>
           <w:p>
             <w:pPr>
@@ -3595,7 +3720,7 @@
       <w:tr>
         <w:tc>
           <w:tcPr>
-            <w:tcW w:w="5710" w:type="dxa"/>
+            <w:tcW w:w="3397" w:type="dxa"/>
           </w:tcPr>
           <w:p>
             <w:pPr>
@@ -3620,7 +3745,7 @@
         </w:tc>
         <w:tc>
           <w:tcPr>
-            <w:tcW w:w="3640" w:type="dxa"/>
+            <w:tcW w:w="5953" w:type="dxa"/>
           </w:tcPr>
           <w:p>
             <w:pPr>
@@ -3646,7 +3771,7 @@
       <w:tr>
         <w:tc>
           <w:tcPr>
-            <w:tcW w:w="5710" w:type="dxa"/>
+            <w:tcW w:w="3397" w:type="dxa"/>
           </w:tcPr>
           <w:p>
             <w:pPr>
@@ -3671,7 +3796,7 @@
         </w:tc>
         <w:tc>
           <w:tcPr>
-            <w:tcW w:w="3640" w:type="dxa"/>
+            <w:tcW w:w="5953" w:type="dxa"/>
           </w:tcPr>
           <w:p>
             <w:pPr>
@@ -3697,7 +3822,7 @@
       <w:tr>
         <w:tc>
           <w:tcPr>
-            <w:tcW w:w="5710" w:type="dxa"/>
+            <w:tcW w:w="3397" w:type="dxa"/>
           </w:tcPr>
           <w:p>
             <w:pPr>
@@ -3722,7 +3847,7 @@
         </w:tc>
         <w:tc>
           <w:tcPr>
-            <w:tcW w:w="3640" w:type="dxa"/>
+            <w:tcW w:w="5953" w:type="dxa"/>
           </w:tcPr>
           <w:p>
             <w:pPr>
@@ -3748,7 +3873,7 @@
       <w:tr>
         <w:tc>
           <w:tcPr>
-            <w:tcW w:w="5710" w:type="dxa"/>
+            <w:tcW w:w="3397" w:type="dxa"/>
           </w:tcPr>
           <w:p>
             <w:pPr>
@@ -3773,7 +3898,7 @@
         </w:tc>
         <w:tc>
           <w:tcPr>
-            <w:tcW w:w="3640" w:type="dxa"/>
+            <w:tcW w:w="5953" w:type="dxa"/>
           </w:tcPr>
           <w:p>
             <w:pPr>
@@ -3799,7 +3924,7 @@
       <w:tr>
         <w:tc>
           <w:tcPr>
-            <w:tcW w:w="5710" w:type="dxa"/>
+            <w:tcW w:w="3397" w:type="dxa"/>
           </w:tcPr>
           <w:p>
             <w:pPr>
@@ -3818,14 +3943,13 @@
                 <w:sz w:val="26"/>
                 <w:szCs w:val="26"/>
               </w:rPr>
-              <w:lastRenderedPageBreak/>
               <w:t>git pull origin &lt;branch&gt;</w:t>
             </w:r>
           </w:p>
         </w:tc>
         <w:tc>
           <w:tcPr>
-            <w:tcW w:w="3640" w:type="dxa"/>
+            <w:tcW w:w="5953" w:type="dxa"/>
           </w:tcPr>
           <w:p>
             <w:pPr>
@@ -3851,7 +3975,7 @@
       <w:tr>
         <w:tc>
           <w:tcPr>
-            <w:tcW w:w="5710" w:type="dxa"/>
+            <w:tcW w:w="3397" w:type="dxa"/>
           </w:tcPr>
           <w:p>
             <w:pPr>
@@ -3870,13 +3994,14 @@
                 <w:sz w:val="26"/>
                 <w:szCs w:val="26"/>
               </w:rPr>
+              <w:lastRenderedPageBreak/>
               <w:t>git checkout -b &lt;tên_nhánh&gt;</w:t>
             </w:r>
           </w:p>
         </w:tc>
         <w:tc>
           <w:tcPr>
-            <w:tcW w:w="3640" w:type="dxa"/>
+            <w:tcW w:w="5953" w:type="dxa"/>
           </w:tcPr>
           <w:p>
             <w:pPr>
@@ -3908,11 +4033,78 @@
     <w:p>
       <w:pPr>
         <w:pStyle w:val="0NoiDung"/>
-      </w:pPr>
+        <w:ind w:firstLine="0"/>
+      </w:pPr>
+      <w:r>
+        <w:rPr>
+          <w:noProof/>
+        </w:rPr>
+        <w:drawing>
+          <wp:inline distT="0" distB="0" distL="0" distR="0">
+            <wp:extent cx="5943600" cy="3338945"/>
+            <wp:effectExtent l="0" t="0" r="0" b="0"/>
+            <wp:docPr id="3" name="Picture 3" descr="How Git Works: Explained in 4 Minutes"/>
+            <wp:cNvGraphicFramePr>
+              <a:graphicFrameLocks xmlns:a="http://schemas.openxmlformats.org/drawingml/2006/main" noChangeAspect="1"/>
+            </wp:cNvGraphicFramePr>
+            <a:graphic xmlns:a="http://schemas.openxmlformats.org/drawingml/2006/main">
+              <a:graphicData uri="http://schemas.openxmlformats.org/drawingml/2006/picture">
+                <pic:pic xmlns:pic="http://schemas.openxmlformats.org/drawingml/2006/picture">
+                  <pic:nvPicPr>
+                    <pic:cNvPr id="0" name="Picture 1" descr="How Git Works: Explained in 4 Minutes"/>
+                    <pic:cNvPicPr>
+                      <a:picLocks noChangeAspect="1" noChangeArrowheads="1"/>
+                    </pic:cNvPicPr>
+                  </pic:nvPicPr>
+                  <pic:blipFill>
+                    <a:blip r:embed="rId10">
+                      <a:extLst>
+                        <a:ext uri="{28A0092B-C50C-407E-A947-70E740481C1C}">
+                          <a14:useLocalDpi xmlns:a14="http://schemas.microsoft.com/office/drawing/2010/main" val="0"/>
+                        </a:ext>
+                      </a:extLst>
+                    </a:blip>
+                    <a:srcRect/>
+                    <a:stretch>
+                      <a:fillRect/>
+                    </a:stretch>
+                  </pic:blipFill>
+                  <pic:spPr bwMode="auto">
+                    <a:xfrm>
+                      <a:off x="0" y="0"/>
+                      <a:ext cx="5943600" cy="3338945"/>
+                    </a:xfrm>
+                    <a:prstGeom prst="rect">
+                      <a:avLst/>
+                    </a:prstGeom>
+                    <a:noFill/>
+                    <a:ln>
+                      <a:noFill/>
+                    </a:ln>
+                  </pic:spPr>
+                </pic:pic>
+              </a:graphicData>
+            </a:graphic>
+          </wp:inline>
+        </w:drawing>
+      </w:r>
+    </w:p>
+    <w:p>
+      <w:pPr>
+        <w:pStyle w:val="TieuDeHinh"/>
+      </w:pPr>
+      <w:bookmarkStart w:id="22" w:name="_Toc229493185"/>
+      <w:r>
+        <w:t>Hình 3: Cách mà G</w:t>
+      </w:r>
+      <w:r>
+        <w:t>it làm việc</w:t>
+      </w:r>
+      <w:bookmarkEnd w:id="22"/>
     </w:p>
     <w:sectPr>
-      <w:headerReference w:type="default" r:id="rId9"/>
-      <w:footerReference w:type="default" r:id="rId10"/>
+      <w:headerReference w:type="default" r:id="rId11"/>
+      <w:footerReference w:type="default" r:id="rId12"/>
       <w:pgSz w:w="12240" w:h="15840"/>
       <w:pgMar w:top="1440" w:right="1440" w:bottom="1440" w:left="1440" w:header="720" w:footer="720" w:gutter="0"/>
       <w:cols w:space="720"/>
@@ -4001,7 +4193,7 @@
         <w:sz w:val="26"/>
         <w:szCs w:val="26"/>
       </w:rPr>
-      <w:t>7</w:t>
+      <w:t>9</w:t>
     </w:r>
     <w:r>
       <w:rPr>
@@ -5483,6 +5675,119 @@
     </w:lvl>
   </w:abstractNum>
   <w:abstractNum w:abstractNumId="13">
+    <w:nsid w:val="38E26C1B"/>
+    <w:multiLevelType w:val="hybridMultilevel"/>
+    <w:tmpl w:val="072EEAAA"/>
+    <w:lvl w:ilvl="0" w:tplc="04090001">
+      <w:start w:val="1"/>
+      <w:numFmt w:val="bullet"/>
+      <w:lvlText w:val=""/>
+      <w:lvlJc w:val="left"/>
+      <w:pPr>
+        <w:ind w:left="1440" w:hanging="360"/>
+      </w:pPr>
+      <w:rPr>
+        <w:rFonts w:ascii="Symbol" w:hAnsi="Symbol" w:hint="default"/>
+      </w:rPr>
+    </w:lvl>
+    <w:lvl w:ilvl="1" w:tplc="04090003" w:tentative="1">
+      <w:start w:val="1"/>
+      <w:numFmt w:val="bullet"/>
+      <w:lvlText w:val="o"/>
+      <w:lvlJc w:val="left"/>
+      <w:pPr>
+        <w:ind w:left="2160" w:hanging="360"/>
+      </w:pPr>
+      <w:rPr>
+        <w:rFonts w:ascii="Courier New" w:hAnsi="Courier New" w:cs="Courier New" w:hint="default"/>
+      </w:rPr>
+    </w:lvl>
+    <w:lvl w:ilvl="2" w:tplc="04090005" w:tentative="1">
+      <w:start w:val="1"/>
+      <w:numFmt w:val="bullet"/>
+      <w:lvlText w:val=""/>
+      <w:lvlJc w:val="left"/>
+      <w:pPr>
+        <w:ind w:left="2880" w:hanging="360"/>
+      </w:pPr>
+      <w:rPr>
+        <w:rFonts w:ascii="Wingdings" w:hAnsi="Wingdings" w:hint="default"/>
+      </w:rPr>
+    </w:lvl>
+    <w:lvl w:ilvl="3" w:tplc="04090001" w:tentative="1">
+      <w:start w:val="1"/>
+      <w:numFmt w:val="bullet"/>
+      <w:lvlText w:val=""/>
+      <w:lvlJc w:val="left"/>
+      <w:pPr>
+        <w:ind w:left="3600" w:hanging="360"/>
+      </w:pPr>
+      <w:rPr>
+        <w:rFonts w:ascii="Symbol" w:hAnsi="Symbol" w:hint="default"/>
+      </w:rPr>
+    </w:lvl>
+    <w:lvl w:ilvl="4" w:tplc="04090003" w:tentative="1">
+      <w:start w:val="1"/>
+      <w:numFmt w:val="bullet"/>
+      <w:lvlText w:val="o"/>
+      <w:lvlJc w:val="left"/>
+      <w:pPr>
+        <w:ind w:left="4320" w:hanging="360"/>
+      </w:pPr>
+      <w:rPr>
+        <w:rFonts w:ascii="Courier New" w:hAnsi="Courier New" w:cs="Courier New" w:hint="default"/>
+      </w:rPr>
+    </w:lvl>
+    <w:lvl w:ilvl="5" w:tplc="04090005" w:tentative="1">
+      <w:start w:val="1"/>
+      <w:numFmt w:val="bullet"/>
+      <w:lvlText w:val=""/>
+      <w:lvlJc w:val="left"/>
+      <w:pPr>
+        <w:ind w:left="5040" w:hanging="360"/>
+      </w:pPr>
+      <w:rPr>
+        <w:rFonts w:ascii="Wingdings" w:hAnsi="Wingdings" w:hint="default"/>
+      </w:rPr>
+    </w:lvl>
+    <w:lvl w:ilvl="6" w:tplc="04090001" w:tentative="1">
+      <w:start w:val="1"/>
+      <w:numFmt w:val="bullet"/>
+      <w:lvlText w:val=""/>
+      <w:lvlJc w:val="left"/>
+      <w:pPr>
+        <w:ind w:left="5760" w:hanging="360"/>
+      </w:pPr>
+      <w:rPr>
+        <w:rFonts w:ascii="Symbol" w:hAnsi="Symbol" w:hint="default"/>
+      </w:rPr>
+    </w:lvl>
+    <w:lvl w:ilvl="7" w:tplc="04090003" w:tentative="1">
+      <w:start w:val="1"/>
+      <w:numFmt w:val="bullet"/>
+      <w:lvlText w:val="o"/>
+      <w:lvlJc w:val="left"/>
+      <w:pPr>
+        <w:ind w:left="6480" w:hanging="360"/>
+      </w:pPr>
+      <w:rPr>
+        <w:rFonts w:ascii="Courier New" w:hAnsi="Courier New" w:cs="Courier New" w:hint="default"/>
+      </w:rPr>
+    </w:lvl>
+    <w:lvl w:ilvl="8" w:tplc="04090005" w:tentative="1">
+      <w:start w:val="1"/>
+      <w:numFmt w:val="bullet"/>
+      <w:lvlText w:val=""/>
+      <w:lvlJc w:val="left"/>
+      <w:pPr>
+        <w:ind w:left="7200" w:hanging="360"/>
+      </w:pPr>
+      <w:rPr>
+        <w:rFonts w:ascii="Wingdings" w:hAnsi="Wingdings" w:hint="default"/>
+      </w:rPr>
+    </w:lvl>
+  </w:abstractNum>
+  <w:abstractNum w:abstractNumId="14">
     <w:nsid w:val="3CE14E87"/>
     <w:multiLevelType w:val="multilevel"/>
     <w:tmpl w:val="96A6F996"/>
@@ -5595,7 +5900,7 @@
       </w:pPr>
     </w:lvl>
   </w:abstractNum>
-  <w:abstractNum w:abstractNumId="14">
+  <w:abstractNum w:abstractNumId="15">
     <w:nsid w:val="4148264A"/>
     <w:multiLevelType w:val="multilevel"/>
     <w:tmpl w:val="4F8C04B2"/>
@@ -5744,7 +6049,7 @@
       </w:rPr>
     </w:lvl>
   </w:abstractNum>
-  <w:abstractNum w:abstractNumId="15">
+  <w:abstractNum w:abstractNumId="16">
     <w:nsid w:val="41FA621D"/>
     <w:multiLevelType w:val="multilevel"/>
     <w:tmpl w:val="90FA6E8C"/>
@@ -5893,7 +6198,7 @@
       </w:rPr>
     </w:lvl>
   </w:abstractNum>
-  <w:abstractNum w:abstractNumId="16">
+  <w:abstractNum w:abstractNumId="17">
     <w:nsid w:val="43165307"/>
     <w:multiLevelType w:val="hybridMultilevel"/>
     <w:tmpl w:val="DF64B7F8"/>
@@ -6006,7 +6311,7 @@
       </w:rPr>
     </w:lvl>
   </w:abstractNum>
-  <w:abstractNum w:abstractNumId="17">
+  <w:abstractNum w:abstractNumId="18">
     <w:nsid w:val="439B51F4"/>
     <w:multiLevelType w:val="multilevel"/>
     <w:tmpl w:val="ABB258A4"/>
@@ -6155,7 +6460,7 @@
       </w:rPr>
     </w:lvl>
   </w:abstractNum>
-  <w:abstractNum w:abstractNumId="18">
+  <w:abstractNum w:abstractNumId="19">
     <w:nsid w:val="45520B71"/>
     <w:multiLevelType w:val="multilevel"/>
     <w:tmpl w:val="FB3A9D5E"/>
@@ -6244,7 +6549,7 @@
       </w:pPr>
     </w:lvl>
   </w:abstractNum>
-  <w:abstractNum w:abstractNumId="19">
+  <w:abstractNum w:abstractNumId="20">
     <w:nsid w:val="46F3100F"/>
     <w:multiLevelType w:val="multilevel"/>
     <w:tmpl w:val="838064CA"/>
@@ -6393,7 +6698,7 @@
       </w:rPr>
     </w:lvl>
   </w:abstractNum>
-  <w:abstractNum w:abstractNumId="20">
+  <w:abstractNum w:abstractNumId="21">
     <w:nsid w:val="4F220030"/>
     <w:multiLevelType w:val="multilevel"/>
     <w:tmpl w:val="0409001F"/>
@@ -6479,7 +6784,7 @@
       </w:pPr>
     </w:lvl>
   </w:abstractNum>
-  <w:abstractNum w:abstractNumId="21">
+  <w:abstractNum w:abstractNumId="22">
     <w:nsid w:val="4F401174"/>
     <w:multiLevelType w:val="multilevel"/>
     <w:tmpl w:val="7CBA83E0"/>
@@ -6628,7 +6933,7 @@
       </w:rPr>
     </w:lvl>
   </w:abstractNum>
-  <w:abstractNum w:abstractNumId="22">
+  <w:abstractNum w:abstractNumId="23">
     <w:nsid w:val="535F2CC4"/>
     <w:multiLevelType w:val="multilevel"/>
     <w:tmpl w:val="3176F440"/>
@@ -6777,7 +7082,7 @@
       </w:rPr>
     </w:lvl>
   </w:abstractNum>
-  <w:abstractNum w:abstractNumId="23">
+  <w:abstractNum w:abstractNumId="24">
     <w:nsid w:val="561A782D"/>
     <w:multiLevelType w:val="multilevel"/>
     <w:tmpl w:val="4AF2937C"/>
@@ -6926,7 +7231,7 @@
       </w:rPr>
     </w:lvl>
   </w:abstractNum>
-  <w:abstractNum w:abstractNumId="24">
+  <w:abstractNum w:abstractNumId="25">
     <w:nsid w:val="56426542"/>
     <w:multiLevelType w:val="hybridMultilevel"/>
     <w:tmpl w:val="CFC2FDEE"/>
@@ -7039,7 +7344,7 @@
       </w:rPr>
     </w:lvl>
   </w:abstractNum>
-  <w:abstractNum w:abstractNumId="25">
+  <w:abstractNum w:abstractNumId="26">
     <w:nsid w:val="5CB42757"/>
     <w:multiLevelType w:val="hybridMultilevel"/>
     <w:tmpl w:val="4224E324"/>
@@ -7152,7 +7457,7 @@
       </w:rPr>
     </w:lvl>
   </w:abstractNum>
-  <w:abstractNum w:abstractNumId="26">
+  <w:abstractNum w:abstractNumId="27">
     <w:nsid w:val="62FE6309"/>
     <w:multiLevelType w:val="multilevel"/>
     <w:tmpl w:val="0409001F"/>
@@ -7238,7 +7543,7 @@
       </w:pPr>
     </w:lvl>
   </w:abstractNum>
-  <w:abstractNum w:abstractNumId="27">
+  <w:abstractNum w:abstractNumId="28">
     <w:nsid w:val="64BF308D"/>
     <w:multiLevelType w:val="multilevel"/>
     <w:tmpl w:val="0409001F"/>
@@ -7324,7 +7629,7 @@
       </w:pPr>
     </w:lvl>
   </w:abstractNum>
-  <w:abstractNum w:abstractNumId="28">
+  <w:abstractNum w:abstractNumId="29">
     <w:nsid w:val="656C351D"/>
     <w:multiLevelType w:val="multilevel"/>
     <w:tmpl w:val="8C62ECBE"/>
@@ -7473,7 +7778,7 @@
       </w:rPr>
     </w:lvl>
   </w:abstractNum>
-  <w:abstractNum w:abstractNumId="29">
+  <w:abstractNum w:abstractNumId="30">
     <w:nsid w:val="68584DCC"/>
     <w:multiLevelType w:val="multilevel"/>
     <w:tmpl w:val="C0C250D8"/>
@@ -7586,7 +7891,7 @@
       </w:pPr>
     </w:lvl>
   </w:abstractNum>
-  <w:abstractNum w:abstractNumId="30">
+  <w:abstractNum w:abstractNumId="31">
     <w:nsid w:val="69B10341"/>
     <w:multiLevelType w:val="multilevel"/>
     <w:tmpl w:val="04C0AB88"/>
@@ -7735,7 +8040,7 @@
       </w:rPr>
     </w:lvl>
   </w:abstractNum>
-  <w:abstractNum w:abstractNumId="31">
+  <w:abstractNum w:abstractNumId="32">
     <w:nsid w:val="6D007788"/>
     <w:multiLevelType w:val="multilevel"/>
     <w:tmpl w:val="FB3A9D5E"/>
@@ -7824,7 +8129,7 @@
       </w:pPr>
     </w:lvl>
   </w:abstractNum>
-  <w:abstractNum w:abstractNumId="32">
+  <w:abstractNum w:abstractNumId="33">
     <w:nsid w:val="6E33640A"/>
     <w:multiLevelType w:val="hybridMultilevel"/>
     <w:tmpl w:val="21C4E5A0"/>
@@ -7937,7 +8242,7 @@
       </w:rPr>
     </w:lvl>
   </w:abstractNum>
-  <w:abstractNum w:abstractNumId="33">
+  <w:abstractNum w:abstractNumId="34">
     <w:nsid w:val="6E4C18B2"/>
     <w:multiLevelType w:val="multilevel"/>
     <w:tmpl w:val="2A989294"/>
@@ -8086,7 +8391,7 @@
       </w:rPr>
     </w:lvl>
   </w:abstractNum>
-  <w:abstractNum w:abstractNumId="34">
+  <w:abstractNum w:abstractNumId="35">
     <w:nsid w:val="70467808"/>
     <w:multiLevelType w:val="hybridMultilevel"/>
     <w:tmpl w:val="1522233E"/>
@@ -8199,7 +8504,7 @@
       </w:rPr>
     </w:lvl>
   </w:abstractNum>
-  <w:abstractNum w:abstractNumId="35">
+  <w:abstractNum w:abstractNumId="36">
     <w:nsid w:val="761C5246"/>
     <w:multiLevelType w:val="multilevel"/>
     <w:tmpl w:val="3D86CA24"/>
@@ -8348,7 +8653,7 @@
       </w:rPr>
     </w:lvl>
   </w:abstractNum>
-  <w:abstractNum w:abstractNumId="36">
+  <w:abstractNum w:abstractNumId="37">
     <w:nsid w:val="76C108D9"/>
     <w:multiLevelType w:val="multilevel"/>
     <w:tmpl w:val="2BDE378C"/>
@@ -8497,7 +8802,7 @@
       </w:rPr>
     </w:lvl>
   </w:abstractNum>
-  <w:abstractNum w:abstractNumId="37">
+  <w:abstractNum w:abstractNumId="38">
     <w:nsid w:val="79AD23DC"/>
     <w:multiLevelType w:val="multilevel"/>
     <w:tmpl w:val="EBDA917C"/>
@@ -8646,7 +8951,7 @@
       </w:rPr>
     </w:lvl>
   </w:abstractNum>
-  <w:abstractNum w:abstractNumId="38">
+  <w:abstractNum w:abstractNumId="39">
     <w:nsid w:val="7ABF448E"/>
     <w:multiLevelType w:val="multilevel"/>
     <w:tmpl w:val="93A0F05C"/>
@@ -8795,7 +9100,7 @@
       </w:rPr>
     </w:lvl>
   </w:abstractNum>
-  <w:abstractNum w:abstractNumId="39">
+  <w:abstractNum w:abstractNumId="40">
     <w:nsid w:val="7ADC2620"/>
     <w:multiLevelType w:val="multilevel"/>
     <w:tmpl w:val="0409001F"/>
@@ -8881,7 +9186,7 @@
       </w:pPr>
     </w:lvl>
   </w:abstractNum>
-  <w:abstractNum w:abstractNumId="40">
+  <w:abstractNum w:abstractNumId="41">
     <w:nsid w:val="7DAD1877"/>
     <w:multiLevelType w:val="multilevel"/>
     <w:tmpl w:val="87462A04"/>
@@ -9030,7 +9335,7 @@
       </w:rPr>
     </w:lvl>
   </w:abstractNum>
-  <w:abstractNum w:abstractNumId="41">
+  <w:abstractNum w:abstractNumId="42">
     <w:nsid w:val="7E6C5137"/>
     <w:multiLevelType w:val="multilevel"/>
     <w:tmpl w:val="DBECA508"/>
@@ -9180,25 +9485,25 @@
     </w:lvl>
   </w:abstractNum>
   <w:num w:numId="1">
-    <w:abstractNumId w:val="41"/>
+    <w:abstractNumId w:val="42"/>
   </w:num>
   <w:num w:numId="2">
-    <w:abstractNumId w:val="23"/>
+    <w:abstractNumId w:val="24"/>
   </w:num>
   <w:num w:numId="3">
-    <w:abstractNumId w:val="21"/>
+    <w:abstractNumId w:val="22"/>
   </w:num>
   <w:num w:numId="4">
-    <w:abstractNumId w:val="29"/>
+    <w:abstractNumId w:val="30"/>
   </w:num>
   <w:num w:numId="5">
-    <w:abstractNumId w:val="13"/>
+    <w:abstractNumId w:val="14"/>
   </w:num>
   <w:num w:numId="6">
     <w:abstractNumId w:val="1"/>
   </w:num>
   <w:num w:numId="7">
-    <w:abstractNumId w:val="26"/>
+    <w:abstractNumId w:val="27"/>
   </w:num>
   <w:num w:numId="8">
     <w:abstractNumId w:val="8"/>
@@ -9216,28 +9521,28 @@
     <w:abstractNumId w:val="11"/>
   </w:num>
   <w:num w:numId="13">
-    <w:abstractNumId w:val="31"/>
+    <w:abstractNumId w:val="32"/>
   </w:num>
   <w:num w:numId="14">
-    <w:abstractNumId w:val="18"/>
+    <w:abstractNumId w:val="19"/>
   </w:num>
   <w:num w:numId="15">
     <w:abstractNumId w:val="4"/>
   </w:num>
   <w:num w:numId="16">
-    <w:abstractNumId w:val="39"/>
+    <w:abstractNumId w:val="40"/>
   </w:num>
   <w:num w:numId="17">
-    <w:abstractNumId w:val="20"/>
+    <w:abstractNumId w:val="21"/>
   </w:num>
   <w:num w:numId="18">
-    <w:abstractNumId w:val="27"/>
+    <w:abstractNumId w:val="28"/>
   </w:num>
   <w:num w:numId="19">
-    <w:abstractNumId w:val="17"/>
+    <w:abstractNumId w:val="18"/>
   </w:num>
   <w:num w:numId="20">
-    <w:abstractNumId w:val="33"/>
+    <w:abstractNumId w:val="34"/>
   </w:num>
   <w:num w:numId="21">
     <w:abstractNumId w:val="7"/>
@@ -9246,28 +9551,28 @@
     <w:abstractNumId w:val="6"/>
   </w:num>
   <w:num w:numId="23">
-    <w:abstractNumId w:val="28"/>
+    <w:abstractNumId w:val="29"/>
   </w:num>
   <w:num w:numId="24">
-    <w:abstractNumId w:val="32"/>
+    <w:abstractNumId w:val="33"/>
   </w:num>
   <w:num w:numId="25">
-    <w:abstractNumId w:val="25"/>
+    <w:abstractNumId w:val="26"/>
   </w:num>
   <w:num w:numId="26">
-    <w:abstractNumId w:val="35"/>
+    <w:abstractNumId w:val="36"/>
   </w:num>
   <w:num w:numId="27">
     <w:abstractNumId w:val="3"/>
   </w:num>
   <w:num w:numId="28">
-    <w:abstractNumId w:val="40"/>
+    <w:abstractNumId w:val="41"/>
   </w:num>
   <w:num w:numId="29">
-    <w:abstractNumId w:val="15"/>
+    <w:abstractNumId w:val="16"/>
   </w:num>
   <w:num w:numId="30">
-    <w:abstractNumId w:val="37"/>
+    <w:abstractNumId w:val="38"/>
   </w:num>
   <w:num w:numId="31">
     <w:abstractNumId w:val="0"/>
@@ -9276,34 +9581,37 @@
     <w:abstractNumId w:val="10"/>
   </w:num>
   <w:num w:numId="33">
-    <w:abstractNumId w:val="38"/>
+    <w:abstractNumId w:val="39"/>
   </w:num>
   <w:num w:numId="34">
     <w:abstractNumId w:val="9"/>
   </w:num>
   <w:num w:numId="35">
-    <w:abstractNumId w:val="22"/>
+    <w:abstractNumId w:val="23"/>
   </w:num>
   <w:num w:numId="36">
-    <w:abstractNumId w:val="14"/>
+    <w:abstractNumId w:val="15"/>
   </w:num>
   <w:num w:numId="37">
-    <w:abstractNumId w:val="36"/>
+    <w:abstractNumId w:val="37"/>
   </w:num>
   <w:num w:numId="38">
-    <w:abstractNumId w:val="30"/>
+    <w:abstractNumId w:val="31"/>
   </w:num>
   <w:num w:numId="39">
-    <w:abstractNumId w:val="19"/>
+    <w:abstractNumId w:val="20"/>
   </w:num>
   <w:num w:numId="40">
-    <w:abstractNumId w:val="34"/>
+    <w:abstractNumId w:val="35"/>
   </w:num>
   <w:num w:numId="41">
-    <w:abstractNumId w:val="24"/>
+    <w:abstractNumId w:val="25"/>
   </w:num>
   <w:num w:numId="42">
-    <w:abstractNumId w:val="16"/>
+    <w:abstractNumId w:val="17"/>
+  </w:num>
+  <w:num w:numId="43">
+    <w:abstractNumId w:val="13"/>
   </w:num>
 </w:numbering>
 </file>
@@ -9764,6 +10072,7 @@
   <w:style w:type="character" w:default="1" w:styleId="DefaultParagraphFont">
     <w:name w:val="Default Paragraph Font"/>
     <w:uiPriority w:val="1"/>
+    <w:semiHidden/>
     <w:unhideWhenUsed/>
   </w:style>
   <w:style w:type="table" w:default="1" w:styleId="TableNormal">
@@ -10491,7 +10800,7 @@
 </file>
 
 <file path=customXml/itemProps1.xml><?xml version="1.0" encoding="utf-8"?>
-<ds:datastoreItem xmlns:ds="http://schemas.openxmlformats.org/officeDocument/2006/customXml" ds:itemID="{960417FF-96A8-4414-9DFA-50340B1CFA74}">
+<ds:datastoreItem xmlns:ds="http://schemas.openxmlformats.org/officeDocument/2006/customXml" ds:itemID="{0A930608-C2A2-4595-AF0A-F36DE04B475B}">
   <ds:schemaRefs>
     <ds:schemaRef ds:uri="http://schemas.openxmlformats.org/officeDocument/2006/bibliography"/>
   </ds:schemaRefs>
